--- a/docx_resources/Вечірня-Утреня/В,У - Квітна Тріодь/pascha-5/5-1-ВУ.docx
+++ b/docx_resources/Вечірня-Утреня/В,У - Квітна Тріодь/pascha-5/5-1-ВУ.docx
@@ -4,97 +4,63 @@
   <w:body>
     <w:p>
       <w:pPr>
-        <w:pBdr>
-          <w:top w:val="nil"/>
-          <w:left w:val="nil"/>
-          <w:bottom w:val="nil"/>
-          <w:right w:val="nil"/>
-          <w:between w:val="nil"/>
-        </w:pBdr>
-        <w:spacing w:after="120"/>
-        <w:jc w:val="both"/>
-        <w:rPr>
-          <w:rFonts w:ascii="Times New Roman" w:hAnsi="Times New Roman"/>
-          <w:sz w:val="24"/>
-          <w:szCs w:val="24"/>
-        </w:rPr>
-      </w:pPr>
-      <w:r>
-        <w:rPr>
-          <w:rFonts w:ascii="Times New Roman" w:hAnsi="Times New Roman"/>
-          <w:sz w:val="24"/>
-          <w:szCs w:val="24"/>
-        </w:rPr>
-        <w:t>Травень 15 Понеділок</w:t>
-      </w:r>
-    </w:p>
-    <w:p>
-      <w:pPr>
-        <w:pBdr>
-          <w:top w:val="nil"/>
-          <w:left w:val="nil"/>
-          <w:bottom w:val="nil"/>
-          <w:right w:val="nil"/>
-          <w:between w:val="nil"/>
-        </w:pBdr>
-        <w:spacing w:after="120"/>
-        <w:jc w:val="both"/>
-        <w:rPr>
-          <w:rFonts w:ascii="Times New Roman" w:hAnsi="Times New Roman"/>
-          <w:sz w:val="24"/>
-          <w:szCs w:val="24"/>
-        </w:rPr>
-      </w:pPr>
-      <w:r>
-        <w:rPr>
-          <w:rFonts w:ascii="Times New Roman" w:hAnsi="Times New Roman"/>
-          <w:sz w:val="24"/>
-          <w:szCs w:val="24"/>
-        </w:rPr>
-        <w:t>15 (2) Тиждень 5-ий після Пасхи.</w:t>
-      </w:r>
-    </w:p>
-    <w:p>
-      <w:pPr>
-        <w:pBdr>
-          <w:top w:val="nil"/>
-          <w:left w:val="nil"/>
-          <w:bottom w:val="nil"/>
-          <w:right w:val="nil"/>
-          <w:between w:val="nil"/>
-        </w:pBdr>
-        <w:spacing w:after="120"/>
-        <w:rPr>
-          <w:rFonts w:ascii="Times New Roman" w:hAnsi="Times New Roman"/>
-          <w:sz w:val="24"/>
-          <w:szCs w:val="24"/>
-        </w:rPr>
-      </w:pPr>
-      <w:r>
-        <w:rPr>
-          <w:rFonts w:ascii="Times New Roman" w:eastAsia="Quattrocento Sans" w:hAnsi="Times New Roman" w:cs="Quattrocento Sans"/>
-          <w:sz w:val="24"/>
-          <w:szCs w:val="24"/>
-        </w:rPr>
-        <w:t>🕃</w:t>
-      </w:r>
-      <w:r>
-        <w:rPr>
-          <w:rFonts w:ascii="Times New Roman" w:hAnsi="Times New Roman"/>
-          <w:sz w:val="24"/>
-          <w:szCs w:val="24"/>
-        </w:rPr>
-        <w:t xml:space="preserve"> Св. Атанасія Великого, архиєп. Олександрійського.</w:t>
-      </w:r>
-    </w:p>
-    <w:p>
-      <w:pPr>
-        <w:spacing w:after="120"/>
-        <w:jc w:val="both"/>
-        <w:rPr>
-          <w:rFonts w:ascii="Times New Roman" w:hAnsi="Times New Roman"/>
-          <w:b/>
-          <w:color w:val="FF0000"/>
+        <w:spacing w:after="120"/>
+        <w:rPr>
+          <w:rFonts w:ascii="Times New Roman" w:hAnsi="Times New Roman"/>
+          <w:sz w:val="24"/>
+          <w:szCs w:val="24"/>
+        </w:rPr>
+      </w:pPr>
+      <w:r>
+        <w:rPr>
+          <w:rFonts w:ascii="Times New Roman" w:hAnsi="Times New Roman"/>
+          <w:sz w:val="24"/>
+          <w:szCs w:val="24"/>
+        </w:rPr>
+        <w:t>Понеділок</w:t>
+      </w:r>
+    </w:p>
+    <w:p>
+      <w:pPr>
+        <w:spacing w:after="120"/>
+        <w:rPr>
+          <w:rFonts w:ascii="Times New Roman" w:hAnsi="Times New Roman"/>
+          <w:sz w:val="24"/>
+          <w:szCs w:val="24"/>
+        </w:rPr>
+      </w:pPr>
+      <w:r>
+        <w:rPr>
+          <w:rFonts w:ascii="Times New Roman" w:hAnsi="Times New Roman"/>
+          <w:sz w:val="24"/>
+          <w:szCs w:val="24"/>
+        </w:rPr>
+        <w:t>19 Тиждень 5-ий після Пасхи.</w:t>
+      </w:r>
+    </w:p>
+    <w:p>
+      <w:pPr>
+        <w:spacing w:after="120"/>
+        <w:rPr>
+          <w:rFonts w:ascii="Times New Roman" w:hAnsi="Times New Roman"/>
+          <w:sz w:val="24"/>
+          <w:szCs w:val="24"/>
+        </w:rPr>
+      </w:pPr>
+      <w:r>
+        <w:rPr>
+          <w:rFonts w:ascii="Times New Roman" w:hAnsi="Times New Roman"/>
+          <w:sz w:val="24"/>
+          <w:szCs w:val="24"/>
+        </w:rPr>
+        <w:t>Святого священномученика Патрикія, єпископа Пруського, і тих, що з ним.</w:t>
+      </w:r>
+    </w:p>
+    <w:p>
+      <w:pPr>
+        <w:spacing w:after="120"/>
+        <w:rPr>
+          <w:rFonts w:ascii="Times New Roman" w:hAnsi="Times New Roman"/>
           <w:sz w:val="24"/>
           <w:szCs w:val="24"/>
         </w:rPr>
@@ -142,6 +108,35 @@
       <w:r>
         <w:rPr>
           <w:rFonts w:ascii="Times New Roman" w:hAnsi="Times New Roman"/>
+          <w:sz w:val="24"/>
+          <w:szCs w:val="24"/>
+        </w:rPr>
+        <w:t xml:space="preserve"> Благословенний Бог наш завжди, нині і повсякчас, і на віки віків.</w:t>
+      </w:r>
+    </w:p>
+    <w:p>
+      <w:pPr>
+        <w:spacing w:after="120"/>
+        <w:jc w:val="both"/>
+        <w:rPr>
+          <w:rFonts w:ascii="Times New Roman" w:hAnsi="Times New Roman"/>
+          <w:sz w:val="24"/>
+          <w:szCs w:val="24"/>
+        </w:rPr>
+      </w:pPr>
+      <w:r>
+        <w:rPr>
+          <w:rFonts w:ascii="Times New Roman" w:hAnsi="Times New Roman"/>
+          <w:i/>
+          <w:color w:val="FF0000"/>
+          <w:sz w:val="24"/>
+          <w:szCs w:val="24"/>
+        </w:rPr>
+        <w:t>Вірні:</w:t>
+      </w:r>
+      <w:r>
+        <w:rPr>
+          <w:rFonts w:ascii="Times New Roman" w:hAnsi="Times New Roman"/>
           <w:color w:val="FF0000"/>
           <w:sz w:val="24"/>
           <w:szCs w:val="24"/>
@@ -154,7 +149,209 @@
           <w:sz w:val="24"/>
           <w:szCs w:val="24"/>
         </w:rPr>
-        <w:t>Благословенний Бог наш завжди, нині і повсякчас, і на віки віків.</w:t>
+        <w:t>Амінь.</w:t>
+      </w:r>
+    </w:p>
+    <w:p>
+      <w:pPr>
+        <w:spacing w:after="120"/>
+        <w:jc w:val="both"/>
+        <w:rPr>
+          <w:rFonts w:ascii="Times New Roman" w:hAnsi="Times New Roman"/>
+          <w:color w:val="000000"/>
+          <w:sz w:val="24"/>
+          <w:szCs w:val="24"/>
+        </w:rPr>
+      </w:pPr>
+      <w:r>
+        <w:rPr>
+          <w:rFonts w:ascii="Times New Roman" w:hAnsi="Times New Roman"/>
+          <w:color w:val="000000"/>
+          <w:sz w:val="24"/>
+          <w:szCs w:val="24"/>
+        </w:rPr>
+        <w:t>Христос воскрес із мертвих,* смертю смерть подолав* і тим, що в гробах, життя дарував.</w:t>
+      </w:r>
+    </w:p>
+    <w:p>
+      <w:pPr>
+        <w:spacing w:after="120"/>
+        <w:jc w:val="both"/>
+        <w:rPr>
+          <w:rFonts w:ascii="Times New Roman" w:hAnsi="Times New Roman"/>
+          <w:i/>
+          <w:color w:val="FF0000"/>
+          <w:sz w:val="24"/>
+          <w:szCs w:val="24"/>
+        </w:rPr>
+      </w:pPr>
+      <w:r>
+        <w:rPr>
+          <w:rFonts w:ascii="Times New Roman" w:hAnsi="Times New Roman"/>
+          <w:i/>
+          <w:color w:val="FF0000"/>
+          <w:sz w:val="24"/>
+          <w:szCs w:val="24"/>
+        </w:rPr>
+        <w:t>Напереміну зі священиками цей тропар співається тричі</w:t>
+      </w:r>
+    </w:p>
+    <w:p>
+      <w:pPr>
+        <w:spacing w:after="120"/>
+        <w:rPr>
+          <w:rFonts w:ascii="Times New Roman" w:hAnsi="Times New Roman"/>
+          <w:sz w:val="24"/>
+          <w:szCs w:val="24"/>
+        </w:rPr>
+      </w:pPr>
+      <w:r>
+        <w:rPr>
+          <w:rFonts w:ascii="Times New Roman" w:hAnsi="Times New Roman"/>
+          <w:sz w:val="24"/>
+          <w:szCs w:val="24"/>
+        </w:rPr>
+        <w:t xml:space="preserve">Святи́й Бо́же, святи́й Крі́пкий, святи́й Безсме́ртний, поми́луй нас. </w:t>
+      </w:r>
+      <w:r>
+        <w:rPr>
+          <w:rFonts w:ascii="Times New Roman" w:hAnsi="Times New Roman"/>
+          <w:i/>
+          <w:color w:val="FF0000"/>
+          <w:sz w:val="24"/>
+          <w:szCs w:val="24"/>
+        </w:rPr>
+        <w:t>(3 р.)</w:t>
+      </w:r>
+    </w:p>
+    <w:p>
+      <w:pPr>
+        <w:spacing w:after="120"/>
+        <w:rPr>
+          <w:rFonts w:ascii="Times New Roman" w:hAnsi="Times New Roman"/>
+          <w:sz w:val="24"/>
+          <w:szCs w:val="24"/>
+        </w:rPr>
+      </w:pPr>
+      <w:r>
+        <w:rPr>
+          <w:rFonts w:ascii="Times New Roman" w:hAnsi="Times New Roman"/>
+          <w:sz w:val="24"/>
+          <w:szCs w:val="24"/>
+        </w:rPr>
+        <w:t>Сла́ва Отцю́, і Си́ну, і Свято́му Ду́хові,* і ни́ні, і повсякча́с, і на ві́ки вікі́в. Амі́нь.</w:t>
+      </w:r>
+    </w:p>
+    <w:p>
+      <w:pPr>
+        <w:spacing w:after="120"/>
+        <w:rPr>
+          <w:rFonts w:ascii="Times New Roman" w:hAnsi="Times New Roman"/>
+          <w:sz w:val="24"/>
+          <w:szCs w:val="24"/>
+        </w:rPr>
+      </w:pPr>
+      <w:r>
+        <w:rPr>
+          <w:rFonts w:ascii="Times New Roman" w:hAnsi="Times New Roman"/>
+          <w:sz w:val="24"/>
+          <w:szCs w:val="24"/>
+        </w:rPr>
+        <w:t>Пресвята́ Тро́йце, поми́луй нас; Го́споди, очи́сти гріхи́ на́ші; Влади́ко, прости́ беззако́ння на́ші; Святи́й, завіта́й і зціли́ не́мочі на́ші, І́мени Твого́ ра́ди.</w:t>
+      </w:r>
+    </w:p>
+    <w:p>
+      <w:pPr>
+        <w:spacing w:after="120"/>
+        <w:rPr>
+          <w:rFonts w:ascii="Times New Roman" w:hAnsi="Times New Roman"/>
+          <w:sz w:val="24"/>
+          <w:szCs w:val="24"/>
+        </w:rPr>
+      </w:pPr>
+      <w:r>
+        <w:rPr>
+          <w:rFonts w:ascii="Times New Roman" w:hAnsi="Times New Roman"/>
+          <w:sz w:val="24"/>
+          <w:szCs w:val="24"/>
+        </w:rPr>
+        <w:t xml:space="preserve">Го́споди, поми́луй. </w:t>
+      </w:r>
+      <w:r>
+        <w:rPr>
+          <w:rFonts w:ascii="Times New Roman" w:hAnsi="Times New Roman"/>
+          <w:i/>
+          <w:color w:val="FF0000"/>
+          <w:sz w:val="24"/>
+          <w:szCs w:val="24"/>
+        </w:rPr>
+        <w:t>(3 р.)</w:t>
+      </w:r>
+    </w:p>
+    <w:p>
+      <w:pPr>
+        <w:spacing w:after="120"/>
+        <w:rPr>
+          <w:rFonts w:ascii="Times New Roman" w:hAnsi="Times New Roman"/>
+          <w:sz w:val="24"/>
+          <w:szCs w:val="24"/>
+        </w:rPr>
+      </w:pPr>
+      <w:r>
+        <w:rPr>
+          <w:rFonts w:ascii="Times New Roman" w:hAnsi="Times New Roman"/>
+          <w:sz w:val="24"/>
+          <w:szCs w:val="24"/>
+        </w:rPr>
+        <w:t>Сла́ва Отцю́, і Си́ну, і Свято́му Ду́хові,* і ни́ні, і повсякча́с, і на ві́ки вікі́в. Амі́нь.</w:t>
+      </w:r>
+    </w:p>
+    <w:p>
+      <w:pPr>
+        <w:spacing w:after="120"/>
+        <w:jc w:val="both"/>
+        <w:rPr>
+          <w:rFonts w:ascii="Times New Roman" w:hAnsi="Times New Roman"/>
+          <w:sz w:val="24"/>
+          <w:szCs w:val="24"/>
+        </w:rPr>
+      </w:pPr>
+      <w:r>
+        <w:rPr>
+          <w:rFonts w:ascii="Times New Roman" w:hAnsi="Times New Roman"/>
+          <w:sz w:val="24"/>
+          <w:szCs w:val="24"/>
+        </w:rPr>
+        <w:t>О́тче наш, що єси́ на небеса́х,* неха́й святи́ться ім’я́ Твоє́,* неха́й при́йде ца́рство Твоє́,* неха́й бу́де во́ля Твоя́, як на не́бі, так і на землі́.* Хліб наш насу́щний дай нам сього́дні;* і прости́ нам прови́ни на́ші,* як і ми проща́ємо винува́тцям на́шим;* і не введи́ нас у споку́су,* але́ ви́зволи нас від лука́вого.</w:t>
+      </w:r>
+    </w:p>
+    <w:p>
+      <w:pPr>
+        <w:spacing w:after="120"/>
+        <w:jc w:val="both"/>
+        <w:rPr>
+          <w:rFonts w:ascii="Times New Roman" w:hAnsi="Times New Roman"/>
+          <w:sz w:val="24"/>
+          <w:szCs w:val="24"/>
+        </w:rPr>
+      </w:pPr>
+      <w:r>
+        <w:rPr>
+          <w:rFonts w:ascii="Times New Roman" w:hAnsi="Times New Roman"/>
+          <w:i/>
+          <w:color w:val="FF0000"/>
+          <w:sz w:val="24"/>
+          <w:szCs w:val="24"/>
+        </w:rPr>
+        <w:t>Священник:</w:t>
+      </w:r>
+      <w:r>
+        <w:rPr>
+          <w:rFonts w:ascii="Times New Roman" w:hAnsi="Times New Roman"/>
+          <w:sz w:val="24"/>
+          <w:szCs w:val="24"/>
+        </w:rPr>
+        <w:t xml:space="preserve"> Бо Твоє є царство, і сила, і слава, Отця, і Сина, і Святого Духа, нині, і повсякчас, і на віки віків.</w:t>
       </w:r>
     </w:p>
     <w:p>
@@ -192,82 +389,34 @@
           <w:sz w:val="24"/>
           <w:szCs w:val="24"/>
         </w:rPr>
-        <w:t>Амінь.</w:t>
-      </w:r>
-    </w:p>
-    <w:p>
-      <w:pPr>
-        <w:spacing w:after="120"/>
-        <w:jc w:val="both"/>
-        <w:rPr>
-          <w:rFonts w:ascii="Times New Roman" w:hAnsi="Times New Roman"/>
-          <w:color w:val="000000"/>
-          <w:sz w:val="24"/>
-          <w:szCs w:val="24"/>
-        </w:rPr>
-      </w:pPr>
-      <w:r>
-        <w:rPr>
-          <w:rFonts w:ascii="Times New Roman" w:hAnsi="Times New Roman"/>
-          <w:color w:val="000000"/>
-          <w:sz w:val="24"/>
-          <w:szCs w:val="24"/>
-        </w:rPr>
-        <w:t>Христос воскрес із мертвих,* смертю смерть подолав* і тим, що в гробах, життя дарував.</w:t>
-      </w:r>
-    </w:p>
-    <w:p>
-      <w:pPr>
-        <w:spacing w:after="120"/>
-        <w:jc w:val="both"/>
-        <w:rPr>
-          <w:rFonts w:ascii="Times New Roman" w:hAnsi="Times New Roman"/>
-          <w:i/>
-          <w:color w:val="FF0000"/>
-          <w:sz w:val="24"/>
-          <w:szCs w:val="24"/>
-        </w:rPr>
-      </w:pPr>
-      <w:r>
-        <w:rPr>
-          <w:rFonts w:ascii="Times New Roman" w:hAnsi="Times New Roman"/>
-          <w:i/>
-          <w:color w:val="FF0000"/>
-          <w:sz w:val="24"/>
-          <w:szCs w:val="24"/>
-        </w:rPr>
-        <w:t>Напереміну зі священиками цей тропар співається тричі</w:t>
-      </w:r>
-    </w:p>
-    <w:p>
-      <w:pPr>
-        <w:spacing w:after="120"/>
-      </w:pPr>
-      <w:r>
-        <w:rPr>
-          <w:rFonts w:ascii="Times New Roman" w:hAnsi="Times New Roman"/>
-          <w:sz w:val="24"/>
-        </w:rPr>
-        <w:t xml:space="preserve">Святи́й Бо́же, святи́й Крі́пкий, святи́й Безсме́ртний, поми́луй нас. </w:t>
-      </w:r>
-      <w:r>
-        <w:rPr>
-          <w:rFonts w:ascii="Times New Roman" w:hAnsi="Times New Roman"/>
-          <w:i/>
-          <w:color w:val="FF0000"/>
-          <w:sz w:val="24"/>
-        </w:rPr>
-        <w:t>(3 р.)</w:t>
-      </w:r>
-    </w:p>
-    <w:p>
-      <w:pPr>
-        <w:spacing w:after="120"/>
-      </w:pPr>
-      <w:r>
-        <w:rPr>
-          <w:rFonts w:ascii="Times New Roman" w:hAnsi="Times New Roman"/>
-          <w:sz w:val="24"/>
+        <w:t xml:space="preserve">Амі́нь. Го́споди, поми́луй. </w:t>
+      </w:r>
+      <w:r>
+        <w:rPr>
+          <w:rFonts w:ascii="Times New Roman" w:hAnsi="Times New Roman"/>
+          <w:i/>
+          <w:color w:val="FF0000"/>
+          <w:sz w:val="24"/>
+          <w:szCs w:val="24"/>
+        </w:rPr>
+        <w:t>(12 р.)</w:t>
+      </w:r>
+    </w:p>
+    <w:p>
+      <w:pPr>
+        <w:spacing w:after="120"/>
+        <w:jc w:val="both"/>
+        <w:rPr>
+          <w:rFonts w:ascii="Times New Roman" w:hAnsi="Times New Roman"/>
+          <w:sz w:val="24"/>
+          <w:szCs w:val="24"/>
+        </w:rPr>
+      </w:pPr>
+      <w:r>
+        <w:rPr>
+          <w:rFonts w:ascii="Times New Roman" w:hAnsi="Times New Roman"/>
+          <w:sz w:val="24"/>
+          <w:szCs w:val="24"/>
         </w:rPr>
         <w:t>Сла́ва Отцю́, і Си́ну, і Свято́му Ду́хові,* і ни́ні, і повсякча́с, і на ві́ки вікі́в. Амі́нь.</w:t>
       </w:r>
@@ -275,144 +424,18 @@
     <w:p>
       <w:pPr>
         <w:spacing w:after="120"/>
-      </w:pPr>
-      <w:r>
-        <w:rPr>
-          <w:rFonts w:ascii="Times New Roman" w:hAnsi="Times New Roman"/>
-          <w:sz w:val="24"/>
-        </w:rPr>
-        <w:t>Пресвята́ Тро́йце, поми́луй нас; Го́споди, очи́сти гріхи́ на́ші; Влади́ко, прости́ беззако́ння на́ші; Святи́й, завіта́й і зціли́ не́мочі на́ші, І́мени Твого́ ра́ди.</w:t>
-      </w:r>
-    </w:p>
-    <w:p>
-      <w:pPr>
-        <w:spacing w:after="120"/>
-      </w:pPr>
-      <w:r>
-        <w:rPr>
-          <w:rFonts w:ascii="Times New Roman" w:hAnsi="Times New Roman"/>
-          <w:sz w:val="24"/>
-        </w:rPr>
-        <w:t xml:space="preserve">Го́споди, поми́луй. </w:t>
-      </w:r>
-      <w:r>
-        <w:rPr>
-          <w:rFonts w:ascii="Times New Roman" w:hAnsi="Times New Roman"/>
-          <w:i/>
-          <w:color w:val="FF0000"/>
-          <w:sz w:val="24"/>
-        </w:rPr>
-        <w:t>(3 р.)</w:t>
-      </w:r>
-    </w:p>
-    <w:p>
-      <w:pPr>
-        <w:spacing w:after="120"/>
-      </w:pPr>
-      <w:r>
-        <w:rPr>
-          <w:rFonts w:ascii="Times New Roman" w:hAnsi="Times New Roman"/>
-          <w:sz w:val="24"/>
-        </w:rPr>
-        <w:t>Сла́ва Отцю́, і Си́ну, і Свято́му Ду́хові,* і ни́ні, і повсякча́с, і на ві́ки вікі́в. Амі́нь.</w:t>
-      </w:r>
-    </w:p>
-    <w:p>
-      <w:pPr>
-        <w:spacing w:after="120"/>
-        <w:jc w:val="both"/>
-      </w:pPr>
-      <w:r>
-        <w:rPr>
-          <w:rFonts w:ascii="Times New Roman" w:hAnsi="Times New Roman"/>
-          <w:sz w:val="24"/>
-        </w:rPr>
-        <w:t>О́тче наш, що єси́ на небеса́х,* неха́й святи́ться ім’я́ Твоє́,* неха́й при́йде ца́рство Твоє́,* неха́й бу́де во́ля Твоя́, як на не́бі, так і на землі́.* Хліб наш насу́щний дай нам сього́дні;* і прости́ нам прови́ни на́ші,* як і ми проща́ємо винува́тцям на́шим;* і не введи́ нас у споку́су,* але́ ви́зволи нас від лука́вого.</w:t>
-      </w:r>
-    </w:p>
-    <w:p>
-      <w:pPr>
-        <w:spacing w:after="120"/>
-        <w:jc w:val="both"/>
-      </w:pPr>
-      <w:r>
-        <w:rPr>
-          <w:rFonts w:ascii="Times New Roman" w:hAnsi="Times New Roman"/>
-          <w:i/>
-          <w:color w:val="FF0000"/>
-          <w:sz w:val="24"/>
-        </w:rPr>
-        <w:t>Священник:</w:t>
-      </w:r>
-      <w:r>
-        <w:rPr>
-          <w:rFonts w:ascii="Times New Roman" w:hAnsi="Times New Roman"/>
-          <w:sz w:val="24"/>
-        </w:rPr>
-        <w:t xml:space="preserve"> Бо Твоє є царство, і сила, і слава, Отця, і Сина, і Святого Духа, нині, і повсякчас, і на віки віків.</w:t>
-      </w:r>
-    </w:p>
-    <w:p>
-      <w:pPr>
-        <w:spacing w:after="120"/>
-        <w:jc w:val="both"/>
-      </w:pPr>
-      <w:r>
-        <w:rPr>
-          <w:rFonts w:ascii="Times New Roman" w:hAnsi="Times New Roman"/>
-          <w:i/>
-          <w:color w:val="FF0000"/>
-          <w:sz w:val="24"/>
-        </w:rPr>
-        <w:t>Вірні:</w:t>
-      </w:r>
-      <w:r>
-        <w:rPr>
-          <w:rFonts w:ascii="Times New Roman" w:hAnsi="Times New Roman"/>
-          <w:color w:val="FF0000"/>
-          <w:sz w:val="24"/>
-        </w:rPr>
-        <w:t xml:space="preserve"> </w:t>
-      </w:r>
-      <w:r>
-        <w:rPr>
-          <w:rFonts w:ascii="Times New Roman" w:hAnsi="Times New Roman"/>
-          <w:sz w:val="24"/>
-        </w:rPr>
-        <w:t xml:space="preserve">Амі́нь. Го́споди, поми́луй. </w:t>
-      </w:r>
-      <w:r>
-        <w:rPr>
-          <w:rFonts w:ascii="Times New Roman" w:hAnsi="Times New Roman"/>
-          <w:i/>
-          <w:color w:val="FF0000"/>
-          <w:sz w:val="24"/>
-        </w:rPr>
-        <w:t>(12 р.)</w:t>
-      </w:r>
-    </w:p>
-    <w:p>
-      <w:pPr>
-        <w:spacing w:after="120"/>
-        <w:jc w:val="both"/>
-      </w:pPr>
-      <w:r>
-        <w:rPr>
-          <w:rFonts w:ascii="Times New Roman" w:hAnsi="Times New Roman"/>
-          <w:sz w:val="24"/>
-        </w:rPr>
-        <w:t>Сла́ва Отцю́, і Си́ну, і Свято́му Ду́хові,* і ни́ні, і повсякча́с, і на ві́ки вікі́в. Амі́нь.</w:t>
-      </w:r>
-    </w:p>
-    <w:p>
-      <w:pPr>
-        <w:spacing w:after="120"/>
-        <w:jc w:val="both"/>
-      </w:pPr>
-      <w:r>
-        <w:rPr>
-          <w:rFonts w:ascii="Times New Roman" w:hAnsi="Times New Roman"/>
-          <w:sz w:val="24"/>
+        <w:jc w:val="both"/>
+        <w:rPr>
+          <w:rFonts w:ascii="Times New Roman" w:hAnsi="Times New Roman"/>
+          <w:sz w:val="24"/>
+          <w:szCs w:val="24"/>
+        </w:rPr>
+      </w:pPr>
+      <w:r>
+        <w:rPr>
+          <w:rFonts w:ascii="Times New Roman" w:hAnsi="Times New Roman"/>
+          <w:sz w:val="24"/>
+          <w:szCs w:val="24"/>
         </w:rPr>
         <w:t>Прийді́те, поклоні́мся* царе́ві на́шому – Бо́гу.</w:t>
       </w:r>
@@ -421,11 +444,17 @@
       <w:pPr>
         <w:spacing w:after="120"/>
         <w:jc w:val="both"/>
-      </w:pPr>
-      <w:r>
-        <w:rPr>
-          <w:rFonts w:ascii="Times New Roman" w:hAnsi="Times New Roman"/>
-          <w:sz w:val="24"/>
+        <w:rPr>
+          <w:rFonts w:ascii="Times New Roman" w:hAnsi="Times New Roman"/>
+          <w:sz w:val="24"/>
+          <w:szCs w:val="24"/>
+        </w:rPr>
+      </w:pPr>
+      <w:r>
+        <w:rPr>
+          <w:rFonts w:ascii="Times New Roman" w:hAnsi="Times New Roman"/>
+          <w:sz w:val="24"/>
+          <w:szCs w:val="24"/>
         </w:rPr>
         <w:t>Прийді́те, поклоні́мся* Христо́ві, царе́ві на́шому – Бо́гу.</w:t>
       </w:r>
@@ -434,11 +463,17 @@
       <w:pPr>
         <w:spacing w:after="120"/>
         <w:jc w:val="both"/>
-      </w:pPr>
-      <w:r>
-        <w:rPr>
-          <w:rFonts w:ascii="Times New Roman" w:hAnsi="Times New Roman"/>
-          <w:sz w:val="24"/>
+        <w:rPr>
+          <w:rFonts w:ascii="Times New Roman" w:hAnsi="Times New Roman"/>
+          <w:sz w:val="24"/>
+          <w:szCs w:val="24"/>
+        </w:rPr>
+      </w:pPr>
+      <w:r>
+        <w:rPr>
+          <w:rFonts w:ascii="Times New Roman" w:hAnsi="Times New Roman"/>
+          <w:sz w:val="24"/>
+          <w:szCs w:val="24"/>
         </w:rPr>
         <w:t>Прийді́те, поклоні́мся і припаді́м* до само́го Го́спода Ісу́са Христа́ – царя́ і Бо́га на́шого.</w:t>
       </w:r>
@@ -484,11 +519,17 @@
       <w:pPr>
         <w:spacing w:after="120"/>
         <w:jc w:val="both"/>
-      </w:pPr>
-      <w:r>
-        <w:rPr>
-          <w:rFonts w:ascii="Times New Roman" w:hAnsi="Times New Roman"/>
-          <w:sz w:val="24"/>
+        <w:rPr>
+          <w:rFonts w:ascii="Times New Roman" w:hAnsi="Times New Roman"/>
+          <w:sz w:val="24"/>
+          <w:szCs w:val="24"/>
+        </w:rPr>
+      </w:pPr>
+      <w:r>
+        <w:rPr>
+          <w:rFonts w:ascii="Times New Roman" w:hAnsi="Times New Roman"/>
+          <w:sz w:val="24"/>
+          <w:szCs w:val="24"/>
         </w:rPr>
         <w:t>Благослови́, душе́ моя́, Го́спода!* Го́споди, Бо́же мій, Ти ве́льми вели́кий!</w:t>
       </w:r>
@@ -497,11 +538,17 @@
       <w:pPr>
         <w:spacing w:after="120"/>
         <w:jc w:val="both"/>
-      </w:pPr>
-      <w:r>
-        <w:rPr>
-          <w:rFonts w:ascii="Times New Roman" w:hAnsi="Times New Roman"/>
-          <w:sz w:val="24"/>
+        <w:rPr>
+          <w:rFonts w:ascii="Times New Roman" w:hAnsi="Times New Roman"/>
+          <w:sz w:val="24"/>
+          <w:szCs w:val="24"/>
+        </w:rPr>
+      </w:pPr>
+      <w:r>
+        <w:rPr>
+          <w:rFonts w:ascii="Times New Roman" w:hAnsi="Times New Roman"/>
+          <w:sz w:val="24"/>
+          <w:szCs w:val="24"/>
         </w:rPr>
         <w:t>Ти одягну́вся ве́личчю і красо́ю,* Ти сві́тлом, на́че ри́зою, покри́вся.</w:t>
       </w:r>
@@ -510,11 +557,17 @@
       <w:pPr>
         <w:spacing w:after="120"/>
         <w:jc w:val="both"/>
-      </w:pPr>
-      <w:r>
-        <w:rPr>
-          <w:rFonts w:ascii="Times New Roman" w:hAnsi="Times New Roman"/>
-          <w:sz w:val="24"/>
+        <w:rPr>
+          <w:rFonts w:ascii="Times New Roman" w:hAnsi="Times New Roman"/>
+          <w:sz w:val="24"/>
+          <w:szCs w:val="24"/>
+        </w:rPr>
+      </w:pPr>
+      <w:r>
+        <w:rPr>
+          <w:rFonts w:ascii="Times New Roman" w:hAnsi="Times New Roman"/>
+          <w:sz w:val="24"/>
+          <w:szCs w:val="24"/>
         </w:rPr>
         <w:t>Ти розіп’я́в, нена́че наме́т, не́бо,* Ти збудува́в Твої́ го́рниці у во́дах.</w:t>
       </w:r>
@@ -523,31 +576,36 @@
       <w:pPr>
         <w:spacing w:after="120"/>
         <w:jc w:val="both"/>
-      </w:pPr>
-      <w:r>
-        <w:rPr>
-          <w:rFonts w:ascii="Times New Roman" w:hAnsi="Times New Roman"/>
-          <w:sz w:val="24"/>
-        </w:rPr>
-        <w:t>Із хмар собі́ ро́биш колісни́</w:t>
-      </w:r>
-      <w:r>
-        <w:rPr>
-          <w:rFonts w:ascii="Times New Roman" w:hAnsi="Times New Roman"/>
-          <w:sz w:val="24"/>
-        </w:rPr>
-        <w:t>цю,* хо́диш на кри́лах ві́тру.</w:t>
-      </w:r>
-    </w:p>
-    <w:p>
-      <w:pPr>
-        <w:spacing w:after="120"/>
-        <w:jc w:val="both"/>
-      </w:pPr>
-      <w:r>
-        <w:rPr>
-          <w:rFonts w:ascii="Times New Roman" w:hAnsi="Times New Roman"/>
-          <w:sz w:val="24"/>
+        <w:rPr>
+          <w:rFonts w:ascii="Times New Roman" w:hAnsi="Times New Roman"/>
+          <w:sz w:val="24"/>
+          <w:szCs w:val="24"/>
+        </w:rPr>
+      </w:pPr>
+      <w:r>
+        <w:rPr>
+          <w:rFonts w:ascii="Times New Roman" w:hAnsi="Times New Roman"/>
+          <w:sz w:val="24"/>
+          <w:szCs w:val="24"/>
+        </w:rPr>
+        <w:t>Із хмар собі́ ро́биш колісни́цю,* хо́диш на кри́лах ві́тру.</w:t>
+      </w:r>
+    </w:p>
+    <w:p>
+      <w:pPr>
+        <w:spacing w:after="120"/>
+        <w:jc w:val="both"/>
+        <w:rPr>
+          <w:rFonts w:ascii="Times New Roman" w:hAnsi="Times New Roman"/>
+          <w:sz w:val="24"/>
+          <w:szCs w:val="24"/>
+        </w:rPr>
+      </w:pPr>
+      <w:r>
+        <w:rPr>
+          <w:rFonts w:ascii="Times New Roman" w:eastAsia="Arial Unicode MS" w:hAnsi="Times New Roman" w:cs="Arial Unicode MS"/>
+          <w:sz w:val="24"/>
+          <w:szCs w:val="24"/>
         </w:rPr>
         <w:t>Вітри́ Свої́ми посланця́ми учиня́єш,* по́лум’я вогне́нне − слу́гами Свої́ми.</w:t>
       </w:r>
@@ -556,11 +614,17 @@
       <w:pPr>
         <w:spacing w:after="120"/>
         <w:jc w:val="both"/>
-      </w:pPr>
-      <w:r>
-        <w:rPr>
-          <w:rFonts w:ascii="Times New Roman" w:hAnsi="Times New Roman"/>
-          <w:sz w:val="24"/>
+        <w:rPr>
+          <w:rFonts w:ascii="Times New Roman" w:hAnsi="Times New Roman"/>
+          <w:sz w:val="24"/>
+          <w:szCs w:val="24"/>
+        </w:rPr>
+      </w:pPr>
+      <w:r>
+        <w:rPr>
+          <w:rFonts w:ascii="Times New Roman" w:hAnsi="Times New Roman"/>
+          <w:sz w:val="24"/>
+          <w:szCs w:val="24"/>
         </w:rPr>
         <w:t>Ти заснува́в зе́млю на її́ підва́линах,* не захита́ється по ві́ки вікі́в.</w:t>
       </w:r>
@@ -569,11 +633,17 @@
       <w:pPr>
         <w:spacing w:after="120"/>
         <w:jc w:val="both"/>
-      </w:pPr>
-      <w:r>
-        <w:rPr>
-          <w:rFonts w:ascii="Times New Roman" w:hAnsi="Times New Roman"/>
-          <w:sz w:val="24"/>
+        <w:rPr>
+          <w:rFonts w:ascii="Times New Roman" w:hAnsi="Times New Roman"/>
+          <w:sz w:val="24"/>
+          <w:szCs w:val="24"/>
+        </w:rPr>
+      </w:pPr>
+      <w:r>
+        <w:rPr>
+          <w:rFonts w:ascii="Times New Roman" w:hAnsi="Times New Roman"/>
+          <w:sz w:val="24"/>
+          <w:szCs w:val="24"/>
         </w:rPr>
         <w:t>Безо́днею, немо́в оде́жею, покри́в її́,* по́над го́рами ста́ли во́ди.</w:t>
       </w:r>
@@ -582,31 +652,36 @@
       <w:pPr>
         <w:spacing w:after="120"/>
         <w:jc w:val="both"/>
-      </w:pPr>
-      <w:r>
-        <w:rPr>
-          <w:rFonts w:ascii="Times New Roman" w:hAnsi="Times New Roman"/>
-          <w:sz w:val="24"/>
-        </w:rPr>
-        <w:t>Пе</w:t>
-      </w:r>
-      <w:r>
-        <w:rPr>
-          <w:rFonts w:ascii="Times New Roman" w:hAnsi="Times New Roman"/>
-          <w:sz w:val="24"/>
-        </w:rPr>
-        <w:t>́ред погро́зою Твоє́ю вони́ тіка́ли,* пе́ред го́лосом гро́му Твого́ тремті́ли.</w:t>
-      </w:r>
-    </w:p>
-    <w:p>
-      <w:pPr>
-        <w:spacing w:after="120"/>
-        <w:jc w:val="both"/>
-      </w:pPr>
-      <w:r>
-        <w:rPr>
-          <w:rFonts w:ascii="Times New Roman" w:hAnsi="Times New Roman"/>
-          <w:sz w:val="24"/>
+        <w:rPr>
+          <w:rFonts w:ascii="Times New Roman" w:hAnsi="Times New Roman"/>
+          <w:sz w:val="24"/>
+          <w:szCs w:val="24"/>
+        </w:rPr>
+      </w:pPr>
+      <w:r>
+        <w:rPr>
+          <w:rFonts w:ascii="Times New Roman" w:hAnsi="Times New Roman"/>
+          <w:sz w:val="24"/>
+          <w:szCs w:val="24"/>
+        </w:rPr>
+        <w:t>Пе́ред погро́зою Твоє́ю вони́ тіка́ли,* пе́ред го́лосом гро́му Твого́ тремті́ли.</w:t>
+      </w:r>
+    </w:p>
+    <w:p>
+      <w:pPr>
+        <w:spacing w:after="120"/>
+        <w:jc w:val="both"/>
+        <w:rPr>
+          <w:rFonts w:ascii="Times New Roman" w:hAnsi="Times New Roman"/>
+          <w:sz w:val="24"/>
+          <w:szCs w:val="24"/>
+        </w:rPr>
+      </w:pPr>
+      <w:r>
+        <w:rPr>
+          <w:rFonts w:ascii="Times New Roman" w:hAnsi="Times New Roman"/>
+          <w:sz w:val="24"/>
+          <w:szCs w:val="24"/>
         </w:rPr>
         <w:t>Підвели́ся го́ри, зійшли́ доли́ни до мі́сця,* що Ти їм призна́чив.</w:t>
       </w:r>
@@ -615,11 +690,17 @@
       <w:pPr>
         <w:spacing w:after="120"/>
         <w:jc w:val="both"/>
-      </w:pPr>
-      <w:r>
-        <w:rPr>
-          <w:rFonts w:ascii="Times New Roman" w:hAnsi="Times New Roman"/>
-          <w:sz w:val="24"/>
+        <w:rPr>
+          <w:rFonts w:ascii="Times New Roman" w:hAnsi="Times New Roman"/>
+          <w:sz w:val="24"/>
+          <w:szCs w:val="24"/>
+        </w:rPr>
+      </w:pPr>
+      <w:r>
+        <w:rPr>
+          <w:rFonts w:ascii="Times New Roman" w:hAnsi="Times New Roman"/>
+          <w:sz w:val="24"/>
+          <w:szCs w:val="24"/>
         </w:rPr>
         <w:t>Поста́вив їм грани́цю, яко́ї не пере́йдуть,* щоб зно́ву покри́ти зе́млю.</w:t>
       </w:r>
@@ -628,12 +709,19 @@
       <w:pPr>
         <w:spacing w:after="120"/>
         <w:jc w:val="both"/>
-      </w:pPr>
-      <w:r>
-        <w:rPr>
-          <w:rFonts w:ascii="Times New Roman" w:hAnsi="Times New Roman"/>
-          <w:sz w:val="24"/>
-        </w:rPr>
+        <w:rPr>
+          <w:rFonts w:ascii="Times New Roman" w:hAnsi="Times New Roman"/>
+          <w:sz w:val="24"/>
+          <w:szCs w:val="24"/>
+        </w:rPr>
+      </w:pPr>
+      <w:r>
+        <w:rPr>
+          <w:rFonts w:ascii="Times New Roman" w:hAnsi="Times New Roman"/>
+          <w:sz w:val="24"/>
+          <w:szCs w:val="24"/>
+        </w:rPr>
+        <w:lastRenderedPageBreak/>
         <w:t>Джере́ла посила́єш у рі́ки,* які́ течу́ть по́між го́рами.</w:t>
       </w:r>
     </w:p>
@@ -641,11 +729,17 @@
       <w:pPr>
         <w:spacing w:after="120"/>
         <w:jc w:val="both"/>
-      </w:pPr>
-      <w:r>
-        <w:rPr>
-          <w:rFonts w:ascii="Times New Roman" w:hAnsi="Times New Roman"/>
-          <w:sz w:val="24"/>
+        <w:rPr>
+          <w:rFonts w:ascii="Times New Roman" w:hAnsi="Times New Roman"/>
+          <w:sz w:val="24"/>
+          <w:szCs w:val="24"/>
+        </w:rPr>
+      </w:pPr>
+      <w:r>
+        <w:rPr>
+          <w:rFonts w:ascii="Times New Roman" w:hAnsi="Times New Roman"/>
+          <w:sz w:val="24"/>
+          <w:szCs w:val="24"/>
         </w:rPr>
         <w:t>Усю́ звірину́, що в по́лі, вони́ напува́ють,* ди́кі осли́ там га́сять свою́ спра́гу.</w:t>
       </w:r>
@@ -654,31 +748,36 @@
       <w:pPr>
         <w:spacing w:after="120"/>
         <w:jc w:val="both"/>
-      </w:pPr>
-      <w:r>
-        <w:rPr>
-          <w:rFonts w:ascii="Times New Roman" w:hAnsi="Times New Roman"/>
-          <w:sz w:val="24"/>
-        </w:rPr>
-        <w:t>Над ни́ми ку́блиться небе́сне пта́ство,*</w:t>
-      </w:r>
-      <w:r>
-        <w:rPr>
-          <w:rFonts w:ascii="Times New Roman" w:hAnsi="Times New Roman"/>
-          <w:sz w:val="24"/>
-        </w:rPr>
-        <w:t xml:space="preserve"> з-по́між гілля́к дає́ свій го́лос.</w:t>
-      </w:r>
-    </w:p>
-    <w:p>
-      <w:pPr>
-        <w:spacing w:after="120"/>
-        <w:jc w:val="both"/>
-      </w:pPr>
-      <w:r>
-        <w:rPr>
-          <w:rFonts w:ascii="Times New Roman" w:hAnsi="Times New Roman"/>
-          <w:sz w:val="24"/>
+        <w:rPr>
+          <w:rFonts w:ascii="Times New Roman" w:hAnsi="Times New Roman"/>
+          <w:sz w:val="24"/>
+          <w:szCs w:val="24"/>
+        </w:rPr>
+      </w:pPr>
+      <w:r>
+        <w:rPr>
+          <w:rFonts w:ascii="Times New Roman" w:hAnsi="Times New Roman"/>
+          <w:sz w:val="24"/>
+          <w:szCs w:val="24"/>
+        </w:rPr>
+        <w:t>Над ни́ми ку́блиться небе́сне пта́ство,* з-по́між гілля́к дає́ свій го́лос.</w:t>
+      </w:r>
+    </w:p>
+    <w:p>
+      <w:pPr>
+        <w:spacing w:after="120"/>
+        <w:jc w:val="both"/>
+        <w:rPr>
+          <w:rFonts w:ascii="Times New Roman" w:hAnsi="Times New Roman"/>
+          <w:sz w:val="24"/>
+          <w:szCs w:val="24"/>
+        </w:rPr>
+      </w:pPr>
+      <w:r>
+        <w:rPr>
+          <w:rFonts w:ascii="Times New Roman" w:hAnsi="Times New Roman"/>
+          <w:sz w:val="24"/>
+          <w:szCs w:val="24"/>
         </w:rPr>
         <w:t>Ти напува́єш го́ри з Твої́х го́рниць,* земля́ наси́чується пло́дом діл Твої́х.</w:t>
       </w:r>
@@ -687,11 +786,17 @@
       <w:pPr>
         <w:spacing w:after="120"/>
         <w:jc w:val="both"/>
-      </w:pPr>
-      <w:r>
-        <w:rPr>
-          <w:rFonts w:ascii="Times New Roman" w:hAnsi="Times New Roman"/>
-          <w:sz w:val="24"/>
+        <w:rPr>
+          <w:rFonts w:ascii="Times New Roman" w:hAnsi="Times New Roman"/>
+          <w:sz w:val="24"/>
+          <w:szCs w:val="24"/>
+        </w:rPr>
+      </w:pPr>
+      <w:r>
+        <w:rPr>
+          <w:rFonts w:ascii="Times New Roman" w:hAnsi="Times New Roman"/>
+          <w:sz w:val="24"/>
+          <w:szCs w:val="24"/>
         </w:rPr>
         <w:t>Виро́щуєш траву́ для ско́ту, зе́ла – на вжи́ток лю́дям,* щоб хліб із землі́ добува́ли:</w:t>
       </w:r>
@@ -700,31 +805,36 @@
       <w:pPr>
         <w:spacing w:after="120"/>
         <w:jc w:val="both"/>
-      </w:pPr>
-      <w:r>
-        <w:rPr>
-          <w:rFonts w:ascii="Times New Roman" w:hAnsi="Times New Roman"/>
-          <w:sz w:val="24"/>
-        </w:rPr>
-        <w:t>Вино́, що се́рце лю́дське звеселя́є, олі́ю, щоб від не</w:t>
-      </w:r>
-      <w:r>
-        <w:rPr>
-          <w:rFonts w:ascii="Times New Roman" w:hAnsi="Times New Roman"/>
-          <w:sz w:val="24"/>
-        </w:rPr>
-        <w:t>́ї ясні́ло обли́ччя,* і хліб, що скрі́плює се́рце лю́дське.</w:t>
-      </w:r>
-    </w:p>
-    <w:p>
-      <w:pPr>
-        <w:spacing w:after="120"/>
-        <w:jc w:val="both"/>
-      </w:pPr>
-      <w:r>
-        <w:rPr>
-          <w:rFonts w:ascii="Times New Roman" w:hAnsi="Times New Roman"/>
-          <w:sz w:val="24"/>
+        <w:rPr>
+          <w:rFonts w:ascii="Times New Roman" w:hAnsi="Times New Roman"/>
+          <w:sz w:val="24"/>
+          <w:szCs w:val="24"/>
+        </w:rPr>
+      </w:pPr>
+      <w:r>
+        <w:rPr>
+          <w:rFonts w:ascii="Times New Roman" w:hAnsi="Times New Roman"/>
+          <w:sz w:val="24"/>
+          <w:szCs w:val="24"/>
+        </w:rPr>
+        <w:t>Вино́, що се́рце лю́дське звеселя́є, олі́ю, щоб від не́ї ясні́ло обли́ччя,* і хліб, що скрі́плює се́рце лю́дське.</w:t>
+      </w:r>
+    </w:p>
+    <w:p>
+      <w:pPr>
+        <w:spacing w:after="120"/>
+        <w:jc w:val="both"/>
+        <w:rPr>
+          <w:rFonts w:ascii="Times New Roman" w:hAnsi="Times New Roman"/>
+          <w:sz w:val="24"/>
+          <w:szCs w:val="24"/>
+        </w:rPr>
+      </w:pPr>
+      <w:r>
+        <w:rPr>
+          <w:rFonts w:ascii="Times New Roman" w:hAnsi="Times New Roman"/>
+          <w:sz w:val="24"/>
+          <w:szCs w:val="24"/>
         </w:rPr>
         <w:t>Наси́чуються дере́ва Госпо́дні,* ке́дри лива́нські, що посади́в їх.</w:t>
       </w:r>
@@ -733,11 +843,17 @@
       <w:pPr>
         <w:spacing w:after="120"/>
         <w:jc w:val="both"/>
-      </w:pPr>
-      <w:r>
-        <w:rPr>
-          <w:rFonts w:ascii="Times New Roman" w:hAnsi="Times New Roman"/>
-          <w:sz w:val="24"/>
+        <w:rPr>
+          <w:rFonts w:ascii="Times New Roman" w:hAnsi="Times New Roman"/>
+          <w:sz w:val="24"/>
+          <w:szCs w:val="24"/>
+        </w:rPr>
+      </w:pPr>
+      <w:r>
+        <w:rPr>
+          <w:rFonts w:ascii="Times New Roman" w:hAnsi="Times New Roman"/>
+          <w:sz w:val="24"/>
+          <w:szCs w:val="24"/>
         </w:rPr>
         <w:t>На них гніздя́ться пти́ці;* бу́сли – на кипари́сах ї́хнє житло́.</w:t>
       </w:r>
@@ -746,11 +862,17 @@
       <w:pPr>
         <w:spacing w:after="120"/>
         <w:jc w:val="both"/>
-      </w:pPr>
-      <w:r>
-        <w:rPr>
-          <w:rFonts w:ascii="Times New Roman" w:hAnsi="Times New Roman"/>
-          <w:sz w:val="24"/>
+        <w:rPr>
+          <w:rFonts w:ascii="Times New Roman" w:hAnsi="Times New Roman"/>
+          <w:sz w:val="24"/>
+          <w:szCs w:val="24"/>
+        </w:rPr>
+      </w:pPr>
+      <w:r>
+        <w:rPr>
+          <w:rFonts w:ascii="Times New Roman" w:eastAsia="Arial Unicode MS" w:hAnsi="Times New Roman" w:cs="Arial Unicode MS"/>
+          <w:sz w:val="24"/>
+          <w:szCs w:val="24"/>
         </w:rPr>
         <w:t>Висо́кі го́ри для о́ленів,* ске́лі − для за́йців приту́лок.</w:t>
       </w:r>
@@ -759,31 +881,36 @@
       <w:pPr>
         <w:spacing w:after="120"/>
         <w:jc w:val="both"/>
-      </w:pPr>
-      <w:r>
-        <w:rPr>
-          <w:rFonts w:ascii="Times New Roman" w:hAnsi="Times New Roman"/>
-          <w:sz w:val="24"/>
-        </w:rPr>
-        <w:t>Т</w:t>
-      </w:r>
-      <w:r>
-        <w:rPr>
-          <w:rFonts w:ascii="Times New Roman" w:hAnsi="Times New Roman"/>
-          <w:sz w:val="24"/>
-        </w:rPr>
-        <w:t>и створи́в мі́сяць, щоб значи́ти по́ри;* со́нце зна́є свій за́хід.</w:t>
-      </w:r>
-    </w:p>
-    <w:p>
-      <w:pPr>
-        <w:spacing w:after="120"/>
-        <w:jc w:val="both"/>
-      </w:pPr>
-      <w:r>
-        <w:rPr>
-          <w:rFonts w:ascii="Times New Roman" w:hAnsi="Times New Roman"/>
-          <w:sz w:val="24"/>
+        <w:rPr>
+          <w:rFonts w:ascii="Times New Roman" w:hAnsi="Times New Roman"/>
+          <w:sz w:val="24"/>
+          <w:szCs w:val="24"/>
+        </w:rPr>
+      </w:pPr>
+      <w:r>
+        <w:rPr>
+          <w:rFonts w:ascii="Times New Roman" w:hAnsi="Times New Roman"/>
+          <w:sz w:val="24"/>
+          <w:szCs w:val="24"/>
+        </w:rPr>
+        <w:t>Ти створи́в мі́сяць, щоб значи́ти по́ри;* со́нце зна́є свій за́хід.</w:t>
+      </w:r>
+    </w:p>
+    <w:p>
+      <w:pPr>
+        <w:spacing w:after="120"/>
+        <w:jc w:val="both"/>
+        <w:rPr>
+          <w:rFonts w:ascii="Times New Roman" w:hAnsi="Times New Roman"/>
+          <w:sz w:val="24"/>
+          <w:szCs w:val="24"/>
+        </w:rPr>
+      </w:pPr>
+      <w:r>
+        <w:rPr>
+          <w:rFonts w:ascii="Times New Roman" w:hAnsi="Times New Roman"/>
+          <w:sz w:val="24"/>
+          <w:szCs w:val="24"/>
         </w:rPr>
         <w:t>Наво́диш те́мряву, і ніч надхо́дить,* що в ній вору́шаться усі́ зві́рі дібро́вні.</w:t>
       </w:r>
@@ -792,11 +919,17 @@
       <w:pPr>
         <w:spacing w:after="120"/>
         <w:jc w:val="both"/>
-      </w:pPr>
-      <w:r>
-        <w:rPr>
-          <w:rFonts w:ascii="Times New Roman" w:hAnsi="Times New Roman"/>
-          <w:sz w:val="24"/>
+        <w:rPr>
+          <w:rFonts w:ascii="Times New Roman" w:hAnsi="Times New Roman"/>
+          <w:sz w:val="24"/>
+          <w:szCs w:val="24"/>
+        </w:rPr>
+      </w:pPr>
+      <w:r>
+        <w:rPr>
+          <w:rFonts w:ascii="Times New Roman" w:hAnsi="Times New Roman"/>
+          <w:sz w:val="24"/>
+          <w:szCs w:val="24"/>
         </w:rPr>
         <w:t>Левеня́та рика́ють за здо́биччю своє́ю,* пожи́ви від Бо́га для се́бе про́сять.</w:t>
       </w:r>
@@ -805,31 +938,36 @@
       <w:pPr>
         <w:spacing w:after="120"/>
         <w:jc w:val="both"/>
-      </w:pPr>
-      <w:r>
-        <w:rPr>
-          <w:rFonts w:ascii="Times New Roman" w:hAnsi="Times New Roman"/>
-          <w:sz w:val="24"/>
-        </w:rPr>
-        <w:t>Хова́ються, як ті́льки зі́йд</w:t>
-      </w:r>
-      <w:r>
-        <w:rPr>
-          <w:rFonts w:ascii="Times New Roman" w:hAnsi="Times New Roman"/>
-          <w:sz w:val="24"/>
-        </w:rPr>
-        <w:t>е со́нце,* ляга́ють у свої́х но́рах.</w:t>
-      </w:r>
-    </w:p>
-    <w:p>
-      <w:pPr>
-        <w:spacing w:after="120"/>
-        <w:jc w:val="both"/>
-      </w:pPr>
-      <w:r>
-        <w:rPr>
-          <w:rFonts w:ascii="Times New Roman" w:hAnsi="Times New Roman"/>
-          <w:sz w:val="24"/>
+        <w:rPr>
+          <w:rFonts w:ascii="Times New Roman" w:hAnsi="Times New Roman"/>
+          <w:sz w:val="24"/>
+          <w:szCs w:val="24"/>
+        </w:rPr>
+      </w:pPr>
+      <w:r>
+        <w:rPr>
+          <w:rFonts w:ascii="Times New Roman" w:hAnsi="Times New Roman"/>
+          <w:sz w:val="24"/>
+          <w:szCs w:val="24"/>
+        </w:rPr>
+        <w:t>Хова́ються, як ті́льки зі́йде со́нце,* ляга́ють у свої́х но́рах.</w:t>
+      </w:r>
+    </w:p>
+    <w:p>
+      <w:pPr>
+        <w:spacing w:after="120"/>
+        <w:jc w:val="both"/>
+        <w:rPr>
+          <w:rFonts w:ascii="Times New Roman" w:hAnsi="Times New Roman"/>
+          <w:sz w:val="24"/>
+          <w:szCs w:val="24"/>
+        </w:rPr>
+      </w:pPr>
+      <w:r>
+        <w:rPr>
+          <w:rFonts w:ascii="Times New Roman" w:hAnsi="Times New Roman"/>
+          <w:sz w:val="24"/>
+          <w:szCs w:val="24"/>
         </w:rPr>
         <w:t>Вихо́дить люди́на до свого́ ді́ла,* і до своє́ї пра́ці аж до ве́чора.</w:t>
       </w:r>
@@ -838,11 +976,17 @@
       <w:pPr>
         <w:spacing w:after="120"/>
         <w:jc w:val="both"/>
-      </w:pPr>
-      <w:r>
-        <w:rPr>
-          <w:rFonts w:ascii="Times New Roman" w:hAnsi="Times New Roman"/>
-          <w:sz w:val="24"/>
+        <w:rPr>
+          <w:rFonts w:ascii="Times New Roman" w:hAnsi="Times New Roman"/>
+          <w:sz w:val="24"/>
+          <w:szCs w:val="24"/>
+        </w:rPr>
+      </w:pPr>
+      <w:r>
+        <w:rPr>
+          <w:rFonts w:ascii="Times New Roman" w:eastAsia="Arial Unicode MS" w:hAnsi="Times New Roman" w:cs="Arial Unicode MS"/>
+          <w:sz w:val="24"/>
+          <w:szCs w:val="24"/>
         </w:rPr>
         <w:t>Яка́ їх, Твої́х діл, Го́споди, си́ла!* У му́дрості все Ти створи́в, − по́вна земля́ Твої́х створі́нь.</w:t>
       </w:r>
@@ -851,31 +995,36 @@
       <w:pPr>
         <w:spacing w:after="120"/>
         <w:jc w:val="both"/>
-      </w:pPr>
-      <w:r>
-        <w:rPr>
-          <w:rFonts w:ascii="Times New Roman" w:hAnsi="Times New Roman"/>
-          <w:sz w:val="24"/>
-        </w:rPr>
-        <w:t>Ось мо́ре вели́ке, преширо́ке,* у ньо́му плаз</w:t>
-      </w:r>
-      <w:r>
-        <w:rPr>
-          <w:rFonts w:ascii="Times New Roman" w:hAnsi="Times New Roman"/>
-          <w:sz w:val="24"/>
-        </w:rPr>
-        <w:t>уні́в без лі́ку, зві́рів мали́х і вели́ких.</w:t>
-      </w:r>
-    </w:p>
-    <w:p>
-      <w:pPr>
-        <w:spacing w:after="120"/>
-        <w:jc w:val="both"/>
-      </w:pPr>
-      <w:r>
-        <w:rPr>
-          <w:rFonts w:ascii="Times New Roman" w:hAnsi="Times New Roman"/>
-          <w:sz w:val="24"/>
+        <w:rPr>
+          <w:rFonts w:ascii="Times New Roman" w:hAnsi="Times New Roman"/>
+          <w:sz w:val="24"/>
+          <w:szCs w:val="24"/>
+        </w:rPr>
+      </w:pPr>
+      <w:r>
+        <w:rPr>
+          <w:rFonts w:ascii="Times New Roman" w:hAnsi="Times New Roman"/>
+          <w:sz w:val="24"/>
+          <w:szCs w:val="24"/>
+        </w:rPr>
+        <w:t>Ось мо́ре вели́ке, преширо́ке,* у ньо́му плазуні́в без лі́ку, зві́рів мали́х і вели́ких.</w:t>
+      </w:r>
+    </w:p>
+    <w:p>
+      <w:pPr>
+        <w:spacing w:after="120"/>
+        <w:jc w:val="both"/>
+        <w:rPr>
+          <w:rFonts w:ascii="Times New Roman" w:hAnsi="Times New Roman"/>
+          <w:sz w:val="24"/>
+          <w:szCs w:val="24"/>
+        </w:rPr>
+      </w:pPr>
+      <w:r>
+        <w:rPr>
+          <w:rFonts w:ascii="Times New Roman" w:hAnsi="Times New Roman"/>
+          <w:sz w:val="24"/>
+          <w:szCs w:val="24"/>
         </w:rPr>
         <w:t>Там кораблі́ прохо́дять,* є і левіята́н, яко́го Ти створи́в, щоб ним ба́витися.</w:t>
       </w:r>
@@ -884,11 +1033,17 @@
       <w:pPr>
         <w:spacing w:after="120"/>
         <w:jc w:val="both"/>
-      </w:pPr>
-      <w:r>
-        <w:rPr>
-          <w:rFonts w:ascii="Times New Roman" w:hAnsi="Times New Roman"/>
-          <w:sz w:val="24"/>
+        <w:rPr>
+          <w:rFonts w:ascii="Times New Roman" w:hAnsi="Times New Roman"/>
+          <w:sz w:val="24"/>
+          <w:szCs w:val="24"/>
+        </w:rPr>
+      </w:pPr>
+      <w:r>
+        <w:rPr>
+          <w:rFonts w:ascii="Times New Roman" w:hAnsi="Times New Roman"/>
+          <w:sz w:val="24"/>
+          <w:szCs w:val="24"/>
         </w:rPr>
         <w:t>Усі́ вони́ від Те́бе дожида́ють,* щоб дав їм у свій час пожи́ву.</w:t>
       </w:r>
@@ -897,31 +1052,36 @@
       <w:pPr>
         <w:spacing w:after="120"/>
         <w:jc w:val="both"/>
-      </w:pPr>
-      <w:r>
-        <w:rPr>
-          <w:rFonts w:ascii="Times New Roman" w:hAnsi="Times New Roman"/>
-          <w:sz w:val="24"/>
-        </w:rPr>
-        <w:t>Коли́ дає́ш їм, вони́ її́ збира́ють,* як розту́люєш Твою́ ру́ку, во</w:t>
-      </w:r>
-      <w:r>
-        <w:rPr>
-          <w:rFonts w:ascii="Times New Roman" w:hAnsi="Times New Roman"/>
-          <w:sz w:val="24"/>
-        </w:rPr>
-        <w:t>ни́ наси́чуються бла́гом.</w:t>
-      </w:r>
-    </w:p>
-    <w:p>
-      <w:pPr>
-        <w:spacing w:after="120"/>
-        <w:jc w:val="both"/>
-      </w:pPr>
-      <w:r>
-        <w:rPr>
-          <w:rFonts w:ascii="Times New Roman" w:hAnsi="Times New Roman"/>
-          <w:sz w:val="24"/>
+        <w:rPr>
+          <w:rFonts w:ascii="Times New Roman" w:hAnsi="Times New Roman"/>
+          <w:sz w:val="24"/>
+          <w:szCs w:val="24"/>
+        </w:rPr>
+      </w:pPr>
+      <w:r>
+        <w:rPr>
+          <w:rFonts w:ascii="Times New Roman" w:hAnsi="Times New Roman"/>
+          <w:sz w:val="24"/>
+          <w:szCs w:val="24"/>
+        </w:rPr>
+        <w:t>Коли́ дає́ш їм, вони́ її́ збира́ють,* як розту́люєш Твою́ ру́ку, вони́ наси́чуються бла́гом.</w:t>
+      </w:r>
+    </w:p>
+    <w:p>
+      <w:pPr>
+        <w:spacing w:after="120"/>
+        <w:jc w:val="both"/>
+        <w:rPr>
+          <w:rFonts w:ascii="Times New Roman" w:hAnsi="Times New Roman"/>
+          <w:sz w:val="24"/>
+          <w:szCs w:val="24"/>
+        </w:rPr>
+      </w:pPr>
+      <w:r>
+        <w:rPr>
+          <w:rFonts w:ascii="Times New Roman" w:hAnsi="Times New Roman"/>
+          <w:sz w:val="24"/>
+          <w:szCs w:val="24"/>
         </w:rPr>
         <w:t>Вони́ бенте́жаться, коли́ хова́єш вид Свій;* як забира́єш дух у них, вони́ ги́нуть і поверта́ються у свій по́рох.</w:t>
       </w:r>
@@ -930,11 +1090,17 @@
       <w:pPr>
         <w:spacing w:after="120"/>
         <w:jc w:val="both"/>
-      </w:pPr>
-      <w:r>
-        <w:rPr>
-          <w:rFonts w:ascii="Times New Roman" w:hAnsi="Times New Roman"/>
-          <w:sz w:val="24"/>
+        <w:rPr>
+          <w:rFonts w:ascii="Times New Roman" w:hAnsi="Times New Roman"/>
+          <w:sz w:val="24"/>
+          <w:szCs w:val="24"/>
+        </w:rPr>
+      </w:pPr>
+      <w:r>
+        <w:rPr>
+          <w:rFonts w:ascii="Times New Roman" w:hAnsi="Times New Roman"/>
+          <w:sz w:val="24"/>
+          <w:szCs w:val="24"/>
         </w:rPr>
         <w:t>Зішле́ш Свій дух, – вони́ ожива́ють,* і Ти відно́влюєш лице́ землі́.</w:t>
       </w:r>
@@ -943,11 +1109,17 @@
       <w:pPr>
         <w:spacing w:after="120"/>
         <w:jc w:val="both"/>
-      </w:pPr>
-      <w:r>
-        <w:rPr>
-          <w:rFonts w:ascii="Times New Roman" w:hAnsi="Times New Roman"/>
-          <w:sz w:val="24"/>
+        <w:rPr>
+          <w:rFonts w:ascii="Times New Roman" w:hAnsi="Times New Roman"/>
+          <w:sz w:val="24"/>
+          <w:szCs w:val="24"/>
+        </w:rPr>
+      </w:pPr>
+      <w:r>
+        <w:rPr>
+          <w:rFonts w:ascii="Times New Roman" w:hAnsi="Times New Roman"/>
+          <w:sz w:val="24"/>
+          <w:szCs w:val="24"/>
         </w:rPr>
         <w:t>Неха́й сла́ва Госпо́дня бу́де пові́ки,* неха́й Госпо́дь раді́є тво́рами Свої́ми.</w:t>
       </w:r>
@@ -956,11 +1128,17 @@
       <w:pPr>
         <w:spacing w:after="120"/>
         <w:jc w:val="both"/>
-      </w:pPr>
-      <w:r>
-        <w:rPr>
-          <w:rFonts w:ascii="Times New Roman" w:hAnsi="Times New Roman"/>
-          <w:sz w:val="24"/>
+        <w:rPr>
+          <w:rFonts w:ascii="Times New Roman" w:hAnsi="Times New Roman"/>
+          <w:sz w:val="24"/>
+          <w:szCs w:val="24"/>
+        </w:rPr>
+      </w:pPr>
+      <w:r>
+        <w:rPr>
+          <w:rFonts w:ascii="Times New Roman" w:hAnsi="Times New Roman"/>
+          <w:sz w:val="24"/>
+          <w:szCs w:val="24"/>
         </w:rPr>
         <w:t>Спогля́не Він на зе́млю, і вона́ стряса́ється,* торкне́ться гір, вони́ диму́ють.</w:t>
       </w:r>
@@ -969,11 +1147,17 @@
       <w:pPr>
         <w:spacing w:after="120"/>
         <w:jc w:val="both"/>
-      </w:pPr>
-      <w:r>
-        <w:rPr>
-          <w:rFonts w:ascii="Times New Roman" w:hAnsi="Times New Roman"/>
-          <w:sz w:val="24"/>
+        <w:rPr>
+          <w:rFonts w:ascii="Times New Roman" w:hAnsi="Times New Roman"/>
+          <w:sz w:val="24"/>
+          <w:szCs w:val="24"/>
+        </w:rPr>
+      </w:pPr>
+      <w:r>
+        <w:rPr>
+          <w:rFonts w:ascii="Times New Roman" w:hAnsi="Times New Roman"/>
+          <w:sz w:val="24"/>
+          <w:szCs w:val="24"/>
         </w:rPr>
         <w:t>Я бу́ду Го́сподеві спі́вати по́ки життя́ мого́,* псалми́ співа́тиму, по́ки бу́ду жи́ти.</w:t>
       </w:r>
@@ -982,11 +1166,17 @@
       <w:pPr>
         <w:spacing w:after="120"/>
         <w:jc w:val="both"/>
-      </w:pPr>
-      <w:r>
-        <w:rPr>
-          <w:rFonts w:ascii="Times New Roman" w:hAnsi="Times New Roman"/>
-          <w:sz w:val="24"/>
+        <w:rPr>
+          <w:rFonts w:ascii="Times New Roman" w:hAnsi="Times New Roman"/>
+          <w:sz w:val="24"/>
+          <w:szCs w:val="24"/>
+        </w:rPr>
+      </w:pPr>
+      <w:r>
+        <w:rPr>
+          <w:rFonts w:ascii="Times New Roman" w:hAnsi="Times New Roman"/>
+          <w:sz w:val="24"/>
+          <w:szCs w:val="24"/>
         </w:rPr>
         <w:t>Неха́й бу́де приє́мна Йому́ моя́ пі́сня;* у Го́споді я весели́тимусь.</w:t>
       </w:r>
@@ -995,31 +1185,36 @@
       <w:pPr>
         <w:spacing w:after="120"/>
         <w:jc w:val="both"/>
-      </w:pPr>
-      <w:r>
-        <w:rPr>
-          <w:rFonts w:ascii="Times New Roman" w:hAnsi="Times New Roman"/>
-          <w:sz w:val="24"/>
-        </w:rPr>
-        <w:t xml:space="preserve">Неха́й грі́шники </w:t>
-      </w:r>
-      <w:r>
-        <w:rPr>
-          <w:rFonts w:ascii="Times New Roman" w:hAnsi="Times New Roman"/>
-          <w:sz w:val="24"/>
-        </w:rPr>
-        <w:t>з землі ще́знуть, і беззако́нних бі́льше неха́й не бу́де.* Благослови́, душе́ моя́, Го́спода.</w:t>
-      </w:r>
-    </w:p>
-    <w:p>
-      <w:pPr>
-        <w:spacing w:after="120"/>
-        <w:jc w:val="both"/>
-      </w:pPr>
-      <w:r>
-        <w:rPr>
-          <w:rFonts w:ascii="Times New Roman" w:hAnsi="Times New Roman"/>
-          <w:sz w:val="24"/>
+        <w:rPr>
+          <w:rFonts w:ascii="Times New Roman" w:hAnsi="Times New Roman"/>
+          <w:sz w:val="24"/>
+          <w:szCs w:val="24"/>
+        </w:rPr>
+      </w:pPr>
+      <w:r>
+        <w:rPr>
+          <w:rFonts w:ascii="Times New Roman" w:hAnsi="Times New Roman"/>
+          <w:sz w:val="24"/>
+          <w:szCs w:val="24"/>
+        </w:rPr>
+        <w:t>Неха́й грі́шники з землі ще́знуть, і беззако́нних бі́льше неха́й не бу́де.* Благослови́, душе́ моя́, Го́спода.</w:t>
+      </w:r>
+    </w:p>
+    <w:p>
+      <w:pPr>
+        <w:spacing w:after="120"/>
+        <w:jc w:val="both"/>
+        <w:rPr>
+          <w:rFonts w:ascii="Times New Roman" w:hAnsi="Times New Roman"/>
+          <w:sz w:val="24"/>
+          <w:szCs w:val="24"/>
+        </w:rPr>
+      </w:pPr>
+      <w:r>
+        <w:rPr>
+          <w:rFonts w:ascii="Times New Roman" w:hAnsi="Times New Roman"/>
+          <w:sz w:val="24"/>
+          <w:szCs w:val="24"/>
         </w:rPr>
         <w:t>Со́нце зна́є свій за́хід,* наво́диш те́мряву, і ніч надхо́дить.</w:t>
       </w:r>
@@ -1028,11 +1223,17 @@
       <w:pPr>
         <w:spacing w:after="120"/>
         <w:jc w:val="both"/>
-      </w:pPr>
-      <w:r>
-        <w:rPr>
-          <w:rFonts w:ascii="Times New Roman" w:hAnsi="Times New Roman"/>
-          <w:sz w:val="24"/>
+        <w:rPr>
+          <w:rFonts w:ascii="Times New Roman" w:hAnsi="Times New Roman"/>
+          <w:sz w:val="24"/>
+          <w:szCs w:val="24"/>
+        </w:rPr>
+      </w:pPr>
+      <w:r>
+        <w:rPr>
+          <w:rFonts w:ascii="Times New Roman" w:hAnsi="Times New Roman"/>
+          <w:sz w:val="24"/>
+          <w:szCs w:val="24"/>
         </w:rPr>
         <w:t>Яка́ їх, Твої́х діл, Го́споди, си́ла!* У му́дрості все Ти створи́в.</w:t>
       </w:r>
@@ -1041,31 +1242,36 @@
       <w:pPr>
         <w:spacing w:after="120"/>
         <w:jc w:val="both"/>
-      </w:pPr>
-      <w:r>
-        <w:rPr>
-          <w:rFonts w:ascii="Times New Roman" w:hAnsi="Times New Roman"/>
-          <w:sz w:val="24"/>
-        </w:rPr>
-        <w:t>Сла́ва Отцю́, і Си́ну, і Свято</w:t>
-      </w:r>
-      <w:r>
-        <w:rPr>
-          <w:rFonts w:ascii="Times New Roman" w:hAnsi="Times New Roman"/>
-          <w:sz w:val="24"/>
-        </w:rPr>
-        <w:t>́му Ду́хові,* І ни́ні, і повсякча́с, і на ві́ки вікі́в. Амі́нь.</w:t>
-      </w:r>
-    </w:p>
-    <w:p>
-      <w:pPr>
-        <w:spacing w:after="120"/>
-        <w:jc w:val="both"/>
-      </w:pPr>
-      <w:r>
-        <w:rPr>
-          <w:rFonts w:ascii="Times New Roman" w:hAnsi="Times New Roman"/>
-          <w:sz w:val="24"/>
+        <w:rPr>
+          <w:rFonts w:ascii="Times New Roman" w:hAnsi="Times New Roman"/>
+          <w:sz w:val="24"/>
+          <w:szCs w:val="24"/>
+        </w:rPr>
+      </w:pPr>
+      <w:r>
+        <w:rPr>
+          <w:rFonts w:ascii="Times New Roman" w:hAnsi="Times New Roman"/>
+          <w:sz w:val="24"/>
+          <w:szCs w:val="24"/>
+        </w:rPr>
+        <w:t>Сла́ва Отцю́, і Си́ну, і Свято́му Ду́хові,* І ни́ні, і повсякча́с, і на ві́ки вікі́в. Амі́нь.</w:t>
+      </w:r>
+    </w:p>
+    <w:p>
+      <w:pPr>
+        <w:spacing w:after="120"/>
+        <w:jc w:val="both"/>
+        <w:rPr>
+          <w:rFonts w:ascii="Times New Roman" w:hAnsi="Times New Roman"/>
+          <w:sz w:val="24"/>
+          <w:szCs w:val="24"/>
+        </w:rPr>
+      </w:pPr>
+      <w:r>
+        <w:rPr>
+          <w:rFonts w:ascii="Times New Roman" w:hAnsi="Times New Roman"/>
+          <w:sz w:val="24"/>
+          <w:szCs w:val="24"/>
         </w:rPr>
         <w:t xml:space="preserve">Алилу́я, алилу́я, алилу́я, сла́ва Тобі́, Бо́же. </w:t>
       </w:r>
@@ -1075,6 +1281,7 @@
           <w:i/>
           <w:color w:val="FF0000"/>
           <w:sz w:val="24"/>
+          <w:szCs w:val="24"/>
         </w:rPr>
         <w:t>(3 р.)</w:t>
       </w:r>
@@ -1152,6 +1359,7 @@
           <w:sz w:val="24"/>
           <w:szCs w:val="24"/>
         </w:rPr>
+        <w:lastRenderedPageBreak/>
         <w:t>1.</w:t>
       </w:r>
       <w:r>
@@ -1216,7 +1424,7 @@
           <w:sz w:val="24"/>
           <w:szCs w:val="24"/>
         </w:rPr>
-        <w:t xml:space="preserve"> Господи, Боже наш! Згадай нас грішних і недостойних слуг твоїх, коли призиваємо святе ім'я твоє, і не осороми нас, коли очікуємо милости твоєї, але вислухай, Господи, усі наші спасенні прохання, і вчини нас достойними любити і боятися тебе від усього серця нашого і творити в усьому волю твою. Бо ти є добрий і людинолюбний Бог, і тобі славу віддаємо: Отцю, і Сину, і Святому Духові, нині і повсякчас, і на віки віків. Амінь.</w:t>
+        <w:t xml:space="preserve"> Господи, Боже наш! Згадай нас грішних і недостойних слуг твоїх, коли призиваємо святе ім'я твоє, і не осороми нас, коли очікуємо милости твоєї, але вислухай, Господи, усі наші спасенні прохання, і вчини нас достойними любити і боятися тебе від усього серця нашого і творити в усьому волю твою. Бо ти є добрий і людинолюбний Бог, і тобі славу возсилаємо: Отцю, і Сину, і Святому Духові, нині і повсякчас, і на віки віків. Амінь.</w:t>
       </w:r>
     </w:p>
     <w:p>
@@ -1300,7 +1508,7 @@
           <w:sz w:val="24"/>
           <w:szCs w:val="24"/>
         </w:rPr>
-        <w:t xml:space="preserve"> Господи, Господи, що пречистою твоєю долонею все утримуєш, що довго терпиш нам усім, і жалієшся задля нашої злоби! Згадай твої милості і ласки, відвідай нас у твоїй доброті і дай нам пройти й останок нинішнього дня вільним від різних затій лукавого, і збережи наше життя без напастувань, благодаттю Святого твого Духа, − милістю, щедротами і людинолюб'ям єдинородного Сина твого, з яким і ти є благословенний, з пресвятим, добрим і животворящим твоїм Духом, нині і повсякчас, і на віки віків. Амінь.</w:t>
+        <w:t xml:space="preserve"> Господи, Господи, що пречистою твоєю долонею все утримуєш, що довго терпиш нам усім, і жалієшся задля нашої злоби! Згадай твої милості і ласки, відвідай нас у твоїй доброті і дай нам пройти й останок нинішнього дня вільним від різних затій лукавого, і збережи наше життя без напастувань, благодаттю Святого твого Духа, − милістю, щедротами і людинолюб'ям єдинородного Сина твого, з яким і ти є благословенний, з пресвятим, добрим і животворчим твоїм Духом, нині і повсякчас, і на віки віків. Амінь.</w:t>
       </w:r>
     </w:p>
     <w:p>
@@ -1328,7 +1536,7 @@
           <w:sz w:val="24"/>
           <w:szCs w:val="24"/>
         </w:rPr>
-        <w:t xml:space="preserve"> Боже великий і дивний, що несказанною добрістю і багатим промислом усім управляєш, і дав нам земні добра й запевнив нам обіцяне царство уділеними ласками впродовж цього дня, остерігши нас від усякого лиха! Дай нам і решту непорочно докінчити перед святою твоєю славою і величати тебе одного і доброго, і людинолюбного Бога нашого. Бо ти Бог наш і тобі славу віддаємо: Отцю, і Сину, і Святому Духові, нині і повсякчас, і на віки віків. Амінь.</w:t>
+        <w:t xml:space="preserve"> Боже великий і дивний, що несказанною добрістю і багатим промислом усім управляєш, і дав нам земні добра й запевнив нам обіцяне царство уділеними ласками впродовж цього дня, остерігши нас від усякого лиха! Дай нам і решту непорочно докінчити перед святою твоєю славою і величати тебе одного і доброго, і людинолюбного Бога нашого. Бо ти Бог наш і тобі славу возсилаємо: Отцю, і Сину, і Святому Духові, нині і повсякчас, і на віки віків. Амінь.</w:t>
       </w:r>
     </w:p>
     <w:p>
@@ -1356,7 +1564,7 @@
           <w:sz w:val="24"/>
           <w:szCs w:val="24"/>
         </w:rPr>
-        <w:t xml:space="preserve"> Боже великий і вишній, в тебе одного є безсмертність і в світлі живеш недоступнім. Ти все створіння мудро створив, відокремив світло від темряви і сонце поклав, щоб правити днем, а місяць і зорі, щоб володіли ніччю, нас же грішних вчинив достойними і в теперішню годину стати перед твоїм обличчям, щоб тебе визнавати і принести тобі вечірнє славослов'я. Направ, Людинолюбче, молитву нашу, немов кадило, перед тобою і прийми її, як благовонний запах. Дай нам мирний цей вечір і близьку вже ніч; зодягни нас у броню світла; визволь нас від нічного страху і всякої речі, що в темряві з'являється, і дай сон, що його ти дарував на відпочинок нашій немічності, вільний від усякого маріння диявольського. Владико, давче добра, хай і на нашій постелі, бувши тобі милими, згадуємо вночі твоє ім'я і, просвічувані навчанням твоїх заповідей, встанемо в душевній радості до звеличування твоєї доброти, приносячи твоєму милосердю молитви і моління, за наші і всіх твоїх людей провини. Відвідай їх задля молитов святої Богородиці. Бо ти є добрий і людинолюбний Бог, і тобі віддаємо славу: Отцю, і Сину, і Святому Духові, нині і повсякчас, і на віки віків. Амінь.</w:t>
+        <w:t xml:space="preserve"> Боже великий і вишній, в тебе одного є безсмертність і в світлі живеш недоступнім. Ти все створіння мудро створив, відокремив світло від темряви і сонце поклав, щоб правити днем, а місяць і зорі, щоб володіли ніччю, нас же грішних вчинив достойними і в теперішню годину стати перед твоїм обличчям, щоб тебе визнавати і принести тобі вечірнє славослов'я. Направ, Людинолюбче, молитву нашу, немов кадило, перед тобою і прийми її, як благовонний запах. Дай нам мирний цей вечір і близьку вже ніч; зодягни нас у броню світла; визволь нас від нічного страху і всякої речі, що в темряві з'являється, і дай сон, що його ти дарував на відпочинок нашій немічності, вільний від усякого маріння диявольського. Владико, давче добра, хай і на нашій постелі, бувши тобі милими, згадуємо вночі твоє ім'я і, просвічувані навчанням твоїх заповідей, встанемо в душевній радості до звеличування твоєї доброти, приносячи твоєму милосердю молитви і моління, за наші і всіх твоїх людей провини. Відвідай їх задля молитов святої Богородиці. Бо ти є добрий і людинолюбний Бог, і тобі возсилаємо славу: Отцю, і Сину, і Святому Духові, нині і повсякчас, і на віки віків. Амінь.</w:t>
       </w:r>
     </w:p>
     <w:p>
@@ -1537,7 +1745,7 @@
           <w:sz w:val="24"/>
           <w:szCs w:val="24"/>
         </w:rPr>
-        <w:t xml:space="preserve">За святішого вселенського Архиєрея Франциска, Папу Римського, за блаженнішого Патріарха нашого Святослава, і за преосвященнішого Митрополита нашого Кир </w:t>
+        <w:t xml:space="preserve">За святішого вселенського архиєрея Лева, папу Римського, і за блаженнішого  Патріарха нашого Святослава, і за преосвященнішого Митрополита нашого Кир </w:t>
       </w:r>
       <w:r>
         <w:rPr>
@@ -1728,11 +1936,17 @@
     <w:p>
       <w:pPr>
         <w:spacing w:after="120"/>
-      </w:pPr>
-      <w:r>
-        <w:rPr>
-          <w:rFonts w:ascii="Times New Roman" w:hAnsi="Times New Roman"/>
-          <w:sz w:val="24"/>
+        <w:rPr>
+          <w:rFonts w:ascii="Times New Roman" w:hAnsi="Times New Roman"/>
+          <w:sz w:val="24"/>
+          <w:szCs w:val="24"/>
+        </w:rPr>
+      </w:pPr>
+      <w:r>
+        <w:rPr>
+          <w:rFonts w:ascii="Times New Roman" w:hAnsi="Times New Roman"/>
+          <w:sz w:val="24"/>
+          <w:szCs w:val="24"/>
         </w:rPr>
         <w:t>Заступи, спаси, помилуй і охорони нас, Боже, Твоєю благодаттю</w:t>
       </w:r>
@@ -1798,42 +2012,38 @@
       <w:pPr>
         <w:spacing w:after="120"/>
         <w:jc w:val="both"/>
-      </w:pPr>
-      <w:r>
-        <w:rPr>
-          <w:rFonts w:ascii="Times New Roman" w:hAnsi="Times New Roman"/>
-          <w:sz w:val="24"/>
+        <w:rPr>
+          <w:rFonts w:ascii="Times New Roman" w:hAnsi="Times New Roman"/>
+          <w:sz w:val="24"/>
+          <w:szCs w:val="24"/>
+        </w:rPr>
+      </w:pPr>
+      <w:r>
+        <w:rPr>
+          <w:rFonts w:ascii="Times New Roman" w:hAnsi="Times New Roman"/>
+          <w:sz w:val="24"/>
+          <w:szCs w:val="24"/>
           <w:u w:val="single"/>
         </w:rPr>
-        <w:t>[Господи щедрий і милосердний, дов</w:t>
-      </w:r>
-      <w:r>
-        <w:rPr>
-          <w:rFonts w:ascii="Times New Roman" w:hAnsi="Times New Roman"/>
-          <w:sz w:val="24"/>
-          <w:u w:val="single"/>
-        </w:rPr>
-        <w:t>готерпеливий і многомилостивий! Вислухай молитви наші і зверни увагу на голос моління нашого і яви нам знак милости Твоєї, наведи нас на дорогу Твою, щоб ходили ми в Твоїй правді. Звесели серця наші, щоб ми боялись імення Твого святого, бо Ти великий і тво</w:t>
-      </w:r>
-      <w:r>
-        <w:rPr>
-          <w:rFonts w:ascii="Times New Roman" w:hAnsi="Times New Roman"/>
-          <w:sz w:val="24"/>
-          <w:u w:val="single"/>
-        </w:rPr>
-        <w:t>риш чуда; Ти Бог єдиний і немає подібного Тобі між богами, Господи. Ти сильний у милості і добрий у силі, аби допомагати й утішати, і спасати всіх, хто на ім'я Твоє святе уповає.]</w:t>
-      </w:r>
-    </w:p>
-    <w:p>
-      <w:pPr>
-        <w:spacing w:after="120"/>
-      </w:pPr>
-      <w:r>
-        <w:rPr>
-          <w:rFonts w:ascii="Times New Roman" w:hAnsi="Times New Roman"/>
-          <w:i/>
-          <w:color w:val="FF4400"/>
-          <w:sz w:val="24"/>
+        <w:t>[Господи щедрий і милосердний, довготерпеливий і многомилостивий! Вислухай молитви наші і зверни увагу на голос моління нашого і яви нам знак милости Твоєї, наведи нас на дорогу Твою, щоб ходили ми в Твоїй правді. Звесели серця наші, щоб ми боялись імення Твого святого, бо Ти великий і твориш чуда; Ти Бог єдиний і немає подібного Тобі між богами, Господи. Ти сильний у милості і добрий у силі, аби допомагати й утішати, і спасати всіх, хто на ім'я Твоє святе уповає.]</w:t>
+      </w:r>
+    </w:p>
+    <w:p>
+      <w:pPr>
+        <w:spacing w:after="120"/>
+        <w:rPr>
+          <w:rFonts w:ascii="Times New Roman" w:hAnsi="Times New Roman"/>
+          <w:sz w:val="24"/>
+          <w:szCs w:val="24"/>
+        </w:rPr>
+      </w:pPr>
+      <w:r>
+        <w:rPr>
+          <w:rFonts w:ascii="Times New Roman" w:hAnsi="Times New Roman"/>
+          <w:i/>
+          <w:color w:val="FF0000"/>
+          <w:sz w:val="24"/>
+          <w:szCs w:val="24"/>
         </w:rPr>
         <w:t>Священник:</w:t>
       </w:r>
@@ -1841,6 +2051,7 @@
         <w:rPr>
           <w:rFonts w:ascii="Times New Roman" w:hAnsi="Times New Roman"/>
           <w:sz w:val="24"/>
+          <w:szCs w:val="24"/>
         </w:rPr>
         <w:t xml:space="preserve"> Бо Тобі належить усяка слава, честь і поклоніння, Отцю, і Сину, і Святому Духові, нині, і повсякчас, і на віки віків.</w:t>
       </w:r>
@@ -1936,6 +2147,11 @@
     <w:p>
       <w:pPr>
         <w:spacing w:after="120"/>
+        <w:rPr>
+          <w:rFonts w:ascii="Times New Roman" w:hAnsi="Times New Roman"/>
+          <w:sz w:val="24"/>
+          <w:szCs w:val="24"/>
+        </w:rPr>
       </w:pPr>
       <w:r>
         <w:rPr>
@@ -1943,6 +2159,7 @@
           <w:b/>
           <w:color w:val="000000"/>
           <w:sz w:val="24"/>
+          <w:szCs w:val="24"/>
         </w:rPr>
         <w:t>Го́споди, взива́ю я до Те́бе, ви́слухай мене́.* Ви́слухай мене́, Го́споди.* Го́споди, взива́ю я до Те́бе, ви́слухай мене́.* Почу́й го́лос молі́ння мого́,* коли́ взива́ю до Те́бе.* Ви́слухай мене́, Го́споди.</w:t>
       </w:r>
@@ -1950,6 +2167,11 @@
     <w:p>
       <w:pPr>
         <w:spacing w:after="120"/>
+        <w:rPr>
+          <w:rFonts w:ascii="Times New Roman" w:hAnsi="Times New Roman"/>
+          <w:sz w:val="24"/>
+          <w:szCs w:val="24"/>
+        </w:rPr>
       </w:pPr>
       <w:r>
         <w:rPr>
@@ -1957,6 +2179,7 @@
           <w:b/>
           <w:color w:val="000000"/>
           <w:sz w:val="24"/>
+          <w:szCs w:val="24"/>
         </w:rPr>
         <w:t>Неха́й піднесе́ться моли́тва моя́,* мов кади́ло пе́ред Тобо́ю;* підно́шення рук мої́х,* як же́ртва вечі́рня.* Ви́слухай мене́, Го́споди.</w:t>
       </w:r>
@@ -1965,11 +2188,17 @@
       <w:pPr>
         <w:spacing w:after="120"/>
         <w:jc w:val="both"/>
-      </w:pPr>
-      <w:r>
-        <w:rPr>
-          <w:rFonts w:ascii="Times New Roman" w:hAnsi="Times New Roman"/>
-          <w:sz w:val="24"/>
+        <w:rPr>
+          <w:rFonts w:ascii="Times New Roman" w:hAnsi="Times New Roman"/>
+          <w:sz w:val="24"/>
+          <w:szCs w:val="24"/>
+        </w:rPr>
+      </w:pPr>
+      <w:r>
+        <w:rPr>
+          <w:rFonts w:ascii="Times New Roman" w:eastAsia="Arial Unicode MS" w:hAnsi="Times New Roman" w:cs="Arial Unicode MS"/>
+          <w:sz w:val="24"/>
+          <w:szCs w:val="24"/>
         </w:rPr>
         <w:t>Поста́в, Го́споди, мої́м уста́м сторо́жу;* до двере́й губ мої́х − ва́рту!</w:t>
       </w:r>
@@ -1978,11 +2207,17 @@
       <w:pPr>
         <w:spacing w:after="120"/>
         <w:jc w:val="both"/>
-      </w:pPr>
-      <w:r>
-        <w:rPr>
-          <w:rFonts w:ascii="Times New Roman" w:hAnsi="Times New Roman"/>
-          <w:sz w:val="24"/>
+        <w:rPr>
+          <w:rFonts w:ascii="Times New Roman" w:hAnsi="Times New Roman"/>
+          <w:sz w:val="24"/>
+          <w:szCs w:val="24"/>
+        </w:rPr>
+      </w:pPr>
+      <w:r>
+        <w:rPr>
+          <w:rFonts w:ascii="Times New Roman" w:hAnsi="Times New Roman"/>
+          <w:sz w:val="24"/>
+          <w:szCs w:val="24"/>
         </w:rPr>
         <w:t>Не дай схили́тися се́рцеві моє́му* до чо́гось зло́го.</w:t>
       </w:r>
@@ -1991,11 +2226,17 @@
       <w:pPr>
         <w:spacing w:after="120"/>
         <w:jc w:val="both"/>
-      </w:pPr>
-      <w:r>
-        <w:rPr>
-          <w:rFonts w:ascii="Times New Roman" w:hAnsi="Times New Roman"/>
-          <w:sz w:val="24"/>
+        <w:rPr>
+          <w:rFonts w:ascii="Times New Roman" w:hAnsi="Times New Roman"/>
+          <w:sz w:val="24"/>
+          <w:szCs w:val="24"/>
+        </w:rPr>
+      </w:pPr>
+      <w:r>
+        <w:rPr>
+          <w:rFonts w:ascii="Times New Roman" w:hAnsi="Times New Roman"/>
+          <w:sz w:val="24"/>
+          <w:szCs w:val="24"/>
         </w:rPr>
         <w:t>Ані чини́ти лихі́ вчи́нки з людьми́, що тво́рять беззако́ння,* – ні ла́сощів ї́хніх я не хо́чу ї́сти.</w:t>
       </w:r>
@@ -2004,11 +2245,17 @@
       <w:pPr>
         <w:spacing w:after="120"/>
         <w:jc w:val="both"/>
-      </w:pPr>
-      <w:r>
-        <w:rPr>
-          <w:rFonts w:ascii="Times New Roman" w:hAnsi="Times New Roman"/>
-          <w:sz w:val="24"/>
+        <w:rPr>
+          <w:rFonts w:ascii="Times New Roman" w:hAnsi="Times New Roman"/>
+          <w:sz w:val="24"/>
+          <w:szCs w:val="24"/>
+        </w:rPr>
+      </w:pPr>
+      <w:r>
+        <w:rPr>
+          <w:rFonts w:ascii="Times New Roman" w:hAnsi="Times New Roman"/>
+          <w:sz w:val="24"/>
+          <w:szCs w:val="24"/>
         </w:rPr>
         <w:t>Неха́й пра́ведник по-до́брому б’є мене́ й виправля́є,* а олі́я грі́шного неха́й не нама́стить голови́ моє́ї.</w:t>
       </w:r>
@@ -2017,31 +2264,36 @@
       <w:pPr>
         <w:spacing w:after="120"/>
         <w:jc w:val="both"/>
-      </w:pPr>
-      <w:r>
-        <w:rPr>
-          <w:rFonts w:ascii="Times New Roman" w:hAnsi="Times New Roman"/>
-          <w:sz w:val="24"/>
-        </w:rPr>
-        <w:t>Я все-таки́ моли́тимусь,* незважа́ючи на ї́хн</w:t>
-      </w:r>
-      <w:r>
-        <w:rPr>
-          <w:rFonts w:ascii="Times New Roman" w:hAnsi="Times New Roman"/>
-          <w:sz w:val="24"/>
-        </w:rPr>
-        <w:t>і злі вчи́нки.</w:t>
-      </w:r>
-    </w:p>
-    <w:p>
-      <w:pPr>
-        <w:spacing w:after="120"/>
-        <w:jc w:val="both"/>
-      </w:pPr>
-      <w:r>
-        <w:rPr>
-          <w:rFonts w:ascii="Times New Roman" w:hAnsi="Times New Roman"/>
-          <w:sz w:val="24"/>
+        <w:rPr>
+          <w:rFonts w:ascii="Times New Roman" w:hAnsi="Times New Roman"/>
+          <w:sz w:val="24"/>
+          <w:szCs w:val="24"/>
+        </w:rPr>
+      </w:pPr>
+      <w:r>
+        <w:rPr>
+          <w:rFonts w:ascii="Times New Roman" w:hAnsi="Times New Roman"/>
+          <w:sz w:val="24"/>
+          <w:szCs w:val="24"/>
+        </w:rPr>
+        <w:t>Я все-таки́ моли́тимусь,* незважа́ючи на ї́хні злі вчи́нки.</w:t>
+      </w:r>
+    </w:p>
+    <w:p>
+      <w:pPr>
+        <w:spacing w:after="120"/>
+        <w:jc w:val="both"/>
+        <w:rPr>
+          <w:rFonts w:ascii="Times New Roman" w:hAnsi="Times New Roman"/>
+          <w:sz w:val="24"/>
+          <w:szCs w:val="24"/>
+        </w:rPr>
+      </w:pPr>
+      <w:r>
+        <w:rPr>
+          <w:rFonts w:ascii="Times New Roman" w:hAnsi="Times New Roman"/>
+          <w:sz w:val="24"/>
+          <w:szCs w:val="24"/>
         </w:rPr>
         <w:t>Якщо́ су́ддів ї́хніх ски́нуть в уще́лини ске́лі,* то почу́ють, що слова́ мої́ лю́бі.</w:t>
       </w:r>
@@ -2050,11 +2302,17 @@
       <w:pPr>
         <w:spacing w:after="120"/>
         <w:jc w:val="both"/>
-      </w:pPr>
-      <w:r>
-        <w:rPr>
-          <w:rFonts w:ascii="Times New Roman" w:hAnsi="Times New Roman"/>
-          <w:sz w:val="24"/>
+        <w:rPr>
+          <w:rFonts w:ascii="Times New Roman" w:hAnsi="Times New Roman"/>
+          <w:sz w:val="24"/>
+          <w:szCs w:val="24"/>
+        </w:rPr>
+      </w:pPr>
+      <w:r>
+        <w:rPr>
+          <w:rFonts w:ascii="Times New Roman" w:hAnsi="Times New Roman"/>
+          <w:sz w:val="24"/>
+          <w:szCs w:val="24"/>
         </w:rPr>
         <w:t>Немо́вби хтось розби́в і розри́в зе́млю,* розки́дано ї́хні ко́сті пе́ред а́дом.</w:t>
       </w:r>
@@ -2063,31 +2321,36 @@
       <w:pPr>
         <w:spacing w:after="120"/>
         <w:jc w:val="both"/>
-      </w:pPr>
-      <w:r>
-        <w:rPr>
-          <w:rFonts w:ascii="Times New Roman" w:hAnsi="Times New Roman"/>
-          <w:sz w:val="24"/>
-        </w:rPr>
-        <w:t>Бо до Те́бе, Го́споди, мій Бо́же, мої́ о́чі;* до Те́бе прибіга́ю, не губи́ д</w:t>
-      </w:r>
-      <w:r>
-        <w:rPr>
-          <w:rFonts w:ascii="Times New Roman" w:hAnsi="Times New Roman"/>
-          <w:sz w:val="24"/>
-        </w:rPr>
-        <w:t>уші́ моє́ї.</w:t>
-      </w:r>
-    </w:p>
-    <w:p>
-      <w:pPr>
-        <w:spacing w:after="120"/>
-        <w:jc w:val="both"/>
-      </w:pPr>
-      <w:r>
-        <w:rPr>
-          <w:rFonts w:ascii="Times New Roman" w:hAnsi="Times New Roman"/>
-          <w:sz w:val="24"/>
+        <w:rPr>
+          <w:rFonts w:ascii="Times New Roman" w:hAnsi="Times New Roman"/>
+          <w:sz w:val="24"/>
+          <w:szCs w:val="24"/>
+        </w:rPr>
+      </w:pPr>
+      <w:r>
+        <w:rPr>
+          <w:rFonts w:ascii="Times New Roman" w:hAnsi="Times New Roman"/>
+          <w:sz w:val="24"/>
+          <w:szCs w:val="24"/>
+        </w:rPr>
+        <w:t>Бо до Те́бе, Го́споди, мій Бо́же, мої́ о́чі;* до Те́бе прибіга́ю, не губи́ душі́ моє́ї.</w:t>
+      </w:r>
+    </w:p>
+    <w:p>
+      <w:pPr>
+        <w:spacing w:after="120"/>
+        <w:jc w:val="both"/>
+        <w:rPr>
+          <w:rFonts w:ascii="Times New Roman" w:hAnsi="Times New Roman"/>
+          <w:sz w:val="24"/>
+          <w:szCs w:val="24"/>
+        </w:rPr>
+      </w:pPr>
+      <w:r>
+        <w:rPr>
+          <w:rFonts w:ascii="Times New Roman" w:hAnsi="Times New Roman"/>
+          <w:sz w:val="24"/>
+          <w:szCs w:val="24"/>
         </w:rPr>
         <w:t>Збережи́ мене́ від пе́тлі, що її́ наста́вили на ме́не,* і від сильця́ тих, що тво́рять беззако́ння.</w:t>
       </w:r>
@@ -2096,11 +2359,17 @@
       <w:pPr>
         <w:spacing w:after="120"/>
         <w:jc w:val="both"/>
-      </w:pPr>
-      <w:r>
-        <w:rPr>
-          <w:rFonts w:ascii="Times New Roman" w:hAnsi="Times New Roman"/>
-          <w:sz w:val="24"/>
+        <w:rPr>
+          <w:rFonts w:ascii="Times New Roman" w:hAnsi="Times New Roman"/>
+          <w:sz w:val="24"/>
+          <w:szCs w:val="24"/>
+        </w:rPr>
+      </w:pPr>
+      <w:r>
+        <w:rPr>
+          <w:rFonts w:ascii="Times New Roman" w:hAnsi="Times New Roman"/>
+          <w:sz w:val="24"/>
+          <w:szCs w:val="24"/>
         </w:rPr>
         <w:t>Неха́й грі́шники впаду́ть у вла́сні сі́ті всі ра́зом,* а я пройду́ безпе́чно.</w:t>
       </w:r>
@@ -2109,6 +2378,11 @@
       <w:pPr>
         <w:spacing w:after="120"/>
         <w:jc w:val="center"/>
+        <w:rPr>
+          <w:rFonts w:ascii="Times New Roman" w:hAnsi="Times New Roman"/>
+          <w:sz w:val="24"/>
+          <w:szCs w:val="24"/>
+        </w:rPr>
       </w:pPr>
       <w:r>
         <w:rPr>
@@ -2117,6 +2391,7 @@
           <w:i/>
           <w:color w:val="FF0000"/>
           <w:sz w:val="24"/>
+          <w:szCs w:val="24"/>
         </w:rPr>
         <w:t>Псалом 141</w:t>
       </w:r>
@@ -2125,31 +2400,36 @@
       <w:pPr>
         <w:spacing w:after="120"/>
         <w:jc w:val="both"/>
-      </w:pPr>
-      <w:r>
-        <w:rPr>
-          <w:rFonts w:ascii="Times New Roman" w:hAnsi="Times New Roman"/>
-          <w:sz w:val="24"/>
-        </w:rPr>
-        <w:t>Я го́лосом мої́м до Го́спода взива́ю,* я го́лосом мої́м</w:t>
-      </w:r>
-      <w:r>
-        <w:rPr>
-          <w:rFonts w:ascii="Times New Roman" w:hAnsi="Times New Roman"/>
-          <w:sz w:val="24"/>
-        </w:rPr>
-        <w:t xml:space="preserve"> до Го́спода молю́ся.</w:t>
-      </w:r>
-    </w:p>
-    <w:p>
-      <w:pPr>
-        <w:spacing w:after="120"/>
-        <w:jc w:val="both"/>
-      </w:pPr>
-      <w:r>
-        <w:rPr>
-          <w:rFonts w:ascii="Times New Roman" w:hAnsi="Times New Roman"/>
-          <w:sz w:val="24"/>
+        <w:rPr>
+          <w:rFonts w:ascii="Times New Roman" w:hAnsi="Times New Roman"/>
+          <w:sz w:val="24"/>
+          <w:szCs w:val="24"/>
+        </w:rPr>
+      </w:pPr>
+      <w:r>
+        <w:rPr>
+          <w:rFonts w:ascii="Times New Roman" w:hAnsi="Times New Roman"/>
+          <w:sz w:val="24"/>
+          <w:szCs w:val="24"/>
+        </w:rPr>
+        <w:t>Я го́лосом мої́м до Го́спода взива́ю,* я го́лосом мої́м до Го́спода молю́ся.</w:t>
+      </w:r>
+    </w:p>
+    <w:p>
+      <w:pPr>
+        <w:spacing w:after="120"/>
+        <w:jc w:val="both"/>
+        <w:rPr>
+          <w:rFonts w:ascii="Times New Roman" w:hAnsi="Times New Roman"/>
+          <w:sz w:val="24"/>
+          <w:szCs w:val="24"/>
+        </w:rPr>
+      </w:pPr>
+      <w:r>
+        <w:rPr>
+          <w:rFonts w:ascii="Times New Roman" w:hAnsi="Times New Roman"/>
+          <w:sz w:val="24"/>
+          <w:szCs w:val="24"/>
         </w:rPr>
         <w:t>Ска́ргу мою́ пе́ред Ним вилива́ю,* мою́ скру́ту Йому́ я виявля́ю.</w:t>
       </w:r>
@@ -2158,11 +2438,17 @@
       <w:pPr>
         <w:spacing w:after="120"/>
         <w:jc w:val="both"/>
-      </w:pPr>
-      <w:r>
-        <w:rPr>
-          <w:rFonts w:ascii="Times New Roman" w:hAnsi="Times New Roman"/>
-          <w:sz w:val="24"/>
+        <w:rPr>
+          <w:rFonts w:ascii="Times New Roman" w:hAnsi="Times New Roman"/>
+          <w:sz w:val="24"/>
+          <w:szCs w:val="24"/>
+        </w:rPr>
+      </w:pPr>
+      <w:r>
+        <w:rPr>
+          <w:rFonts w:ascii="Times New Roman" w:hAnsi="Times New Roman"/>
+          <w:sz w:val="24"/>
+          <w:szCs w:val="24"/>
         </w:rPr>
         <w:t>Коли́ триво́житься в мені́ дух мій, Ти знає́ш мою́ сте́жку.* На доро́зі, де я ступа́ю, та́йно розста́вили сильце́ на ме́не.</w:t>
       </w:r>
@@ -2171,31 +2457,36 @@
       <w:pPr>
         <w:spacing w:after="120"/>
         <w:jc w:val="both"/>
-      </w:pPr>
-      <w:r>
-        <w:rPr>
-          <w:rFonts w:ascii="Times New Roman" w:hAnsi="Times New Roman"/>
-          <w:sz w:val="24"/>
-        </w:rPr>
-        <w:t>Погля́нь право́руч і подиви́ся:* нема́ ніко́</w:t>
-      </w:r>
-      <w:r>
-        <w:rPr>
-          <w:rFonts w:ascii="Times New Roman" w:hAnsi="Times New Roman"/>
-          <w:sz w:val="24"/>
-        </w:rPr>
-        <w:t>го, хто дбав би за ме́не.</w:t>
-      </w:r>
-    </w:p>
-    <w:p>
-      <w:pPr>
-        <w:spacing w:after="120"/>
-        <w:jc w:val="both"/>
-      </w:pPr>
-      <w:r>
-        <w:rPr>
-          <w:rFonts w:ascii="Times New Roman" w:hAnsi="Times New Roman"/>
-          <w:sz w:val="24"/>
+        <w:rPr>
+          <w:rFonts w:ascii="Times New Roman" w:hAnsi="Times New Roman"/>
+          <w:sz w:val="24"/>
+          <w:szCs w:val="24"/>
+        </w:rPr>
+      </w:pPr>
+      <w:r>
+        <w:rPr>
+          <w:rFonts w:ascii="Times New Roman" w:hAnsi="Times New Roman"/>
+          <w:sz w:val="24"/>
+          <w:szCs w:val="24"/>
+        </w:rPr>
+        <w:t>Погля́нь право́руч і подиви́ся:* нема́ ніко́го, хто дбав би за ме́не.</w:t>
+      </w:r>
+    </w:p>
+    <w:p>
+      <w:pPr>
+        <w:spacing w:after="120"/>
+        <w:jc w:val="both"/>
+        <w:rPr>
+          <w:rFonts w:ascii="Times New Roman" w:hAnsi="Times New Roman"/>
+          <w:sz w:val="24"/>
+          <w:szCs w:val="24"/>
+        </w:rPr>
+      </w:pPr>
+      <w:r>
+        <w:rPr>
+          <w:rFonts w:ascii="Times New Roman" w:hAnsi="Times New Roman"/>
+          <w:sz w:val="24"/>
+          <w:szCs w:val="24"/>
         </w:rPr>
         <w:t>Нема́ куди́ мені́ втіка́ти,* нема́ ніко́го, хто піклува́вся би мно́ю.</w:t>
       </w:r>
@@ -2204,11 +2495,17 @@
       <w:pPr>
         <w:spacing w:after="120"/>
         <w:jc w:val="both"/>
-      </w:pPr>
-      <w:r>
-        <w:rPr>
-          <w:rFonts w:ascii="Times New Roman" w:hAnsi="Times New Roman"/>
-          <w:sz w:val="24"/>
+        <w:rPr>
+          <w:rFonts w:ascii="Times New Roman" w:hAnsi="Times New Roman"/>
+          <w:sz w:val="24"/>
+          <w:szCs w:val="24"/>
+        </w:rPr>
+      </w:pPr>
+      <w:r>
+        <w:rPr>
+          <w:rFonts w:ascii="Times New Roman" w:eastAsia="Arial Unicode MS" w:hAnsi="Times New Roman" w:cs="Arial Unicode MS"/>
+          <w:sz w:val="24"/>
+          <w:szCs w:val="24"/>
         </w:rPr>
         <w:t>До Те́бе, Го́споди, взива́ю й кажу́:* Ти моє́ прибі́жище, в землі́ живи́х Ти − моя́ до́ля!</w:t>
       </w:r>
@@ -2217,11 +2514,17 @@
       <w:pPr>
         <w:spacing w:after="120"/>
         <w:jc w:val="both"/>
-      </w:pPr>
-      <w:r>
-        <w:rPr>
-          <w:rFonts w:ascii="Times New Roman" w:hAnsi="Times New Roman"/>
-          <w:sz w:val="24"/>
+        <w:rPr>
+          <w:rFonts w:ascii="Times New Roman" w:hAnsi="Times New Roman"/>
+          <w:sz w:val="24"/>
+          <w:szCs w:val="24"/>
+        </w:rPr>
+      </w:pPr>
+      <w:r>
+        <w:rPr>
+          <w:rFonts w:ascii="Times New Roman" w:hAnsi="Times New Roman"/>
+          <w:sz w:val="24"/>
+          <w:szCs w:val="24"/>
         </w:rPr>
         <w:t>Зверни́ ува́гу на моє́ блага́ння,* бо я ве́льми неща́сний.</w:t>
       </w:r>
@@ -2230,11 +2533,17 @@
       <w:pPr>
         <w:spacing w:after="120"/>
         <w:jc w:val="both"/>
-      </w:pPr>
-      <w:r>
-        <w:rPr>
-          <w:rFonts w:ascii="Times New Roman" w:hAnsi="Times New Roman"/>
-          <w:sz w:val="24"/>
+        <w:rPr>
+          <w:rFonts w:ascii="Times New Roman" w:hAnsi="Times New Roman"/>
+          <w:sz w:val="24"/>
+          <w:szCs w:val="24"/>
+        </w:rPr>
+      </w:pPr>
+      <w:r>
+        <w:rPr>
+          <w:rFonts w:ascii="Times New Roman" w:hAnsi="Times New Roman"/>
+          <w:sz w:val="24"/>
+          <w:szCs w:val="24"/>
         </w:rPr>
         <w:t>Спаси́ мене́ від гони́телів мої́х,* бо вони́ сильні́ші від ме́не.</w:t>
       </w:r>
@@ -2243,11 +2552,17 @@
       <w:pPr>
         <w:spacing w:after="120"/>
         <w:jc w:val="both"/>
-      </w:pPr>
-      <w:r>
-        <w:rPr>
-          <w:rFonts w:ascii="Times New Roman" w:hAnsi="Times New Roman"/>
-          <w:sz w:val="24"/>
+        <w:rPr>
+          <w:rFonts w:ascii="Times New Roman" w:hAnsi="Times New Roman"/>
+          <w:sz w:val="24"/>
+          <w:szCs w:val="24"/>
+        </w:rPr>
+      </w:pPr>
+      <w:r>
+        <w:rPr>
+          <w:rFonts w:ascii="Times New Roman" w:hAnsi="Times New Roman"/>
+          <w:sz w:val="24"/>
+          <w:szCs w:val="24"/>
         </w:rPr>
         <w:t>Ви́веди з в’язни́ці мою́ ду́шу,* щоб дя́кувати І́мені Твоє́му.</w:t>
       </w:r>
@@ -2256,11 +2571,17 @@
       <w:pPr>
         <w:spacing w:after="120"/>
         <w:jc w:val="both"/>
-      </w:pPr>
-      <w:r>
-        <w:rPr>
-          <w:rFonts w:ascii="Times New Roman" w:hAnsi="Times New Roman"/>
-          <w:sz w:val="24"/>
+        <w:rPr>
+          <w:rFonts w:ascii="Times New Roman" w:hAnsi="Times New Roman"/>
+          <w:sz w:val="24"/>
+          <w:szCs w:val="24"/>
+        </w:rPr>
+      </w:pPr>
+      <w:r>
+        <w:rPr>
+          <w:rFonts w:ascii="Times New Roman" w:hAnsi="Times New Roman"/>
+          <w:sz w:val="24"/>
+          <w:szCs w:val="24"/>
         </w:rPr>
         <w:t>Мене́ обсту́плять пра́ведники,* бо Ти добро́ мені́ вчи́ниш.</w:t>
       </w:r>
@@ -2294,11 +2615,17 @@
       <w:pPr>
         <w:spacing w:after="120"/>
         <w:jc w:val="both"/>
-      </w:pPr>
-      <w:r>
-        <w:rPr>
-          <w:rFonts w:ascii="Times New Roman" w:hAnsi="Times New Roman"/>
-          <w:sz w:val="24"/>
+        <w:rPr>
+          <w:rFonts w:ascii="Times New Roman" w:hAnsi="Times New Roman"/>
+          <w:sz w:val="24"/>
+          <w:szCs w:val="24"/>
+        </w:rPr>
+      </w:pPr>
+      <w:r>
+        <w:rPr>
+          <w:rFonts w:ascii="Times New Roman" w:hAnsi="Times New Roman"/>
+          <w:sz w:val="24"/>
+          <w:szCs w:val="24"/>
         </w:rPr>
         <w:t>З глиби́н взива́ю до Те́бе, Го́споди,* Го́споди, почу́й мій го́лос.</w:t>
       </w:r>
@@ -2307,11 +2634,17 @@
       <w:pPr>
         <w:spacing w:after="120"/>
         <w:jc w:val="both"/>
-      </w:pPr>
-      <w:r>
-        <w:rPr>
-          <w:rFonts w:ascii="Times New Roman" w:hAnsi="Times New Roman"/>
-          <w:sz w:val="24"/>
+        <w:rPr>
+          <w:rFonts w:ascii="Times New Roman" w:hAnsi="Times New Roman"/>
+          <w:sz w:val="24"/>
+          <w:szCs w:val="24"/>
+        </w:rPr>
+      </w:pPr>
+      <w:r>
+        <w:rPr>
+          <w:rFonts w:ascii="Times New Roman" w:hAnsi="Times New Roman"/>
+          <w:sz w:val="24"/>
+          <w:szCs w:val="24"/>
         </w:rPr>
         <w:t>Неха́й бу́дуть Твої́ ву́ха ува́жні,* до го́лосу бла́гання мого́.</w:t>
       </w:r>
@@ -2414,13 +2747,19 @@
       <w:pPr>
         <w:spacing w:after="120"/>
         <w:jc w:val="both"/>
-      </w:pPr>
-      <w:r>
-        <w:rPr>
-          <w:rFonts w:ascii="Times New Roman" w:hAnsi="Times New Roman"/>
-          <w:i/>
-          <w:color w:val="FF0000"/>
-          <w:sz w:val="24"/>
+        <w:rPr>
+          <w:rFonts w:ascii="Times New Roman" w:hAnsi="Times New Roman"/>
+          <w:sz w:val="24"/>
+          <w:szCs w:val="24"/>
+        </w:rPr>
+      </w:pPr>
+      <w:r>
+        <w:rPr>
+          <w:rFonts w:ascii="Times New Roman" w:hAnsi="Times New Roman"/>
+          <w:i/>
+          <w:color w:val="FF0000"/>
+          <w:sz w:val="24"/>
+          <w:szCs w:val="24"/>
         </w:rPr>
         <w:t>Стих:</w:t>
       </w:r>
@@ -2429,6 +2768,7 @@
           <w:rFonts w:ascii="Times New Roman" w:hAnsi="Times New Roman"/>
           <w:i/>
           <w:sz w:val="24"/>
+          <w:szCs w:val="24"/>
         </w:rPr>
         <w:t xml:space="preserve"> </w:t>
       </w:r>
@@ -2436,6 +2776,7 @@
         <w:rPr>
           <w:rFonts w:ascii="Times New Roman" w:hAnsi="Times New Roman"/>
           <w:sz w:val="24"/>
+          <w:szCs w:val="24"/>
           <w:u w:val="single"/>
         </w:rPr>
         <w:t>За́для І́мени Твого́ наді́юсь на Те́бе, Го́споди, наді́ється душа́ моя́ на сло́во Твоє́;* наді́ється душа́ моя́ на Го́спода.</w:t>
@@ -2466,13 +2807,19 @@
       <w:pPr>
         <w:spacing w:after="120"/>
         <w:jc w:val="both"/>
-      </w:pPr>
-      <w:r>
-        <w:rPr>
-          <w:rFonts w:ascii="Times New Roman" w:hAnsi="Times New Roman"/>
-          <w:i/>
-          <w:color w:val="FF0000"/>
-          <w:sz w:val="24"/>
+        <w:rPr>
+          <w:rFonts w:ascii="Times New Roman" w:hAnsi="Times New Roman"/>
+          <w:sz w:val="24"/>
+          <w:szCs w:val="24"/>
+        </w:rPr>
+      </w:pPr>
+      <w:r>
+        <w:rPr>
+          <w:rFonts w:ascii="Times New Roman" w:hAnsi="Times New Roman"/>
+          <w:i/>
+          <w:color w:val="FF0000"/>
+          <w:sz w:val="24"/>
+          <w:szCs w:val="24"/>
         </w:rPr>
         <w:t>Стих:</w:t>
       </w:r>
@@ -2481,6 +2828,7 @@
           <w:rFonts w:ascii="Times New Roman" w:hAnsi="Times New Roman"/>
           <w:i/>
           <w:sz w:val="24"/>
+          <w:szCs w:val="24"/>
         </w:rPr>
         <w:t xml:space="preserve"> </w:t>
       </w:r>
@@ -2488,6 +2836,7 @@
         <w:rPr>
           <w:rFonts w:ascii="Times New Roman" w:hAnsi="Times New Roman"/>
           <w:sz w:val="24"/>
+          <w:szCs w:val="24"/>
           <w:u w:val="single"/>
         </w:rPr>
         <w:t>Від ра́нньої сторо́жі до но́чі від ра́нньої сторо́жі* неха́й упова́є Ізра́їль на Го́спода.</w:t>
@@ -2518,13 +2867,19 @@
       <w:pPr>
         <w:spacing w:after="120"/>
         <w:jc w:val="both"/>
-      </w:pPr>
-      <w:r>
-        <w:rPr>
-          <w:rFonts w:ascii="Times New Roman" w:hAnsi="Times New Roman"/>
-          <w:i/>
-          <w:color w:val="FF0000"/>
-          <w:sz w:val="24"/>
+        <w:rPr>
+          <w:rFonts w:ascii="Times New Roman" w:hAnsi="Times New Roman"/>
+          <w:sz w:val="24"/>
+          <w:szCs w:val="24"/>
+        </w:rPr>
+      </w:pPr>
+      <w:r>
+        <w:rPr>
+          <w:rFonts w:ascii="Times New Roman" w:hAnsi="Times New Roman"/>
+          <w:i/>
+          <w:color w:val="FF0000"/>
+          <w:sz w:val="24"/>
+          <w:szCs w:val="24"/>
         </w:rPr>
         <w:t>Стих:</w:t>
       </w:r>
@@ -2533,6 +2888,7 @@
           <w:rFonts w:ascii="Times New Roman" w:hAnsi="Times New Roman"/>
           <w:i/>
           <w:sz w:val="24"/>
+          <w:szCs w:val="24"/>
         </w:rPr>
         <w:t xml:space="preserve"> </w:t>
       </w:r>
@@ -2540,6 +2896,7 @@
         <w:rPr>
           <w:rFonts w:ascii="Times New Roman" w:hAnsi="Times New Roman"/>
           <w:sz w:val="24"/>
+          <w:szCs w:val="24"/>
           <w:u w:val="single"/>
         </w:rPr>
         <w:t>Бо в Го́спода ми́лість і відку́плення вели́ке в Ньо́го;* Він ви́зволить Ізра́їля від усьо́го беззако́ння його́.</w:t>
@@ -2563,15 +2920,15 @@
           <w:sz w:val="24"/>
           <w:szCs w:val="24"/>
         </w:rPr>
-        <w:t xml:space="preserve">(г. 5): </w:t>
-      </w:r>
-      <w:r>
-        <w:rPr>
-          <w:rFonts w:ascii="Times New Roman" w:hAnsi="Times New Roman"/>
-          <w:sz w:val="24"/>
-          <w:szCs w:val="24"/>
-        </w:rPr>
-        <w:t>Преподобний отче, Богоявленний Атанасію,* із дитинства був ти пізнаний як Церкви світильник,* сяючи видіннями пресвітлими і багатіючи всяким видом чеснот.* Ти словами вогненатхненними єресі спопеляв,* а вірних усіх наставляв у пребожественному сяйві Тройці,* що в Божестві Єдиному пізнається і співвічносущу славу має:* Її моли і Її благай* завжди дарувати вселенній однодумність,* мир і велику милість.</w:t>
+        <w:t>(г. 1, подібний: Преславні мученики):</w:t>
+      </w:r>
+      <w:r>
+        <w:rPr>
+          <w:rFonts w:ascii="Times New Roman" w:hAnsi="Times New Roman"/>
+          <w:sz w:val="24"/>
+          <w:szCs w:val="24"/>
+        </w:rPr>
+        <w:t xml:space="preserve"> Богомудрий, блаженний Патрикію!* Багряною твоєю кров'ю* ти оздобив свою священну* і божественну одежу,* проходивши благочесно від сили до сили,* і від слави до слави.* Молися нині, щоб дано душам нашим мир* і велику милість.</w:t>
       </w:r>
     </w:p>
     <w:p>
@@ -2603,13 +2960,19 @@
       <w:pPr>
         <w:spacing w:after="120"/>
         <w:jc w:val="both"/>
-      </w:pPr>
-      <w:r>
-        <w:rPr>
-          <w:rFonts w:ascii="Times New Roman" w:hAnsi="Times New Roman"/>
-          <w:i/>
-          <w:color w:val="FF0000"/>
-          <w:sz w:val="24"/>
+        <w:rPr>
+          <w:rFonts w:ascii="Times New Roman" w:hAnsi="Times New Roman"/>
+          <w:sz w:val="24"/>
+          <w:szCs w:val="24"/>
+        </w:rPr>
+      </w:pPr>
+      <w:r>
+        <w:rPr>
+          <w:rFonts w:ascii="Times New Roman" w:hAnsi="Times New Roman"/>
+          <w:i/>
+          <w:color w:val="FF0000"/>
+          <w:sz w:val="24"/>
+          <w:szCs w:val="24"/>
         </w:rPr>
         <w:t>Стих:</w:t>
       </w:r>
@@ -2618,6 +2981,7 @@
           <w:rFonts w:ascii="Times New Roman" w:hAnsi="Times New Roman"/>
           <w:i/>
           <w:sz w:val="24"/>
+          <w:szCs w:val="24"/>
         </w:rPr>
         <w:t xml:space="preserve"> </w:t>
       </w:r>
@@ -2625,6 +2989,7 @@
         <w:rPr>
           <w:rFonts w:ascii="Times New Roman" w:hAnsi="Times New Roman"/>
           <w:sz w:val="24"/>
+          <w:szCs w:val="24"/>
           <w:u w:val="single"/>
         </w:rPr>
         <w:t>Хвалі́те Го́спода всі наро́ди!* Прославля́йте Його́ всі лю́ди!</w:t>
@@ -2646,20 +3011,26 @@
           <w:sz w:val="24"/>
           <w:szCs w:val="24"/>
         </w:rPr>
-        <w:t>Преподобний отче, Богомовний Атанасію,* ти гідно бувши названий іменем безсмертя,* ходив стезею. що веде до нього.* Світлістю життя збагатившись явно,* чистий ум здобувши, ти, богомудрий,* як поборник Слова показав себе, дихаючи Духом Пресвятим;* Ним просвічуваний – перемагав ти ворогів твоїх,* Ним огороджуваний – явився ти непримиренним,* Ним і обожуваний, Його і причасник,* випроси, святий, дарувати всім однодумність,* мир і велику милість.</w:t>
-      </w:r>
-    </w:p>
-    <w:p>
-      <w:pPr>
-        <w:spacing w:after="120"/>
-        <w:jc w:val="both"/>
-      </w:pPr>
-      <w:r>
-        <w:rPr>
-          <w:rFonts w:ascii="Times New Roman" w:hAnsi="Times New Roman"/>
-          <w:i/>
-          <w:color w:val="FF0000"/>
-          <w:sz w:val="24"/>
+        <w:t>Як правдивий священик,* ти найперше приносив Богові* безкровну жертву,* наостанок же, як справжній мученик,* ти, всечесний благовіснику Бога,* приніс Христові себе самого,* як цілопальну приємну жертву.* Моли його за тих,* що тебе прославляють.</w:t>
+      </w:r>
+    </w:p>
+    <w:p>
+      <w:pPr>
+        <w:spacing w:after="120"/>
+        <w:jc w:val="both"/>
+        <w:rPr>
+          <w:rFonts w:ascii="Times New Roman" w:hAnsi="Times New Roman"/>
+          <w:sz w:val="24"/>
+          <w:szCs w:val="24"/>
+        </w:rPr>
+      </w:pPr>
+      <w:r>
+        <w:rPr>
+          <w:rFonts w:ascii="Times New Roman" w:hAnsi="Times New Roman"/>
+          <w:i/>
+          <w:color w:val="FF0000"/>
+          <w:sz w:val="24"/>
+          <w:szCs w:val="24"/>
         </w:rPr>
         <w:t>Стих:</w:t>
       </w:r>
@@ -2668,6 +3039,7 @@
           <w:rFonts w:ascii="Times New Roman" w:hAnsi="Times New Roman"/>
           <w:i/>
           <w:sz w:val="24"/>
+          <w:szCs w:val="24"/>
         </w:rPr>
         <w:t xml:space="preserve"> </w:t>
       </w:r>
@@ -2675,6 +3047,7 @@
         <w:rPr>
           <w:rFonts w:ascii="Times New Roman" w:hAnsi="Times New Roman"/>
           <w:sz w:val="24"/>
+          <w:szCs w:val="24"/>
           <w:u w:val="single"/>
         </w:rPr>
         <w:t>Вели́ке бо до нас Його́ милосе́рдя,* і ві́рність Го́спода пові́ки.</w:t>
@@ -2696,7 +3069,7 @@
           <w:sz w:val="24"/>
           <w:szCs w:val="24"/>
         </w:rPr>
-        <w:t>Преподобний отче, Богопроповіднику Атанасію,* ти, злигодні перетерпівши й часті напасті,* нині поживи райської сподобився єси;* проникши всередину Божественних обителей,* до Дерева нетлінного життя наблизився єси, як переможець,* праведним вінцем прикрашений, блаженний,* і діадемою вишнього Царства оздоблений, і красою сяючи.* Христові помолися, у Христа, богомудрий,* проси дарувати Церкві однодумність, мир і велику милість.</w:t>
+        <w:t>Ти, богомудрий отче, привів Христові мученицькі полки;* напоумляючи своїми повчаннями* і наказуючи заповідями,* ти поставив себе самого* за видимий зразок.* Молися з ними,* щоб дати душам нашим мир* і велику милість.</w:t>
       </w:r>
     </w:p>
     <w:p>
@@ -2826,6 +3199,8 @@
         <w:jc w:val="both"/>
         <w:rPr>
           <w:rFonts w:ascii="Times New Roman" w:hAnsi="Times New Roman"/>
+          <w:i/>
+          <w:color w:val="FF0000"/>
           <w:sz w:val="24"/>
           <w:szCs w:val="24"/>
         </w:rPr>
@@ -2840,6 +3215,17 @@
         </w:rPr>
         <w:t xml:space="preserve">Диякон – якщо його нема, то священик: </w:t>
       </w:r>
+    </w:p>
+    <w:p>
+      <w:pPr>
+        <w:spacing w:after="120"/>
+        <w:jc w:val="both"/>
+        <w:rPr>
+          <w:rFonts w:ascii="Times New Roman" w:hAnsi="Times New Roman"/>
+          <w:sz w:val="24"/>
+          <w:szCs w:val="24"/>
+        </w:rPr>
+      </w:pPr>
       <w:r>
         <w:rPr>
           <w:rFonts w:ascii="Times New Roman" w:hAnsi="Times New Roman"/>
@@ -2852,13 +3238,19 @@
     <w:p>
       <w:pPr>
         <w:spacing w:after="120"/>
-      </w:pPr>
-      <w:r>
-        <w:rPr>
-          <w:rFonts w:ascii="Times New Roman" w:hAnsi="Times New Roman"/>
-          <w:i/>
-          <w:color w:val="FF0000"/>
-          <w:sz w:val="24"/>
+        <w:rPr>
+          <w:rFonts w:ascii="Times New Roman" w:hAnsi="Times New Roman"/>
+          <w:sz w:val="24"/>
+          <w:szCs w:val="24"/>
+        </w:rPr>
+      </w:pPr>
+      <w:r>
+        <w:rPr>
+          <w:rFonts w:ascii="Times New Roman" w:hAnsi="Times New Roman"/>
+          <w:i/>
+          <w:color w:val="FF0000"/>
+          <w:sz w:val="24"/>
+          <w:szCs w:val="24"/>
         </w:rPr>
         <w:t>Вірні:</w:t>
       </w:r>
@@ -2867,6 +3259,7 @@
           <w:rFonts w:ascii="Times New Roman" w:hAnsi="Times New Roman"/>
           <w:color w:val="FF0000"/>
           <w:sz w:val="24"/>
+          <w:szCs w:val="24"/>
         </w:rPr>
         <w:t xml:space="preserve"> </w:t>
       </w:r>
@@ -2874,6 +3267,7 @@
         <w:rPr>
           <w:rFonts w:ascii="Times New Roman" w:hAnsi="Times New Roman"/>
           <w:sz w:val="24"/>
+          <w:szCs w:val="24"/>
         </w:rPr>
         <w:t>Сві́тло ти́хе свято́ї сла́ви безсме́ртного Отця́ небе́сного, свято́го, блаже́нного, Ісу́се Хри́сте, дожи́вши до за́ходу со́нця, ба́чивши сві́тло вечі́рнє, сла́вимо Отця́, і Си́на, і Свято́го Ду́ха – Бо́га. Досто́йно є повсякча́с прославля́ти Тебе́ голоса́ми побо́жними, Си́ну Бо́жий, що життя́ дає́ш усьому́ сві́ту, тому́ світ уве́сь сла́вить Тебе́.</w:t>
       </w:r>
@@ -2920,19 +3314,10 @@
       <w:r>
         <w:rPr>
           <w:rFonts w:ascii="Times New Roman" w:hAnsi="Times New Roman"/>
-          <w:color w:val="FF0000"/>
-          <w:sz w:val="24"/>
-          <w:szCs w:val="24"/>
-        </w:rPr>
-        <w:t xml:space="preserve"> </w:t>
-      </w:r>
-      <w:r>
-        <w:rPr>
-          <w:rFonts w:ascii="Times New Roman" w:hAnsi="Times New Roman"/>
-          <w:sz w:val="24"/>
-          <w:szCs w:val="24"/>
-        </w:rPr>
-        <w:t>Мир всім.</w:t>
+          <w:sz w:val="24"/>
+          <w:szCs w:val="24"/>
+        </w:rPr>
+        <w:t xml:space="preserve"> Мир всім.</w:t>
       </w:r>
     </w:p>
     <w:p>
@@ -3374,11 +3759,17 @@
     <w:p>
       <w:pPr>
         <w:spacing w:after="120"/>
-      </w:pPr>
-      <w:r>
-        <w:rPr>
-          <w:rFonts w:ascii="Times New Roman" w:hAnsi="Times New Roman"/>
-          <w:sz w:val="24"/>
+        <w:rPr>
+          <w:rFonts w:ascii="Times New Roman" w:hAnsi="Times New Roman"/>
+          <w:sz w:val="24"/>
+          <w:szCs w:val="24"/>
+        </w:rPr>
+      </w:pPr>
+      <w:r>
+        <w:rPr>
+          <w:rFonts w:ascii="Times New Roman" w:hAnsi="Times New Roman"/>
+          <w:sz w:val="24"/>
+          <w:szCs w:val="24"/>
         </w:rPr>
         <w:t>Заступи, спаси, помилуй і охорони нас, Боже, Твоєю благодаттю</w:t>
       </w:r>
@@ -3453,6 +3844,11 @@
     <w:p>
       <w:pPr>
         <w:spacing w:after="120"/>
+        <w:rPr>
+          <w:rFonts w:ascii="Times New Roman" w:hAnsi="Times New Roman"/>
+          <w:sz w:val="24"/>
+          <w:szCs w:val="24"/>
+        </w:rPr>
       </w:pPr>
       <w:r>
         <w:rPr>
@@ -3460,6 +3856,7 @@
           <w:i/>
           <w:color w:val="FF4400"/>
           <w:sz w:val="24"/>
+          <w:szCs w:val="24"/>
         </w:rPr>
         <w:t>Вірні:</w:t>
       </w:r>
@@ -3467,6 +3864,7 @@
         <w:rPr>
           <w:rFonts w:ascii="Times New Roman" w:hAnsi="Times New Roman"/>
           <w:sz w:val="24"/>
+          <w:szCs w:val="24"/>
         </w:rPr>
         <w:t xml:space="preserve"> Пода́й, Го́споди.</w:t>
       </w:r>
@@ -3474,11 +3872,17 @@
     <w:p>
       <w:pPr>
         <w:spacing w:after="120"/>
-      </w:pPr>
-      <w:r>
-        <w:rPr>
-          <w:rFonts w:ascii="Times New Roman" w:hAnsi="Times New Roman"/>
-          <w:sz w:val="24"/>
+        <w:rPr>
+          <w:rFonts w:ascii="Times New Roman" w:hAnsi="Times New Roman"/>
+          <w:sz w:val="24"/>
+          <w:szCs w:val="24"/>
+        </w:rPr>
+      </w:pPr>
+      <w:r>
+        <w:rPr>
+          <w:rFonts w:ascii="Times New Roman" w:hAnsi="Times New Roman"/>
+          <w:sz w:val="24"/>
+          <w:szCs w:val="24"/>
         </w:rPr>
         <w:t>Ангела миру, вірного наставника, охоронця душ і тіл наших у Господа просім.</w:t>
       </w:r>
@@ -3486,6 +3890,11 @@
     <w:p>
       <w:pPr>
         <w:spacing w:after="120"/>
+        <w:rPr>
+          <w:rFonts w:ascii="Times New Roman" w:hAnsi="Times New Roman"/>
+          <w:sz w:val="24"/>
+          <w:szCs w:val="24"/>
+        </w:rPr>
       </w:pPr>
       <w:r>
         <w:rPr>
@@ -3493,6 +3902,7 @@
           <w:i/>
           <w:color w:val="FF4400"/>
           <w:sz w:val="24"/>
+          <w:szCs w:val="24"/>
         </w:rPr>
         <w:t>Вірні:</w:t>
       </w:r>
@@ -3500,6 +3910,7 @@
         <w:rPr>
           <w:rFonts w:ascii="Times New Roman" w:hAnsi="Times New Roman"/>
           <w:sz w:val="24"/>
+          <w:szCs w:val="24"/>
         </w:rPr>
         <w:t xml:space="preserve"> Пода́й, Го́споди.</w:t>
       </w:r>
@@ -3507,11 +3918,17 @@
     <w:p>
       <w:pPr>
         <w:spacing w:after="120"/>
-      </w:pPr>
-      <w:r>
-        <w:rPr>
-          <w:rFonts w:ascii="Times New Roman" w:hAnsi="Times New Roman"/>
-          <w:sz w:val="24"/>
+        <w:rPr>
+          <w:rFonts w:ascii="Times New Roman" w:hAnsi="Times New Roman"/>
+          <w:sz w:val="24"/>
+          <w:szCs w:val="24"/>
+        </w:rPr>
+      </w:pPr>
+      <w:r>
+        <w:rPr>
+          <w:rFonts w:ascii="Times New Roman" w:hAnsi="Times New Roman"/>
+          <w:sz w:val="24"/>
+          <w:szCs w:val="24"/>
         </w:rPr>
         <w:t>Прощення й відпущення гріхів і прогрішень наших у Господа просім.</w:t>
       </w:r>
@@ -3519,6 +3936,11 @@
     <w:p>
       <w:pPr>
         <w:spacing w:after="120"/>
+        <w:rPr>
+          <w:rFonts w:ascii="Times New Roman" w:hAnsi="Times New Roman"/>
+          <w:sz w:val="24"/>
+          <w:szCs w:val="24"/>
+        </w:rPr>
       </w:pPr>
       <w:r>
         <w:rPr>
@@ -3526,6 +3948,7 @@
           <w:i/>
           <w:color w:val="FF4400"/>
           <w:sz w:val="24"/>
+          <w:szCs w:val="24"/>
         </w:rPr>
         <w:t>Вірні:</w:t>
       </w:r>
@@ -3533,6 +3956,7 @@
         <w:rPr>
           <w:rFonts w:ascii="Times New Roman" w:hAnsi="Times New Roman"/>
           <w:sz w:val="24"/>
+          <w:szCs w:val="24"/>
         </w:rPr>
         <w:t xml:space="preserve"> Пода́й, Го́споди.</w:t>
       </w:r>
@@ -3540,11 +3964,17 @@
     <w:p>
       <w:pPr>
         <w:spacing w:after="120"/>
-      </w:pPr>
-      <w:r>
-        <w:rPr>
-          <w:rFonts w:ascii="Times New Roman" w:hAnsi="Times New Roman"/>
-          <w:sz w:val="24"/>
+        <w:rPr>
+          <w:rFonts w:ascii="Times New Roman" w:hAnsi="Times New Roman"/>
+          <w:sz w:val="24"/>
+          <w:szCs w:val="24"/>
+        </w:rPr>
+      </w:pPr>
+      <w:r>
+        <w:rPr>
+          <w:rFonts w:ascii="Times New Roman" w:hAnsi="Times New Roman"/>
+          <w:sz w:val="24"/>
+          <w:szCs w:val="24"/>
         </w:rPr>
         <w:t>Доброго й пожиточного для душ наших і миру для світу у Господа просім.</w:t>
       </w:r>
@@ -3552,6 +3982,11 @@
     <w:p>
       <w:pPr>
         <w:spacing w:after="120"/>
+        <w:rPr>
+          <w:rFonts w:ascii="Times New Roman" w:hAnsi="Times New Roman"/>
+          <w:sz w:val="24"/>
+          <w:szCs w:val="24"/>
+        </w:rPr>
       </w:pPr>
       <w:r>
         <w:rPr>
@@ -3559,6 +3994,7 @@
           <w:i/>
           <w:color w:val="FF4400"/>
           <w:sz w:val="24"/>
+          <w:szCs w:val="24"/>
         </w:rPr>
         <w:t>Вірні:</w:t>
       </w:r>
@@ -3566,6 +4002,7 @@
         <w:rPr>
           <w:rFonts w:ascii="Times New Roman" w:hAnsi="Times New Roman"/>
           <w:sz w:val="24"/>
+          <w:szCs w:val="24"/>
         </w:rPr>
         <w:t xml:space="preserve"> Пода́й, Го́споди.</w:t>
       </w:r>
@@ -3573,11 +4010,17 @@
     <w:p>
       <w:pPr>
         <w:spacing w:after="120"/>
-      </w:pPr>
-      <w:r>
-        <w:rPr>
-          <w:rFonts w:ascii="Times New Roman" w:hAnsi="Times New Roman"/>
-          <w:sz w:val="24"/>
+        <w:rPr>
+          <w:rFonts w:ascii="Times New Roman" w:hAnsi="Times New Roman"/>
+          <w:sz w:val="24"/>
+          <w:szCs w:val="24"/>
+        </w:rPr>
+      </w:pPr>
+      <w:r>
+        <w:rPr>
+          <w:rFonts w:ascii="Times New Roman" w:hAnsi="Times New Roman"/>
+          <w:sz w:val="24"/>
+          <w:szCs w:val="24"/>
         </w:rPr>
         <w:t>Останок життя нашого в мирі й покаянні завершити у Господа просім.</w:t>
       </w:r>
@@ -3585,6 +4028,11 @@
     <w:p>
       <w:pPr>
         <w:spacing w:after="120"/>
+        <w:rPr>
+          <w:rFonts w:ascii="Times New Roman" w:hAnsi="Times New Roman"/>
+          <w:sz w:val="24"/>
+          <w:szCs w:val="24"/>
+        </w:rPr>
       </w:pPr>
       <w:r>
         <w:rPr>
@@ -3592,6 +4040,7 @@
           <w:i/>
           <w:color w:val="FF4400"/>
           <w:sz w:val="24"/>
+          <w:szCs w:val="24"/>
         </w:rPr>
         <w:t>Вірні:</w:t>
       </w:r>
@@ -3599,6 +4048,7 @@
         <w:rPr>
           <w:rFonts w:ascii="Times New Roman" w:hAnsi="Times New Roman"/>
           <w:sz w:val="24"/>
+          <w:szCs w:val="24"/>
         </w:rPr>
         <w:t xml:space="preserve"> Пода́й, Го́споди.</w:t>
       </w:r>
@@ -3606,11 +4056,17 @@
     <w:p>
       <w:pPr>
         <w:spacing w:after="120"/>
-      </w:pPr>
-      <w:r>
-        <w:rPr>
-          <w:rFonts w:ascii="Times New Roman" w:hAnsi="Times New Roman"/>
-          <w:sz w:val="24"/>
+        <w:rPr>
+          <w:rFonts w:ascii="Times New Roman" w:hAnsi="Times New Roman"/>
+          <w:sz w:val="24"/>
+          <w:szCs w:val="24"/>
+        </w:rPr>
+      </w:pPr>
+      <w:r>
+        <w:rPr>
+          <w:rFonts w:ascii="Times New Roman" w:hAnsi="Times New Roman"/>
+          <w:sz w:val="24"/>
+          <w:szCs w:val="24"/>
         </w:rPr>
         <w:t>Християнської кончини життя нашого – безболізної, бездоганної, мирної – і оправдання на страшному суді Христовому просім.</w:t>
       </w:r>
@@ -3618,6 +4074,11 @@
     <w:p>
       <w:pPr>
         <w:spacing w:after="120"/>
+        <w:rPr>
+          <w:rFonts w:ascii="Times New Roman" w:hAnsi="Times New Roman"/>
+          <w:sz w:val="24"/>
+          <w:szCs w:val="24"/>
+        </w:rPr>
       </w:pPr>
       <w:r>
         <w:rPr>
@@ -3625,6 +4086,7 @@
           <w:i/>
           <w:color w:val="FF4400"/>
           <w:sz w:val="24"/>
+          <w:szCs w:val="24"/>
         </w:rPr>
         <w:t>Вірні:</w:t>
       </w:r>
@@ -3632,6 +4094,7 @@
         <w:rPr>
           <w:rFonts w:ascii="Times New Roman" w:hAnsi="Times New Roman"/>
           <w:sz w:val="24"/>
+          <w:szCs w:val="24"/>
         </w:rPr>
         <w:t xml:space="preserve"> Пода́й, Го́споди.</w:t>
       </w:r>
@@ -3639,11 +4102,17 @@
     <w:p>
       <w:pPr>
         <w:spacing w:after="120"/>
-      </w:pPr>
-      <w:r>
-        <w:rPr>
-          <w:rFonts w:ascii="Times New Roman" w:hAnsi="Times New Roman"/>
-          <w:sz w:val="24"/>
+        <w:rPr>
+          <w:rFonts w:ascii="Times New Roman" w:hAnsi="Times New Roman"/>
+          <w:sz w:val="24"/>
+          <w:szCs w:val="24"/>
+        </w:rPr>
+      </w:pPr>
+      <w:r>
+        <w:rPr>
+          <w:rFonts w:ascii="Times New Roman" w:hAnsi="Times New Roman"/>
+          <w:sz w:val="24"/>
+          <w:szCs w:val="24"/>
         </w:rPr>
         <w:t>Пресвяту, пречисту, преблагословенну, славну Владичицю нашу Богородицю і приснодіву Марію, з усіма святими пом’янувши, самих себе, і один одного, і все життя наше Христу Богові віддаймо.</w:t>
       </w:r>
@@ -3651,6 +4120,11 @@
     <w:p>
       <w:pPr>
         <w:spacing w:after="120"/>
+        <w:rPr>
+          <w:rFonts w:ascii="Times New Roman" w:hAnsi="Times New Roman"/>
+          <w:sz w:val="24"/>
+          <w:szCs w:val="24"/>
+        </w:rPr>
       </w:pPr>
       <w:r>
         <w:rPr>
@@ -3658,6 +4132,7 @@
           <w:i/>
           <w:color w:val="FF4400"/>
           <w:sz w:val="24"/>
+          <w:szCs w:val="24"/>
         </w:rPr>
         <w:t>Вірні:</w:t>
       </w:r>
@@ -3666,6 +4141,7 @@
           <w:rFonts w:ascii="Times New Roman" w:hAnsi="Times New Roman"/>
           <w:color w:val="000000"/>
           <w:sz w:val="24"/>
+          <w:szCs w:val="24"/>
         </w:rPr>
         <w:t xml:space="preserve"> Тобі́, Го́споди.</w:t>
       </w:r>
@@ -3674,11 +4150,17 @@
       <w:pPr>
         <w:spacing w:after="120"/>
         <w:jc w:val="both"/>
-      </w:pPr>
-      <w:r>
-        <w:rPr>
-          <w:rFonts w:ascii="Times New Roman" w:hAnsi="Times New Roman"/>
-          <w:sz w:val="24"/>
+        <w:rPr>
+          <w:rFonts w:ascii="Times New Roman" w:hAnsi="Times New Roman"/>
+          <w:sz w:val="24"/>
+          <w:szCs w:val="24"/>
+        </w:rPr>
+      </w:pPr>
+      <w:r>
+        <w:rPr>
+          <w:rFonts w:ascii="Times New Roman" w:hAnsi="Times New Roman"/>
+          <w:sz w:val="24"/>
+          <w:szCs w:val="24"/>
           <w:u w:val="single"/>
         </w:rPr>
         <w:t>[Боже великий і вишній, в Тебе одного є безсмертність і в світлі живеш недоступнім. Ти все створіння мудро створив, відокремив світло від темряви і сонце поклав, щоб правити днем, а місяць і зорі, щоб володіли ніччю, нас же грішних вчинив достойними і в теперішню годину стати перед Твоїм обличчям, щоб Тебе визнавати і принести Тобі вечірнє славослов'я. Направ, Людинолюбче, молитву нашу, немов кадило, перед Тобою і прийми її, як благовонний запах. Дай нам мирний цей вечір і близьку вже ніч; зодягни нас у броню світла; визволь нас від нічного страху і всякої речі, що в темряві з'являється, і дай сон, що його Ти дарував на відпочинок нашій немічності, вільний від усякого маріння диявольського. Владико, давче добра, хай і на нашій постелі, бувши Тобі милими, згадуємо вночі Твоє ім'я і, просвічувані навчанням Твоїх заповідей, встанемо в душевній радості до звеличування Твоєї доброти, приносячи твоєму милосердю молитви і моління, за наші і всіх Твоїх людей провини. Відвідай їх задля молитов святої Богородиці.]</w:t>
@@ -3687,31 +4169,96 @@
     <w:p>
       <w:pPr>
         <w:spacing w:after="120"/>
-      </w:pPr>
-      <w:r>
-        <w:rPr>
-          <w:rFonts w:ascii="Times New Roman" w:hAnsi="Times New Roman"/>
-          <w:i/>
-          <w:color w:val="FF0000"/>
-          <w:sz w:val="24"/>
+        <w:rPr>
+          <w:rFonts w:ascii="Times New Roman" w:hAnsi="Times New Roman"/>
+          <w:sz w:val="24"/>
+          <w:szCs w:val="24"/>
+        </w:rPr>
+      </w:pPr>
+      <w:r>
+        <w:rPr>
+          <w:rFonts w:ascii="Times New Roman" w:hAnsi="Times New Roman"/>
+          <w:i/>
+          <w:color w:val="FF0000"/>
+          <w:sz w:val="24"/>
+          <w:szCs w:val="24"/>
         </w:rPr>
         <w:t>Священник:</w:t>
       </w:r>
       <w:r>
         <w:rPr>
           <w:rFonts w:ascii="Times New Roman" w:hAnsi="Times New Roman"/>
-          <w:color w:val="FF0000"/>
-          <w:sz w:val="24"/>
+          <w:sz w:val="24"/>
+          <w:szCs w:val="24"/>
+        </w:rPr>
+        <w:t xml:space="preserve"> Бо Ти – Бог милости, ласк і людинолюбности, і Тобі славу возсилаємо, Отцю, і Сину, і Святому Духові, нині, і повсякчас, і на віки віків.</w:t>
+      </w:r>
+    </w:p>
+    <w:p>
+      <w:pPr>
+        <w:spacing w:after="120"/>
+        <w:jc w:val="both"/>
+        <w:rPr>
+          <w:rFonts w:ascii="Times New Roman" w:hAnsi="Times New Roman"/>
+          <w:sz w:val="24"/>
+          <w:szCs w:val="24"/>
+        </w:rPr>
+      </w:pPr>
+      <w:r>
+        <w:rPr>
+          <w:rFonts w:ascii="Times New Roman" w:hAnsi="Times New Roman"/>
+          <w:i/>
+          <w:color w:val="FF0000"/>
+          <w:sz w:val="24"/>
+          <w:szCs w:val="24"/>
+        </w:rPr>
+        <w:t>Вірні:</w:t>
+      </w:r>
+      <w:r>
+        <w:rPr>
+          <w:rFonts w:ascii="Times New Roman" w:hAnsi="Times New Roman"/>
+          <w:color w:val="FF0000"/>
+          <w:sz w:val="24"/>
+          <w:szCs w:val="24"/>
         </w:rPr>
         <w:t xml:space="preserve"> </w:t>
       </w:r>
       <w:r>
         <w:rPr>
           <w:rFonts w:ascii="Times New Roman" w:hAnsi="Times New Roman"/>
-          <w:color w:val="000000"/>
-          <w:sz w:val="24"/>
-        </w:rPr>
-        <w:t>Бо Ти – Бог милости, ласк і людинолюбности, і Тобі славу віддаємо, Отцю, і Сину, і Святому Духові, нині, і повсякчас, і на віки віків.</w:t>
+          <w:sz w:val="24"/>
+          <w:szCs w:val="24"/>
+        </w:rPr>
+        <w:t>Амінь.</w:t>
+      </w:r>
+    </w:p>
+    <w:p>
+      <w:pPr>
+        <w:spacing w:after="120"/>
+        <w:jc w:val="both"/>
+        <w:rPr>
+          <w:rFonts w:ascii="Times New Roman" w:hAnsi="Times New Roman"/>
+          <w:sz w:val="24"/>
+          <w:szCs w:val="24"/>
+        </w:rPr>
+      </w:pPr>
+      <w:r>
+        <w:rPr>
+          <w:rFonts w:ascii="Times New Roman" w:hAnsi="Times New Roman"/>
+          <w:i/>
+          <w:color w:val="FF0000"/>
+          <w:sz w:val="24"/>
+          <w:szCs w:val="24"/>
+        </w:rPr>
+        <w:t>Священник:</w:t>
+      </w:r>
+      <w:r>
+        <w:rPr>
+          <w:rFonts w:ascii="Times New Roman" w:hAnsi="Times New Roman"/>
+          <w:sz w:val="24"/>
+          <w:szCs w:val="24"/>
+        </w:rPr>
+        <w:t xml:space="preserve"> Мир всім.</w:t>
       </w:r>
     </w:p>
     <w:p>
@@ -3749,13 +4296,107 @@
           <w:sz w:val="24"/>
           <w:szCs w:val="24"/>
         </w:rPr>
-        <w:t>Амінь.</w:t>
-      </w:r>
-    </w:p>
-    <w:p>
-      <w:pPr>
-        <w:spacing w:after="120"/>
-        <w:jc w:val="both"/>
+        <w:t>І духові твоєму.</w:t>
+      </w:r>
+    </w:p>
+    <w:p>
+      <w:pPr>
+        <w:spacing w:after="120"/>
+        <w:jc w:val="both"/>
+        <w:rPr>
+          <w:rFonts w:ascii="Times New Roman" w:hAnsi="Times New Roman"/>
+          <w:sz w:val="24"/>
+          <w:szCs w:val="24"/>
+        </w:rPr>
+      </w:pPr>
+      <w:r>
+        <w:rPr>
+          <w:rFonts w:ascii="Times New Roman" w:hAnsi="Times New Roman"/>
+          <w:sz w:val="24"/>
+          <w:szCs w:val="24"/>
+        </w:rPr>
+        <w:t>Голови ваші перед Господом схиліть.</w:t>
+      </w:r>
+    </w:p>
+    <w:p>
+      <w:pPr>
+        <w:spacing w:after="120"/>
+        <w:jc w:val="both"/>
+        <w:rPr>
+          <w:rFonts w:ascii="Times New Roman" w:hAnsi="Times New Roman"/>
+          <w:sz w:val="24"/>
+          <w:szCs w:val="24"/>
+        </w:rPr>
+      </w:pPr>
+      <w:r>
+        <w:rPr>
+          <w:rFonts w:ascii="Times New Roman" w:hAnsi="Times New Roman"/>
+          <w:i/>
+          <w:color w:val="FF0000"/>
+          <w:sz w:val="24"/>
+          <w:szCs w:val="24"/>
+        </w:rPr>
+        <w:t>Вірні:</w:t>
+      </w:r>
+      <w:r>
+        <w:rPr>
+          <w:rFonts w:ascii="Times New Roman" w:hAnsi="Times New Roman"/>
+          <w:color w:val="FF0000"/>
+          <w:sz w:val="24"/>
+          <w:szCs w:val="24"/>
+        </w:rPr>
+        <w:t xml:space="preserve"> </w:t>
+      </w:r>
+      <w:r>
+        <w:rPr>
+          <w:rFonts w:ascii="Times New Roman" w:hAnsi="Times New Roman"/>
+          <w:sz w:val="24"/>
+          <w:szCs w:val="24"/>
+        </w:rPr>
+        <w:t>Тобі, Господи.</w:t>
+      </w:r>
+    </w:p>
+    <w:p>
+      <w:pPr>
+        <w:spacing w:after="120"/>
+        <w:jc w:val="both"/>
+        <w:rPr>
+          <w:rFonts w:ascii="Times New Roman" w:hAnsi="Times New Roman"/>
+          <w:sz w:val="24"/>
+          <w:szCs w:val="24"/>
+        </w:rPr>
+      </w:pPr>
+      <w:r>
+        <w:rPr>
+          <w:rFonts w:ascii="Times New Roman" w:hAnsi="Times New Roman"/>
+          <w:i/>
+          <w:color w:val="FF0000"/>
+          <w:sz w:val="24"/>
+          <w:szCs w:val="24"/>
+        </w:rPr>
+        <w:t>Священник читає тихо</w:t>
+      </w:r>
+      <w:r>
+        <w:rPr>
+          <w:rFonts w:ascii="Times New Roman" w:hAnsi="Times New Roman"/>
+          <w:color w:val="FF0000"/>
+          <w:sz w:val="24"/>
+          <w:szCs w:val="24"/>
+        </w:rPr>
+        <w:t xml:space="preserve">: </w:t>
+      </w:r>
+      <w:r>
+        <w:rPr>
+          <w:rFonts w:ascii="Times New Roman" w:hAnsi="Times New Roman"/>
+          <w:sz w:val="24"/>
+          <w:szCs w:val="24"/>
+        </w:rPr>
+        <w:t>Господи, Боже наш, що прихилив небо і зійшов на спасіння людського роду! Зглянься на слуг твоїх і на спадкоємство твоє, бо перед тобою, страшним і людинолюбним Суддею, слуги твої схилили свої голови і зігнули свої шиї, не від людей очікуючи допомоги, але на твою надіючись милість і твого очікуючи спасіння; тож оберігай їх повсякчасно, і в цей вечір, і в прийдешню ніч збережи від усякого ворога, і від будь-якого зазіхання диявольського, і від думок марних, і спогадів лукавих.</w:t>
+      </w:r>
+    </w:p>
+    <w:p>
+      <w:pPr>
+        <w:spacing w:after="120"/>
         <w:rPr>
           <w:rFonts w:ascii="Times New Roman" w:hAnsi="Times New Roman"/>
           <w:sz w:val="24"/>
@@ -3775,182 +4416,10 @@
       <w:r>
         <w:rPr>
           <w:rFonts w:ascii="Times New Roman" w:hAnsi="Times New Roman"/>
-          <w:color w:val="FF0000"/>
-          <w:sz w:val="24"/>
-          <w:szCs w:val="24"/>
-        </w:rPr>
-        <w:t xml:space="preserve"> </w:t>
-      </w:r>
-      <w:r>
-        <w:rPr>
-          <w:rFonts w:ascii="Times New Roman" w:hAnsi="Times New Roman"/>
-          <w:sz w:val="24"/>
-          <w:szCs w:val="24"/>
-        </w:rPr>
-        <w:t>Мир всім.</w:t>
-      </w:r>
-    </w:p>
-    <w:p>
-      <w:pPr>
-        <w:spacing w:after="120"/>
-        <w:jc w:val="both"/>
-        <w:rPr>
-          <w:rFonts w:ascii="Times New Roman" w:hAnsi="Times New Roman"/>
-          <w:sz w:val="24"/>
-          <w:szCs w:val="24"/>
-        </w:rPr>
-      </w:pPr>
-      <w:r>
-        <w:rPr>
-          <w:rFonts w:ascii="Times New Roman" w:hAnsi="Times New Roman"/>
-          <w:i/>
-          <w:color w:val="FF0000"/>
-          <w:sz w:val="24"/>
-          <w:szCs w:val="24"/>
-        </w:rPr>
-        <w:t>Вірні:</w:t>
-      </w:r>
-      <w:r>
-        <w:rPr>
-          <w:rFonts w:ascii="Times New Roman" w:hAnsi="Times New Roman"/>
-          <w:color w:val="FF0000"/>
-          <w:sz w:val="24"/>
-          <w:szCs w:val="24"/>
-        </w:rPr>
-        <w:t xml:space="preserve"> </w:t>
-      </w:r>
-      <w:r>
-        <w:rPr>
-          <w:rFonts w:ascii="Times New Roman" w:hAnsi="Times New Roman"/>
-          <w:sz w:val="24"/>
-          <w:szCs w:val="24"/>
-        </w:rPr>
-        <w:t>І духові твоєму.</w:t>
-      </w:r>
-    </w:p>
-    <w:p>
-      <w:pPr>
-        <w:spacing w:after="120"/>
-        <w:jc w:val="both"/>
-        <w:rPr>
-          <w:rFonts w:ascii="Times New Roman" w:hAnsi="Times New Roman"/>
-          <w:sz w:val="24"/>
-          <w:szCs w:val="24"/>
-        </w:rPr>
-      </w:pPr>
-      <w:r>
-        <w:rPr>
-          <w:rFonts w:ascii="Times New Roman" w:hAnsi="Times New Roman"/>
-          <w:sz w:val="24"/>
-          <w:szCs w:val="24"/>
-        </w:rPr>
-        <w:t>Голови ваші перед Господом схиліть.</w:t>
-      </w:r>
-    </w:p>
-    <w:p>
-      <w:pPr>
-        <w:spacing w:after="120"/>
-        <w:jc w:val="both"/>
-        <w:rPr>
-          <w:rFonts w:ascii="Times New Roman" w:hAnsi="Times New Roman"/>
-          <w:sz w:val="24"/>
-          <w:szCs w:val="24"/>
-        </w:rPr>
-      </w:pPr>
-      <w:r>
-        <w:rPr>
-          <w:rFonts w:ascii="Times New Roman" w:hAnsi="Times New Roman"/>
-          <w:i/>
-          <w:color w:val="FF0000"/>
-          <w:sz w:val="24"/>
-          <w:szCs w:val="24"/>
-        </w:rPr>
-        <w:t>Вірні:</w:t>
-      </w:r>
-      <w:r>
-        <w:rPr>
-          <w:rFonts w:ascii="Times New Roman" w:hAnsi="Times New Roman"/>
-          <w:color w:val="FF0000"/>
-          <w:sz w:val="24"/>
-          <w:szCs w:val="24"/>
-        </w:rPr>
-        <w:t xml:space="preserve"> </w:t>
-      </w:r>
-      <w:r>
-        <w:rPr>
-          <w:rFonts w:ascii="Times New Roman" w:hAnsi="Times New Roman"/>
-          <w:sz w:val="24"/>
-          <w:szCs w:val="24"/>
-        </w:rPr>
-        <w:t>Тобі, Господи.</w:t>
-      </w:r>
-    </w:p>
-    <w:p>
-      <w:pPr>
-        <w:spacing w:after="120"/>
-        <w:jc w:val="both"/>
-        <w:rPr>
-          <w:rFonts w:ascii="Times New Roman" w:hAnsi="Times New Roman"/>
-          <w:sz w:val="24"/>
-          <w:szCs w:val="24"/>
-        </w:rPr>
-      </w:pPr>
-      <w:r>
-        <w:rPr>
-          <w:rFonts w:ascii="Times New Roman" w:hAnsi="Times New Roman"/>
-          <w:i/>
-          <w:color w:val="FF0000"/>
-          <w:sz w:val="24"/>
-          <w:szCs w:val="24"/>
-        </w:rPr>
-        <w:t>Священник читає тихо</w:t>
-      </w:r>
-      <w:r>
-        <w:rPr>
-          <w:rFonts w:ascii="Times New Roman" w:hAnsi="Times New Roman"/>
-          <w:color w:val="FF0000"/>
-          <w:sz w:val="24"/>
-          <w:szCs w:val="24"/>
-        </w:rPr>
-        <w:t xml:space="preserve">: </w:t>
-      </w:r>
-      <w:r>
-        <w:rPr>
-          <w:rFonts w:ascii="Times New Roman" w:hAnsi="Times New Roman"/>
-          <w:sz w:val="24"/>
-          <w:szCs w:val="24"/>
-        </w:rPr>
-        <w:t>Господи, Боже наш, що прихилив небо і зійшов на спасіння людського роду! Зглянься на слуг твоїх і на спадкоємство твоє, бо перед тобою, страшним і людинолюбним Суддею, слуги твої схилили свої голови і зігнули свої шиї, не від людей очікуючи допомоги, але на твою надіючись милість і твого очікуючи спасіння; тож оберігай їх повсякчасно, і в цей вечір, і в прийдешню ніч збережи від усякого ворога, і від будь-якого зазіхання диявольського, і від думок марних, і спогадів лукавих.</w:t>
-      </w:r>
-    </w:p>
-    <w:p>
-      <w:pPr>
-        <w:spacing w:after="120"/>
-      </w:pPr>
-      <w:r>
-        <w:rPr>
-          <w:rFonts w:ascii="Times New Roman" w:hAnsi="Times New Roman"/>
-          <w:i/>
-          <w:color w:val="FF0000"/>
-          <w:sz w:val="24"/>
-        </w:rPr>
-        <w:t>Священник:</w:t>
-      </w:r>
-      <w:r>
-        <w:rPr>
-          <w:rFonts w:ascii="Times New Roman" w:hAnsi="Times New Roman"/>
-          <w:color w:val="FF0000"/>
-          <w:sz w:val="24"/>
-        </w:rPr>
-        <w:t xml:space="preserve"> </w:t>
-      </w:r>
-      <w:r>
-        <w:rPr>
-          <w:rFonts w:ascii="Times New Roman" w:hAnsi="Times New Roman"/>
-          <w:color w:val="000000"/>
-          <w:sz w:val="24"/>
-        </w:rPr>
-        <w:t>Нехай буде влада царства Твого благословенна і дуже прославлена: Отця, і Сина, і Святого Духа, нині і повсякчас, і на віки віків.</w:t>
+          <w:sz w:val="24"/>
+          <w:szCs w:val="24"/>
+        </w:rPr>
+        <w:t xml:space="preserve"> Нехай буде влада царства Твого благословенна і дуже прославлена: Отця, і Сина, і Святого Духа, нині і повсякчас, і на віки віків.</w:t>
       </w:r>
     </w:p>
     <w:p>
@@ -4036,7 +4505,7 @@
           <w:sz w:val="24"/>
           <w:szCs w:val="24"/>
         </w:rPr>
-        <w:t xml:space="preserve"> Животворному твоєму хрестові* безперестанно поклоняючись, Христе Боже,* славимо твоє на третій день воскресіння.* Бо ним ти, Всесильний, обновив наднищену людську природу* і відновив нам вхід до неба,* як єдиний добрий і чоловіколюбець.</w:t>
+        <w:t xml:space="preserve"> Животворчому твоєму хрестові* безперестанно поклоняючись, Христе Боже,* славимо твоє на третій день воскресіння.* Бо ним ти, Всесильний, обновив наднищену людську природу* і відновив нам вхід до неба,* як єдиний благий і людинолюбний.</w:t>
       </w:r>
     </w:p>
     <w:p>
@@ -4230,11 +4699,17 @@
     <w:p>
       <w:pPr>
         <w:spacing w:after="120"/>
-      </w:pPr>
-      <w:r>
-        <w:rPr>
-          <w:rFonts w:ascii="Times New Roman" w:hAnsi="Times New Roman"/>
-          <w:sz w:val="24"/>
+        <w:rPr>
+          <w:rFonts w:ascii="Times New Roman" w:hAnsi="Times New Roman"/>
+          <w:sz w:val="24"/>
+          <w:szCs w:val="24"/>
+        </w:rPr>
+      </w:pPr>
+      <w:r>
+        <w:rPr>
+          <w:rFonts w:ascii="Times New Roman" w:hAnsi="Times New Roman"/>
+          <w:sz w:val="24"/>
+          <w:szCs w:val="24"/>
         </w:rPr>
         <w:t>Ни́ні відпуска́єш слугу́ Твого́, Влади́ко,* за Твої́м сло́вом у ми́рі.</w:t>
       </w:r>
@@ -4242,11 +4717,17 @@
     <w:p>
       <w:pPr>
         <w:spacing w:after="120"/>
-      </w:pPr>
-      <w:r>
-        <w:rPr>
-          <w:rFonts w:ascii="Times New Roman" w:hAnsi="Times New Roman"/>
-          <w:sz w:val="24"/>
+        <w:rPr>
+          <w:rFonts w:ascii="Times New Roman" w:hAnsi="Times New Roman"/>
+          <w:sz w:val="24"/>
+          <w:szCs w:val="24"/>
+        </w:rPr>
+      </w:pPr>
+      <w:r>
+        <w:rPr>
+          <w:rFonts w:ascii="Times New Roman" w:hAnsi="Times New Roman"/>
+          <w:sz w:val="24"/>
+          <w:szCs w:val="24"/>
         </w:rPr>
         <w:t>Бо поба́чили о́чі мої́* спасі́ння Твоє́;</w:t>
       </w:r>
@@ -4254,11 +4735,17 @@
     <w:p>
       <w:pPr>
         <w:spacing w:after="120"/>
-      </w:pPr>
-      <w:r>
-        <w:rPr>
-          <w:rFonts w:ascii="Times New Roman" w:hAnsi="Times New Roman"/>
-          <w:sz w:val="24"/>
+        <w:rPr>
+          <w:rFonts w:ascii="Times New Roman" w:hAnsi="Times New Roman"/>
+          <w:sz w:val="24"/>
+          <w:szCs w:val="24"/>
+        </w:rPr>
+      </w:pPr>
+      <w:r>
+        <w:rPr>
+          <w:rFonts w:ascii="Times New Roman" w:hAnsi="Times New Roman"/>
+          <w:sz w:val="24"/>
+          <w:szCs w:val="24"/>
         </w:rPr>
         <w:t>Що приготува́в Ти* пе́ред усіма́ наро́дами;</w:t>
       </w:r>
@@ -4266,11 +4753,17 @@
     <w:p>
       <w:pPr>
         <w:spacing w:after="120"/>
-      </w:pPr>
-      <w:r>
-        <w:rPr>
-          <w:rFonts w:ascii="Times New Roman" w:hAnsi="Times New Roman"/>
-          <w:sz w:val="24"/>
+        <w:rPr>
+          <w:rFonts w:ascii="Times New Roman" w:hAnsi="Times New Roman"/>
+          <w:sz w:val="24"/>
+          <w:szCs w:val="24"/>
+        </w:rPr>
+      </w:pPr>
+      <w:r>
+        <w:rPr>
+          <w:rFonts w:ascii="Times New Roman" w:hAnsi="Times New Roman"/>
+          <w:sz w:val="24"/>
+          <w:szCs w:val="24"/>
         </w:rPr>
         <w:t>Сві́тло на просві́ту пога́нам,* і сла́ву лю́ду Твого́, Ізра́їля.</w:t>
       </w:r>
@@ -4278,11 +4771,17 @@
     <w:p>
       <w:pPr>
         <w:spacing w:after="120"/>
-      </w:pPr>
-      <w:r>
-        <w:rPr>
-          <w:rFonts w:ascii="Times New Roman" w:hAnsi="Times New Roman"/>
-          <w:sz w:val="24"/>
+        <w:rPr>
+          <w:rFonts w:ascii="Times New Roman" w:hAnsi="Times New Roman"/>
+          <w:sz w:val="24"/>
+          <w:szCs w:val="24"/>
+        </w:rPr>
+      </w:pPr>
+      <w:r>
+        <w:rPr>
+          <w:rFonts w:ascii="Times New Roman" w:hAnsi="Times New Roman"/>
+          <w:sz w:val="24"/>
+          <w:szCs w:val="24"/>
         </w:rPr>
         <w:t xml:space="preserve">Святи́й Бо́же, святи́й Крі́пкий, святи́й Безсме́ртний, поми́луй нас. </w:t>
       </w:r>
@@ -4292,6 +4791,7 @@
           <w:i/>
           <w:color w:val="FF0000"/>
           <w:sz w:val="24"/>
+          <w:szCs w:val="24"/>
         </w:rPr>
         <w:t>(3 р.)</w:t>
       </w:r>
@@ -4299,11 +4799,17 @@
     <w:p>
       <w:pPr>
         <w:spacing w:after="120"/>
-      </w:pPr>
-      <w:r>
-        <w:rPr>
-          <w:rFonts w:ascii="Times New Roman" w:hAnsi="Times New Roman"/>
-          <w:sz w:val="24"/>
+        <w:rPr>
+          <w:rFonts w:ascii="Times New Roman" w:hAnsi="Times New Roman"/>
+          <w:sz w:val="24"/>
+          <w:szCs w:val="24"/>
+        </w:rPr>
+      </w:pPr>
+      <w:r>
+        <w:rPr>
+          <w:rFonts w:ascii="Times New Roman" w:hAnsi="Times New Roman"/>
+          <w:sz w:val="24"/>
+          <w:szCs w:val="24"/>
         </w:rPr>
         <w:t>Сла́ва Отцю́, і Си́ну, і Свято́му Ду́хові,* і ни́ні, і повсякча́с, і на ві́ки вікі́в. Амі́нь.</w:t>
       </w:r>
@@ -4311,11 +4817,17 @@
     <w:p>
       <w:pPr>
         <w:spacing w:after="120"/>
-      </w:pPr>
-      <w:r>
-        <w:rPr>
-          <w:rFonts w:ascii="Times New Roman" w:hAnsi="Times New Roman"/>
-          <w:sz w:val="24"/>
+        <w:rPr>
+          <w:rFonts w:ascii="Times New Roman" w:hAnsi="Times New Roman"/>
+          <w:sz w:val="24"/>
+          <w:szCs w:val="24"/>
+        </w:rPr>
+      </w:pPr>
+      <w:r>
+        <w:rPr>
+          <w:rFonts w:ascii="Times New Roman" w:hAnsi="Times New Roman"/>
+          <w:sz w:val="24"/>
+          <w:szCs w:val="24"/>
         </w:rPr>
         <w:t>Пресвята́ Тро́йце, поми́луй нас; Го́споди, очи́сти гріхи́ на́ші; Влади́ко, прости́ беззако́ння на́ші; Святи́й, завіта́й і зціли́ не́мочі на́ші, І́мени Твого́ ра́ди.</w:t>
       </w:r>
@@ -4323,11 +4835,17 @@
     <w:p>
       <w:pPr>
         <w:spacing w:after="120"/>
-      </w:pPr>
-      <w:r>
-        <w:rPr>
-          <w:rFonts w:ascii="Times New Roman" w:hAnsi="Times New Roman"/>
-          <w:sz w:val="24"/>
+        <w:rPr>
+          <w:rFonts w:ascii="Times New Roman" w:hAnsi="Times New Roman"/>
+          <w:sz w:val="24"/>
+          <w:szCs w:val="24"/>
+        </w:rPr>
+      </w:pPr>
+      <w:r>
+        <w:rPr>
+          <w:rFonts w:ascii="Times New Roman" w:hAnsi="Times New Roman"/>
+          <w:sz w:val="24"/>
+          <w:szCs w:val="24"/>
         </w:rPr>
         <w:t xml:space="preserve">Го́споди, поми́луй. </w:t>
       </w:r>
@@ -4337,6 +4855,7 @@
           <w:i/>
           <w:color w:val="FF0000"/>
           <w:sz w:val="24"/>
+          <w:szCs w:val="24"/>
         </w:rPr>
         <w:t>(3 р.)</w:t>
       </w:r>
@@ -4344,11 +4863,17 @@
     <w:p>
       <w:pPr>
         <w:spacing w:after="120"/>
-      </w:pPr>
-      <w:r>
-        <w:rPr>
-          <w:rFonts w:ascii="Times New Roman" w:hAnsi="Times New Roman"/>
-          <w:sz w:val="24"/>
+        <w:rPr>
+          <w:rFonts w:ascii="Times New Roman" w:hAnsi="Times New Roman"/>
+          <w:sz w:val="24"/>
+          <w:szCs w:val="24"/>
+        </w:rPr>
+      </w:pPr>
+      <w:r>
+        <w:rPr>
+          <w:rFonts w:ascii="Times New Roman" w:hAnsi="Times New Roman"/>
+          <w:sz w:val="24"/>
+          <w:szCs w:val="24"/>
         </w:rPr>
         <w:t>Сла́ва Отцю́, і Си́ну, і Свято́му Ду́хові,* і ни́ні, і повсякча́с, і на ві́ки вікі́в. Амі́нь.</w:t>
       </w:r>
@@ -4357,11 +4882,17 @@
       <w:pPr>
         <w:spacing w:after="120"/>
         <w:jc w:val="both"/>
-      </w:pPr>
-      <w:r>
-        <w:rPr>
-          <w:rFonts w:ascii="Times New Roman" w:hAnsi="Times New Roman"/>
-          <w:sz w:val="24"/>
+        <w:rPr>
+          <w:rFonts w:ascii="Times New Roman" w:hAnsi="Times New Roman"/>
+          <w:sz w:val="24"/>
+          <w:szCs w:val="24"/>
+        </w:rPr>
+      </w:pPr>
+      <w:r>
+        <w:rPr>
+          <w:rFonts w:ascii="Times New Roman" w:hAnsi="Times New Roman"/>
+          <w:sz w:val="24"/>
+          <w:szCs w:val="24"/>
         </w:rPr>
         <w:t>О́тче наш, що єси́ на небеса́х,* неха́й святи́ться ім’я́ Твоє́,* неха́й при́йде ца́рство Твоє́,* неха́й бу́де во́ля Твоя́, як на не́бі, так і на землі́.* Хліб наш насу́щний дай нам сього́дні;* і прости́ нам прови́ни на́ші,* як і ми проща́ємо винува́тцям на́шим;* і не введи́ нас у споку́су,* але́ ви́зволи нас від лука́вого.</w:t>
       </w:r>
@@ -4370,13 +4901,19 @@
       <w:pPr>
         <w:spacing w:after="120"/>
         <w:jc w:val="both"/>
-      </w:pPr>
-      <w:r>
-        <w:rPr>
-          <w:rFonts w:ascii="Times New Roman" w:hAnsi="Times New Roman"/>
-          <w:i/>
-          <w:color w:val="FF0000"/>
-          <w:sz w:val="24"/>
+        <w:rPr>
+          <w:rFonts w:ascii="Times New Roman" w:hAnsi="Times New Roman"/>
+          <w:sz w:val="24"/>
+          <w:szCs w:val="24"/>
+        </w:rPr>
+      </w:pPr>
+      <w:r>
+        <w:rPr>
+          <w:rFonts w:ascii="Times New Roman" w:hAnsi="Times New Roman"/>
+          <w:i/>
+          <w:color w:val="FF0000"/>
+          <w:sz w:val="24"/>
+          <w:szCs w:val="24"/>
         </w:rPr>
         <w:t>Священник:</w:t>
       </w:r>
@@ -4384,6 +4921,7 @@
         <w:rPr>
           <w:rFonts w:ascii="Times New Roman" w:hAnsi="Times New Roman"/>
           <w:sz w:val="24"/>
+          <w:szCs w:val="24"/>
         </w:rPr>
         <w:t xml:space="preserve"> Бо Твоє є царство, і сила, і слава, Отця, і Сина, і Святого Духа, нині, і повсякчас, і на віки віків.</w:t>
       </w:r>
@@ -4462,153 +5000,57 @@
     </w:p>
     <w:p>
       <w:pPr>
-        <w:pBdr>
-          <w:top w:val="nil"/>
-          <w:left w:val="nil"/>
-          <w:bottom w:val="nil"/>
-          <w:right w:val="nil"/>
-          <w:between w:val="nil"/>
-        </w:pBdr>
-        <w:spacing w:after="120"/>
-        <w:jc w:val="both"/>
-        <w:rPr>
-          <w:rFonts w:ascii="Times New Roman" w:hAnsi="Times New Roman"/>
-          <w:color w:val="FF0000"/>
-          <w:sz w:val="24"/>
-          <w:szCs w:val="24"/>
-        </w:rPr>
-      </w:pPr>
-      <w:r>
-        <w:rPr>
-          <w:rFonts w:ascii="Times New Roman" w:hAnsi="Times New Roman"/>
-          <w:i/>
-          <w:color w:val="FF0000"/>
+        <w:spacing w:after="120"/>
+        <w:jc w:val="both"/>
+        <w:rPr>
+          <w:rFonts w:ascii="Times New Roman" w:hAnsi="Times New Roman"/>
           <w:sz w:val="24"/>
           <w:szCs w:val="24"/>
           <w:highlight w:val="white"/>
         </w:rPr>
-        <w:t>(г. 3):</w:t>
-      </w:r>
-      <w:r>
-        <w:rPr>
-          <w:rFonts w:ascii="Times New Roman" w:hAnsi="Times New Roman"/>
-          <w:color w:val="FF0000"/>
+      </w:pPr>
+      <w:r>
+        <w:rPr>
+          <w:rFonts w:ascii="Times New Roman" w:hAnsi="Times New Roman"/>
+          <w:i/>
+          <w:color w:val="FF4400"/>
+          <w:sz w:val="24"/>
+          <w:szCs w:val="24"/>
+        </w:rPr>
+        <w:t xml:space="preserve">(г. 4): </w:t>
+      </w:r>
+      <w:r>
+        <w:rPr>
+          <w:rFonts w:ascii="Times New Roman" w:hAnsi="Times New Roman"/>
           <w:sz w:val="24"/>
           <w:szCs w:val="24"/>
           <w:highlight w:val="white"/>
         </w:rPr>
-        <w:t xml:space="preserve"> </w:t>
-      </w:r>
-      <w:r>
-        <w:rPr>
-          <w:rFonts w:ascii="Times New Roman" w:hAnsi="Times New Roman"/>
-          <w:color w:val="000000"/>
+        <w:t>I звичаїв апостолів причасником, і їх намісником стався ти,* знайшов ти шлях, богонатхненний, як дійти до видіння.* Задля того слово істини справляючи,* і задля віри постраждав ти аж до крови, священномученику Патрикію</w:t>
+      </w:r>
+      <w:r>
+        <w:rPr>
+          <w:rFonts w:ascii="Times New Roman" w:hAnsi="Times New Roman"/>
+          <w:i/>
           <w:sz w:val="24"/>
           <w:szCs w:val="24"/>
           <w:highlight w:val="white"/>
         </w:rPr>
-        <w:t>Стовпом православ'я був єси,</w:t>
-      </w:r>
-      <w:r>
-        <w:rPr>
-          <w:rFonts w:ascii="Times New Roman" w:hAnsi="Times New Roman"/>
-          <w:color w:val="000000"/>
-          <w:sz w:val="24"/>
-          <w:szCs w:val="24"/>
-        </w:rPr>
-        <w:t>*</w:t>
-      </w:r>
-      <w:r>
-        <w:rPr>
-          <w:rFonts w:ascii="Times New Roman" w:hAnsi="Times New Roman"/>
-          <w:color w:val="000000"/>
+        <w:t xml:space="preserve">, </w:t>
+      </w:r>
+      <w:r>
+        <w:rPr>
+          <w:rFonts w:ascii="Times New Roman" w:hAnsi="Times New Roman"/>
           <w:sz w:val="24"/>
           <w:szCs w:val="24"/>
           <w:highlight w:val="white"/>
         </w:rPr>
-        <w:t xml:space="preserve"> божественними догматами Церкву підпираючи,</w:t>
-      </w:r>
-      <w:r>
-        <w:rPr>
-          <w:rFonts w:ascii="Times New Roman" w:hAnsi="Times New Roman"/>
-          <w:color w:val="000000"/>
-          <w:sz w:val="24"/>
-          <w:szCs w:val="24"/>
-        </w:rPr>
-        <w:t>*</w:t>
-      </w:r>
-      <w:r>
-        <w:rPr>
-          <w:rFonts w:ascii="Times New Roman" w:hAnsi="Times New Roman"/>
-          <w:color w:val="000000"/>
-          <w:sz w:val="24"/>
-          <w:szCs w:val="24"/>
-          <w:highlight w:val="white"/>
-        </w:rPr>
-        <w:t xml:space="preserve"> священноначальнику Атаназію,</w:t>
-      </w:r>
-      <w:r>
-        <w:rPr>
-          <w:rFonts w:ascii="Times New Roman" w:hAnsi="Times New Roman"/>
-          <w:color w:val="000000"/>
-          <w:sz w:val="24"/>
-          <w:szCs w:val="24"/>
-        </w:rPr>
-        <w:t>*</w:t>
-      </w:r>
-      <w:r>
-        <w:rPr>
-          <w:rFonts w:ascii="Times New Roman" w:hAnsi="Times New Roman"/>
-          <w:color w:val="000000"/>
-          <w:sz w:val="24"/>
-          <w:szCs w:val="24"/>
-          <w:highlight w:val="white"/>
-        </w:rPr>
-        <w:t xml:space="preserve"> Отцеві бо єдиносущного Сина проповідувавши,</w:t>
-      </w:r>
-      <w:r>
-        <w:rPr>
-          <w:rFonts w:ascii="Times New Roman" w:hAnsi="Times New Roman"/>
-          <w:color w:val="000000"/>
-          <w:sz w:val="24"/>
-          <w:szCs w:val="24"/>
-        </w:rPr>
-        <w:t>*</w:t>
-      </w:r>
-      <w:r>
-        <w:rPr>
-          <w:rFonts w:ascii="Times New Roman" w:hAnsi="Times New Roman"/>
-          <w:color w:val="000000"/>
-          <w:sz w:val="24"/>
-          <w:szCs w:val="24"/>
-          <w:highlight w:val="white"/>
-        </w:rPr>
-        <w:t xml:space="preserve"> осоромив ти Арія, отче преподобний,</w:t>
-      </w:r>
-      <w:r>
-        <w:rPr>
-          <w:rFonts w:ascii="Times New Roman" w:hAnsi="Times New Roman"/>
-          <w:color w:val="000000"/>
-          <w:sz w:val="24"/>
-          <w:szCs w:val="24"/>
-        </w:rPr>
-        <w:t>*</w:t>
-      </w:r>
-      <w:r>
-        <w:rPr>
-          <w:rFonts w:ascii="Times New Roman" w:hAnsi="Times New Roman"/>
-          <w:color w:val="000000"/>
-          <w:sz w:val="24"/>
-          <w:szCs w:val="24"/>
-          <w:highlight w:val="white"/>
-        </w:rPr>
-        <w:t xml:space="preserve"> Христа Бога моли, щоб дарував нас велику милість.</w:t>
-      </w:r>
-    </w:p>
-    <w:p>
-      <w:pPr>
-        <w:spacing w:after="120"/>
-        <w:jc w:val="both"/>
+        <w:t>моли Христа Бога, щоб спаслися душі наші.</w:t>
+      </w:r>
+    </w:p>
+    <w:p>
+      <w:pPr>
+        <w:spacing w:after="120"/>
         <w:rPr>
           <w:rFonts w:ascii="Times New Roman" w:hAnsi="Times New Roman"/>
           <w:sz w:val="24"/>
@@ -4619,42 +5061,43 @@
         <w:rPr>
           <w:rFonts w:ascii="Times New Roman" w:hAnsi="Times New Roman"/>
           <w:b/>
-          <w:sz w:val="24"/>
-          <w:szCs w:val="24"/>
-        </w:rPr>
-        <w:t>Слава: і нині:</w:t>
-      </w:r>
-      <w:r>
-        <w:rPr>
-          <w:rFonts w:ascii="Times New Roman" w:hAnsi="Times New Roman"/>
-          <w:sz w:val="24"/>
-          <w:szCs w:val="24"/>
-        </w:rPr>
-        <w:t xml:space="preserve"> </w:t>
-      </w:r>
-      <w:r>
-        <w:rPr>
-          <w:rFonts w:ascii="Times New Roman" w:hAnsi="Times New Roman"/>
-          <w:i/>
-          <w:color w:val="FF0000"/>
-          <w:sz w:val="24"/>
-          <w:szCs w:val="24"/>
-        </w:rPr>
-        <w:t>(г. 8):</w:t>
-      </w:r>
-      <w:r>
-        <w:rPr>
-          <w:rFonts w:ascii="Times New Roman" w:hAnsi="Times New Roman"/>
-          <w:sz w:val="24"/>
-          <w:szCs w:val="24"/>
-        </w:rPr>
-        <w:t xml:space="preserve"> В переполовення празника спраглу душу мою благочестя напій водами,* до всіх бо, Спасе, закликав Ти:* Спраглий нехай гряде до мене і нехай п’є.* Джерело життя нашого, Христе Боже, слава Тобі.</w:t>
-      </w:r>
-    </w:p>
-    <w:p>
-      <w:pPr>
-        <w:spacing w:after="120"/>
-        <w:jc w:val="both"/>
+          <w:color w:val="000000"/>
+          <w:sz w:val="24"/>
+          <w:szCs w:val="24"/>
+        </w:rPr>
+        <w:t xml:space="preserve">Слава І нині: </w:t>
+      </w:r>
+      <w:r>
+        <w:rPr>
+          <w:rFonts w:ascii="Times New Roman" w:hAnsi="Times New Roman"/>
+          <w:i/>
+          <w:color w:val="FF4400"/>
+          <w:sz w:val="24"/>
+          <w:szCs w:val="24"/>
+        </w:rPr>
+        <w:t xml:space="preserve">(г. 8): </w:t>
+      </w:r>
+      <w:r>
+        <w:rPr>
+          <w:rFonts w:ascii="Times New Roman" w:hAnsi="Times New Roman"/>
+          <w:sz w:val="24"/>
+          <w:szCs w:val="24"/>
+        </w:rPr>
+        <w:t>В переполове́ння пра́зника спра́глу ду́шу мою́ благоче́стя напі́й во́дами,* до всіх бо, Спа́се, закли́кав Ти:* Спра́глий неха́й гряде́ до Ме́не і неха́й п’є.* Джерело́ життя́ на́шого, Хри́сте Бо́же, сла́ва Тобі́</w:t>
+      </w:r>
+      <w:r>
+        <w:rPr>
+          <w:rFonts w:ascii="Times New Roman" w:hAnsi="Times New Roman"/>
+          <w:color w:val="000000"/>
+          <w:sz w:val="24"/>
+          <w:szCs w:val="24"/>
+        </w:rPr>
+        <w:t>.</w:t>
+      </w:r>
+    </w:p>
+    <w:p>
+      <w:pPr>
+        <w:spacing w:after="120"/>
         <w:rPr>
           <w:rFonts w:ascii="Times New Roman" w:hAnsi="Times New Roman"/>
           <w:sz w:val="24"/>
@@ -4688,11 +5131,17 @@
     <w:p>
       <w:pPr>
         <w:spacing w:after="120"/>
-      </w:pPr>
-      <w:r>
-        <w:rPr>
-          <w:rFonts w:ascii="Times New Roman" w:hAnsi="Times New Roman"/>
-          <w:sz w:val="24"/>
+        <w:rPr>
+          <w:rFonts w:ascii="Times New Roman" w:hAnsi="Times New Roman"/>
+          <w:sz w:val="24"/>
+          <w:szCs w:val="24"/>
+        </w:rPr>
+      </w:pPr>
+      <w:r>
+        <w:rPr>
+          <w:rFonts w:ascii="Times New Roman" w:hAnsi="Times New Roman"/>
+          <w:sz w:val="24"/>
+          <w:szCs w:val="24"/>
         </w:rPr>
         <w:t>Помилуй нас, Боже, з великої милості Твоєї, молимось Тобі, вислухай і помилуй.</w:t>
       </w:r>
@@ -4700,6 +5149,11 @@
     <w:p>
       <w:pPr>
         <w:spacing w:after="120"/>
+        <w:rPr>
+          <w:rFonts w:ascii="Times New Roman" w:hAnsi="Times New Roman"/>
+          <w:sz w:val="24"/>
+          <w:szCs w:val="24"/>
+        </w:rPr>
       </w:pPr>
       <w:r>
         <w:rPr>
@@ -4707,6 +5161,7 @@
           <w:i/>
           <w:color w:val="FF4400"/>
           <w:sz w:val="24"/>
+          <w:szCs w:val="24"/>
         </w:rPr>
         <w:t>Вірні:</w:t>
       </w:r>
@@ -4714,6 +5169,7 @@
         <w:rPr>
           <w:rFonts w:ascii="Times New Roman" w:hAnsi="Times New Roman"/>
           <w:sz w:val="24"/>
+          <w:szCs w:val="24"/>
         </w:rPr>
         <w:t xml:space="preserve"> Го́споди, поми́луй. </w:t>
       </w:r>
@@ -4723,6 +5179,7 @@
           <w:i/>
           <w:color w:val="FF4400"/>
           <w:sz w:val="24"/>
+          <w:szCs w:val="24"/>
         </w:rPr>
         <w:t>(3 р.)</w:t>
       </w:r>
@@ -4730,13 +5187,19 @@
     <w:p>
       <w:pPr>
         <w:spacing w:after="120"/>
-      </w:pPr>
-      <w:r>
-        <w:rPr>
-          <w:rFonts w:ascii="Times New Roman" w:hAnsi="Times New Roman"/>
-          <w:sz w:val="24"/>
-        </w:rPr>
-        <w:t xml:space="preserve">Ще молимось за святішого вселенського архиєрея Франциска, папу Римського, і за блаженнішого патріярха нашого Святослава, і за преосвященнішого архиєпископа і митрополита нашого кир </w:t>
+        <w:rPr>
+          <w:rFonts w:ascii="Times New Roman" w:hAnsi="Times New Roman"/>
+          <w:sz w:val="24"/>
+          <w:szCs w:val="24"/>
+        </w:rPr>
+      </w:pPr>
+      <w:r>
+        <w:rPr>
+          <w:rFonts w:ascii="Times New Roman" w:hAnsi="Times New Roman"/>
+          <w:sz w:val="24"/>
+          <w:szCs w:val="24"/>
+        </w:rPr>
+        <w:t xml:space="preserve">Ще молимось за святішого вселенського архиєрея Лева, папу Римського, і за блаженнішого  патріярха нашого Святослава, і за преосвященнішого архиєпископа і митрополита нашого кир </w:t>
       </w:r>
       <w:r>
         <w:rPr>
@@ -4744,6 +5207,7 @@
           <w:i/>
           <w:color w:val="FF4400"/>
           <w:sz w:val="24"/>
+          <w:szCs w:val="24"/>
         </w:rPr>
         <w:t>ім’я</w:t>
       </w:r>
@@ -4752,6 +5216,7 @@
           <w:rFonts w:ascii="Times New Roman" w:hAnsi="Times New Roman"/>
           <w:i/>
           <w:sz w:val="24"/>
+          <w:szCs w:val="24"/>
         </w:rPr>
         <w:t>,</w:t>
       </w:r>
@@ -4759,6 +5224,7 @@
         <w:rPr>
           <w:rFonts w:ascii="Times New Roman" w:hAnsi="Times New Roman"/>
           <w:sz w:val="24"/>
+          <w:szCs w:val="24"/>
         </w:rPr>
         <w:t xml:space="preserve"> і за боголюбивого єпископа нашого кир </w:t>
       </w:r>
@@ -4768,6 +5234,7 @@
           <w:i/>
           <w:color w:val="FF4400"/>
           <w:sz w:val="24"/>
+          <w:szCs w:val="24"/>
         </w:rPr>
         <w:t>ім’я</w:t>
       </w:r>
@@ -4776,6 +5243,7 @@
           <w:rFonts w:ascii="Times New Roman" w:hAnsi="Times New Roman"/>
           <w:i/>
           <w:sz w:val="24"/>
+          <w:szCs w:val="24"/>
         </w:rPr>
         <w:t>,</w:t>
       </w:r>
@@ -4783,6 +5251,7 @@
         <w:rPr>
           <w:rFonts w:ascii="Times New Roman" w:hAnsi="Times New Roman"/>
           <w:sz w:val="24"/>
+          <w:szCs w:val="24"/>
         </w:rPr>
         <w:t xml:space="preserve"> за тих, що служать і послужили у святім храмі цьому, і за отців наших духовних, і всіх у Христі братів і сестер наших.</w:t>
       </w:r>
@@ -4790,6 +5259,11 @@
     <w:p>
       <w:pPr>
         <w:spacing w:after="120"/>
+        <w:rPr>
+          <w:rFonts w:ascii="Times New Roman" w:hAnsi="Times New Roman"/>
+          <w:sz w:val="24"/>
+          <w:szCs w:val="24"/>
+        </w:rPr>
       </w:pPr>
       <w:r>
         <w:rPr>
@@ -4797,6 +5271,7 @@
           <w:i/>
           <w:color w:val="FF4400"/>
           <w:sz w:val="24"/>
+          <w:szCs w:val="24"/>
         </w:rPr>
         <w:t>Вірні:</w:t>
       </w:r>
@@ -4804,6 +5279,7 @@
         <w:rPr>
           <w:rFonts w:ascii="Times New Roman" w:hAnsi="Times New Roman"/>
           <w:sz w:val="24"/>
+          <w:szCs w:val="24"/>
         </w:rPr>
         <w:t xml:space="preserve"> Го́споди, поми́луй. </w:t>
       </w:r>
@@ -4813,6 +5289,7 @@
           <w:i/>
           <w:color w:val="FF4400"/>
           <w:sz w:val="24"/>
+          <w:szCs w:val="24"/>
         </w:rPr>
         <w:t>(3 р.)</w:t>
       </w:r>
@@ -4820,11 +5297,17 @@
     <w:p>
       <w:pPr>
         <w:spacing w:after="120"/>
-      </w:pPr>
-      <w:r>
-        <w:rPr>
-          <w:rFonts w:ascii="Times New Roman" w:hAnsi="Times New Roman"/>
-          <w:sz w:val="24"/>
+        <w:rPr>
+          <w:rFonts w:ascii="Times New Roman" w:hAnsi="Times New Roman"/>
+          <w:sz w:val="24"/>
+          <w:szCs w:val="24"/>
+        </w:rPr>
+      </w:pPr>
+      <w:r>
+        <w:rPr>
+          <w:rFonts w:ascii="Times New Roman" w:hAnsi="Times New Roman"/>
+          <w:sz w:val="24"/>
+          <w:szCs w:val="24"/>
         </w:rPr>
         <w:t>Ще молимось за Богом бережений народ наш, за правління і за все військо.</w:t>
       </w:r>
@@ -4832,6 +5315,11 @@
     <w:p>
       <w:pPr>
         <w:spacing w:after="120"/>
+        <w:rPr>
+          <w:rFonts w:ascii="Times New Roman" w:hAnsi="Times New Roman"/>
+          <w:sz w:val="24"/>
+          <w:szCs w:val="24"/>
+        </w:rPr>
       </w:pPr>
       <w:r>
         <w:rPr>
@@ -4839,6 +5327,7 @@
           <w:i/>
           <w:color w:val="FF4400"/>
           <w:sz w:val="24"/>
+          <w:szCs w:val="24"/>
         </w:rPr>
         <w:t>Вірні:</w:t>
       </w:r>
@@ -4846,6 +5335,7 @@
         <w:rPr>
           <w:rFonts w:ascii="Times New Roman" w:hAnsi="Times New Roman"/>
           <w:sz w:val="24"/>
+          <w:szCs w:val="24"/>
         </w:rPr>
         <w:t xml:space="preserve"> Го́споди, поми́луй. </w:t>
       </w:r>
@@ -4855,6 +5345,7 @@
           <w:i/>
           <w:color w:val="FF4400"/>
           <w:sz w:val="24"/>
+          <w:szCs w:val="24"/>
         </w:rPr>
         <w:t>(3 р.)</w:t>
       </w:r>
@@ -4862,11 +5353,17 @@
     <w:p>
       <w:pPr>
         <w:spacing w:after="120"/>
-      </w:pPr>
-      <w:r>
-        <w:rPr>
-          <w:rFonts w:ascii="Times New Roman" w:hAnsi="Times New Roman"/>
-          <w:sz w:val="24"/>
+        <w:rPr>
+          <w:rFonts w:ascii="Times New Roman" w:hAnsi="Times New Roman"/>
+          <w:sz w:val="24"/>
+          <w:szCs w:val="24"/>
+        </w:rPr>
+      </w:pPr>
+      <w:r>
+        <w:rPr>
+          <w:rFonts w:ascii="Times New Roman" w:hAnsi="Times New Roman"/>
+          <w:sz w:val="24"/>
+          <w:szCs w:val="24"/>
         </w:rPr>
         <w:t>Ще молимось за тут присутніх людей, що очікують від Тебе великої і багатої милости, за тих, що творять нам милостиню, і за всіх православних християн.</w:t>
       </w:r>
@@ -4874,6 +5371,11 @@
     <w:p>
       <w:pPr>
         <w:spacing w:after="120"/>
+        <w:rPr>
+          <w:rFonts w:ascii="Times New Roman" w:hAnsi="Times New Roman"/>
+          <w:sz w:val="24"/>
+          <w:szCs w:val="24"/>
+        </w:rPr>
       </w:pPr>
       <w:r>
         <w:rPr>
@@ -4881,6 +5383,7 @@
           <w:i/>
           <w:color w:val="FF4400"/>
           <w:sz w:val="24"/>
+          <w:szCs w:val="24"/>
         </w:rPr>
         <w:t>Вірні:</w:t>
       </w:r>
@@ -4888,6 +5391,7 @@
         <w:rPr>
           <w:rFonts w:ascii="Times New Roman" w:hAnsi="Times New Roman"/>
           <w:sz w:val="24"/>
+          <w:szCs w:val="24"/>
         </w:rPr>
         <w:t xml:space="preserve"> Го́споди, поми́луй. </w:t>
       </w:r>
@@ -4897,6 +5401,7 @@
           <w:i/>
           <w:color w:val="FF4400"/>
           <w:sz w:val="24"/>
+          <w:szCs w:val="24"/>
         </w:rPr>
         <w:t>(3 р.)</w:t>
       </w:r>
@@ -4905,43 +5410,48 @@
       <w:pPr>
         <w:spacing w:after="120"/>
         <w:jc w:val="both"/>
-      </w:pPr>
-      <w:r>
-        <w:rPr>
-          <w:rFonts w:ascii="Times New Roman" w:hAnsi="Times New Roman"/>
-          <w:sz w:val="24"/>
+        <w:rPr>
+          <w:rFonts w:ascii="Times New Roman" w:hAnsi="Times New Roman"/>
+          <w:sz w:val="24"/>
+          <w:szCs w:val="24"/>
+        </w:rPr>
+      </w:pPr>
+      <w:r>
+        <w:rPr>
+          <w:rFonts w:ascii="Times New Roman" w:hAnsi="Times New Roman"/>
+          <w:sz w:val="24"/>
+          <w:szCs w:val="24"/>
           <w:u w:val="single"/>
         </w:rPr>
-        <w:t>[Господи, Боже наш! Згадай нас грішних і недостойних слуг Твоїх, коли призиваємо святе ім'я Твоє, і не осороми нас, коли очікуємо милости Твоєї, але вислухай, Господи, усі наші спасенні прохання, і вчини нас достойними любити і</w:t>
-      </w:r>
-      <w:r>
-        <w:rPr>
-          <w:rFonts w:ascii="Times New Roman" w:hAnsi="Times New Roman"/>
-          <w:sz w:val="24"/>
-          <w:u w:val="single"/>
-        </w:rPr>
-        <w:t xml:space="preserve"> боятися Тебе від усього серця нашого і творити в усьому волю Твою.]</w:t>
-      </w:r>
-    </w:p>
-    <w:p>
-      <w:pPr>
-        <w:spacing w:after="120"/>
-      </w:pPr>
-      <w:r>
-        <w:rPr>
-          <w:rFonts w:ascii="Times New Roman" w:hAnsi="Times New Roman"/>
-          <w:i/>
-          <w:color w:val="FF4400"/>
-          <w:sz w:val="24"/>
-        </w:rPr>
-        <w:t xml:space="preserve">Священник: </w:t>
-      </w:r>
-      <w:r>
-        <w:rPr>
-          <w:rFonts w:ascii="Times New Roman" w:hAnsi="Times New Roman"/>
-          <w:sz w:val="24"/>
-        </w:rPr>
-        <w:t>Бо милостивий і людинолюбний Бог єси, і Тобі славу возсилаємо, Отцю, і Сину, і Святому Духові, нині, і повсякчас, і на віки віків.</w:t>
+        <w:t>[Господи, Боже наш! Згадай нас грішних і недостойних слуг Твоїх, коли призиваємо святе ім'я Твоє, і не осороми нас, коли очікуємо милости Твоєї, але вислухай, Господи, усі наші спасенні прохання, і вчини нас достойними любити і боятися Тебе від усього серця нашого і творити в усьому волю Твою.]</w:t>
+      </w:r>
+    </w:p>
+    <w:p>
+      <w:pPr>
+        <w:spacing w:after="120"/>
+        <w:rPr>
+          <w:rFonts w:ascii="Times New Roman" w:hAnsi="Times New Roman"/>
+          <w:sz w:val="24"/>
+          <w:szCs w:val="24"/>
+        </w:rPr>
+      </w:pPr>
+      <w:r>
+        <w:rPr>
+          <w:rFonts w:ascii="Times New Roman" w:hAnsi="Times New Roman"/>
+          <w:i/>
+          <w:color w:val="FF0000"/>
+          <w:sz w:val="24"/>
+          <w:szCs w:val="24"/>
+        </w:rPr>
+        <w:t>Священник:</w:t>
+      </w:r>
+      <w:r>
+        <w:rPr>
+          <w:rFonts w:ascii="Times New Roman" w:hAnsi="Times New Roman"/>
+          <w:sz w:val="24"/>
+          <w:szCs w:val="24"/>
+        </w:rPr>
+        <w:t xml:space="preserve"> Бо милостивий і людинолюбний Бог єси, і Тобі славу возсилаємо, Отцю, і Сину, і Святому Духові, нині, і повсякчас, і на віки віків.</w:t>
       </w:r>
     </w:p>
     <w:p>
@@ -5034,13 +5544,19 @@
     <w:p>
       <w:pPr>
         <w:spacing w:after="120"/>
-      </w:pPr>
-      <w:r>
-        <w:rPr>
-          <w:rFonts w:ascii="Times New Roman" w:hAnsi="Times New Roman"/>
-          <w:i/>
-          <w:color w:val="FF0000"/>
-          <w:sz w:val="24"/>
+        <w:rPr>
+          <w:rFonts w:ascii="Times New Roman" w:hAnsi="Times New Roman"/>
+          <w:sz w:val="24"/>
+          <w:szCs w:val="24"/>
+        </w:rPr>
+      </w:pPr>
+      <w:r>
+        <w:rPr>
+          <w:rFonts w:ascii="Times New Roman" w:hAnsi="Times New Roman"/>
+          <w:i/>
+          <w:color w:val="FF0000"/>
+          <w:sz w:val="24"/>
+          <w:szCs w:val="24"/>
         </w:rPr>
         <w:t>Вірні:</w:t>
       </w:r>
@@ -5048,6 +5564,7 @@
         <w:rPr>
           <w:rFonts w:ascii="Times New Roman" w:hAnsi="Times New Roman"/>
           <w:sz w:val="24"/>
+          <w:szCs w:val="24"/>
         </w:rPr>
         <w:t xml:space="preserve"> </w:t>
       </w:r>
@@ -5056,6 +5573,7 @@
           <w:rFonts w:ascii="Times New Roman" w:hAnsi="Times New Roman"/>
           <w:color w:val="333333"/>
           <w:sz w:val="24"/>
+          <w:szCs w:val="24"/>
         </w:rPr>
         <w:t>Світи́ся, світи́ся, нови́й Єрусали́ме,* сла́ва бо Госпо́дня на то</w:t>
       </w:r>
@@ -5064,6 +5582,7 @@
           <w:rFonts w:ascii="Times New Roman" w:hAnsi="Times New Roman"/>
           <w:color w:val="000000"/>
           <w:sz w:val="24"/>
+          <w:szCs w:val="24"/>
         </w:rPr>
         <w:t>́</w:t>
       </w:r>
@@ -5072,6 +5591,7 @@
           <w:rFonts w:ascii="Times New Roman" w:hAnsi="Times New Roman"/>
           <w:color w:val="333333"/>
           <w:sz w:val="24"/>
+          <w:szCs w:val="24"/>
         </w:rPr>
         <w:t>бі возсія́ла!* Раді́й ни</w:t>
       </w:r>
@@ -5080,6 +5600,7 @@
           <w:rFonts w:ascii="Times New Roman" w:hAnsi="Times New Roman"/>
           <w:color w:val="000000"/>
           <w:sz w:val="24"/>
+          <w:szCs w:val="24"/>
         </w:rPr>
         <w:t>́</w:t>
       </w:r>
@@ -5088,6 +5609,7 @@
           <w:rFonts w:ascii="Times New Roman" w:hAnsi="Times New Roman"/>
           <w:color w:val="333333"/>
           <w:sz w:val="24"/>
+          <w:szCs w:val="24"/>
         </w:rPr>
         <w:t>ні й весели́ся, Сіо́не.* А ти, чи́ста Богоро́дице, втіша́йся воскресі́нням Си́на свого́.</w:t>
       </w:r>
@@ -5096,30 +5618,29 @@
       <w:pPr>
         <w:spacing w:after="120"/>
         <w:jc w:val="both"/>
-      </w:pPr>
-      <w:r>
-        <w:rPr>
-          <w:rFonts w:ascii="Times New Roman" w:hAnsi="Times New Roman"/>
-          <w:i/>
-          <w:color w:val="FF0000"/>
-          <w:sz w:val="24"/>
+        <w:rPr>
+          <w:rFonts w:ascii="Times New Roman" w:hAnsi="Times New Roman"/>
+          <w:sz w:val="24"/>
+          <w:szCs w:val="24"/>
+        </w:rPr>
+      </w:pPr>
+      <w:r>
+        <w:rPr>
+          <w:rFonts w:ascii="Times New Roman" w:hAnsi="Times New Roman"/>
+          <w:i/>
+          <w:color w:val="FF0000"/>
+          <w:sz w:val="24"/>
+          <w:szCs w:val="24"/>
         </w:rPr>
         <w:t>Священник:</w:t>
       </w:r>
       <w:r>
         <w:rPr>
           <w:rFonts w:ascii="Times New Roman" w:hAnsi="Times New Roman"/>
-          <w:color w:val="FF0000"/>
-          <w:sz w:val="24"/>
-        </w:rPr>
-        <w:t xml:space="preserve"> </w:t>
-      </w:r>
-      <w:r>
-        <w:rPr>
-          <w:rFonts w:ascii="Times New Roman" w:hAnsi="Times New Roman"/>
-          <w:sz w:val="24"/>
-        </w:rPr>
-        <w:t>Слава тобі, Христе Боже, уповання наше, слава тобі!</w:t>
+          <w:sz w:val="24"/>
+          <w:szCs w:val="24"/>
+        </w:rPr>
+        <w:t xml:space="preserve"> Слава тобі, Христе Боже, уповання наше, слава тобі!</w:t>
       </w:r>
     </w:p>
     <w:p>
@@ -5175,7 +5696,6 @@
     <w:p>
       <w:pPr>
         <w:spacing w:after="120"/>
-        <w:jc w:val="both"/>
         <w:rPr>
           <w:rFonts w:ascii="Times New Roman" w:hAnsi="Times New Roman"/>
           <w:sz w:val="24"/>
@@ -5195,54 +5715,28 @@
       <w:r>
         <w:rPr>
           <w:rFonts w:ascii="Times New Roman" w:hAnsi="Times New Roman"/>
-          <w:color w:val="FF0000"/>
-          <w:sz w:val="24"/>
-          <w:szCs w:val="24"/>
-        </w:rPr>
-        <w:t xml:space="preserve"> </w:t>
-      </w:r>
-      <w:r>
-        <w:rPr>
-          <w:rFonts w:ascii="Times New Roman" w:hAnsi="Times New Roman"/>
-          <w:sz w:val="24"/>
-          <w:szCs w:val="24"/>
-        </w:rPr>
-        <w:t xml:space="preserve">Христос, що воскрес із мертвих, істинний Бог наш, молитвами пречистої своєї Матері, святих, славних і всехвальних апостолів. і святого </w:t>
-      </w:r>
-      <w:r>
-        <w:rPr>
-          <w:rFonts w:ascii="Times New Roman" w:hAnsi="Times New Roman"/>
-          <w:i/>
-          <w:color w:val="FF0000"/>
-          <w:sz w:val="24"/>
-          <w:szCs w:val="24"/>
-        </w:rPr>
-        <w:t>(ім'я, якого є храм)</w:t>
-      </w:r>
-      <w:r>
-        <w:rPr>
-          <w:rFonts w:ascii="Times New Roman" w:hAnsi="Times New Roman"/>
-          <w:sz w:val="24"/>
-          <w:szCs w:val="24"/>
-        </w:rPr>
-        <w:t xml:space="preserve">, і </w:t>
-      </w:r>
-      <w:r>
-        <w:rPr>
-          <w:rFonts w:ascii="Times New Roman" w:hAnsi="Times New Roman"/>
-          <w:color w:val="000000"/>
-          <w:sz w:val="24"/>
-          <w:szCs w:val="24"/>
-        </w:rPr>
-        <w:t>свя</w:t>
-      </w:r>
-      <w:r>
-        <w:rPr>
-          <w:rFonts w:ascii="Times New Roman" w:hAnsi="Times New Roman"/>
-          <w:sz w:val="24"/>
-          <w:szCs w:val="24"/>
-        </w:rPr>
-        <w:t>того отця нашого Атанасія Великого, архиєпископа Олександрійського, і всіх святих, помилує і спасе нас, як благий і людинолюбний.</w:t>
+          <w:sz w:val="24"/>
+          <w:szCs w:val="24"/>
+        </w:rPr>
+        <w:t xml:space="preserve"> Христос, що воскрес із мертвих, істинний Бог наш - молитвами пречистої Своєї Матері, святих, славних і всехвальних апостолів, і святого, </w:t>
+      </w:r>
+      <w:r>
+        <w:rPr>
+          <w:rFonts w:ascii="Times New Roman" w:hAnsi="Times New Roman"/>
+          <w:i/>
+          <w:color w:val="FF0000"/>
+          <w:sz w:val="24"/>
+          <w:szCs w:val="24"/>
+        </w:rPr>
+        <w:t>якого є храм</w:t>
+      </w:r>
+      <w:r>
+        <w:rPr>
+          <w:rFonts w:ascii="Times New Roman" w:hAnsi="Times New Roman"/>
+          <w:sz w:val="24"/>
+          <w:szCs w:val="24"/>
+        </w:rPr>
+        <w:t>, і святого священномученика Патрикія, єпископа Пруського, і тих, що з ним, і всіх святих - помилує і спасе нас як благий і людинолюбний.</w:t>
       </w:r>
     </w:p>
     <w:p>
@@ -5459,24 +5953,15 @@
           <w:sz w:val="24"/>
           <w:szCs w:val="24"/>
         </w:rPr>
-        <w:t>Священник</w:t>
-      </w:r>
-      <w:r>
-        <w:rPr>
-          <w:rFonts w:ascii="Times New Roman" w:hAnsi="Times New Roman"/>
-          <w:color w:val="FF0000"/>
-          <w:sz w:val="24"/>
-          <w:szCs w:val="24"/>
-        </w:rPr>
-        <w:t xml:space="preserve">: </w:t>
-      </w:r>
-      <w:r>
-        <w:rPr>
-          <w:rFonts w:ascii="Times New Roman" w:hAnsi="Times New Roman"/>
-          <w:sz w:val="24"/>
-          <w:szCs w:val="24"/>
-        </w:rPr>
-        <w:t>Слава святій, одноістотній, животворящій і нероздільній Тройці, завжди, нині і повсякчас, і на віки віків.</w:t>
+        <w:t>Священник:</w:t>
+      </w:r>
+      <w:r>
+        <w:rPr>
+          <w:rFonts w:ascii="Times New Roman" w:hAnsi="Times New Roman"/>
+          <w:sz w:val="24"/>
+          <w:szCs w:val="24"/>
+        </w:rPr>
+        <w:t xml:space="preserve"> Слава святій, одноістотній, животворчій і нероздільній Тройці, завжди, нині і повсякчас, і на віки віків.</w:t>
       </w:r>
     </w:p>
     <w:p>
@@ -7840,12 +8325,18 @@
       <w:pPr>
         <w:spacing w:after="120"/>
         <w:jc w:val="both"/>
-      </w:pPr>
-      <w:r>
-        <w:rPr>
-          <w:rFonts w:ascii="Times New Roman" w:hAnsi="Times New Roman"/>
-          <w:color w:val="FF0000"/>
-          <w:sz w:val="24"/>
+        <w:rPr>
+          <w:rFonts w:ascii="Times New Roman" w:hAnsi="Times New Roman"/>
+          <w:sz w:val="24"/>
+          <w:szCs w:val="24"/>
+        </w:rPr>
+      </w:pPr>
+      <w:r>
+        <w:rPr>
+          <w:rFonts w:ascii="Times New Roman" w:hAnsi="Times New Roman"/>
+          <w:color w:val="FF0000"/>
+          <w:sz w:val="24"/>
+          <w:szCs w:val="24"/>
         </w:rPr>
         <w:t xml:space="preserve">1. </w:t>
       </w:r>
@@ -7853,6 +8344,7 @@
         <w:rPr>
           <w:rFonts w:ascii="Times New Roman" w:hAnsi="Times New Roman"/>
           <w:sz w:val="24"/>
+          <w:szCs w:val="24"/>
         </w:rPr>
         <w:t xml:space="preserve">Благодаримо </w:t>
       </w:r>
@@ -7861,6 +8353,7 @@
           <w:rFonts w:ascii="Times New Roman" w:hAnsi="Times New Roman"/>
           <w:color w:val="000000"/>
           <w:sz w:val="24"/>
+          <w:szCs w:val="24"/>
         </w:rPr>
         <w:t>Т</w:t>
       </w:r>
@@ -7868,6 +8361,7 @@
         <w:rPr>
           <w:rFonts w:ascii="Times New Roman" w:hAnsi="Times New Roman"/>
           <w:sz w:val="24"/>
+          <w:szCs w:val="24"/>
         </w:rPr>
         <w:t>е</w:t>
       </w:r>
@@ -7876,6 +8370,7 @@
           <w:rFonts w:ascii="Times New Roman" w:hAnsi="Times New Roman"/>
           <w:color w:val="000000"/>
           <w:sz w:val="24"/>
+          <w:szCs w:val="24"/>
         </w:rPr>
         <w:t>б</w:t>
       </w:r>
@@ -7883,6 +8378,7 @@
         <w:rPr>
           <w:rFonts w:ascii="Times New Roman" w:hAnsi="Times New Roman"/>
           <w:sz w:val="24"/>
+          <w:szCs w:val="24"/>
         </w:rPr>
         <w:t>е</w:t>
       </w:r>
@@ -7891,6 +8387,7 @@
           <w:rFonts w:ascii="Times New Roman" w:hAnsi="Times New Roman"/>
           <w:color w:val="000000"/>
           <w:sz w:val="24"/>
+          <w:szCs w:val="24"/>
         </w:rPr>
         <w:t>, Господи, Боже наш, що підняв нас із постелі нашої і вклав в уста наші слово хвали, щоб поклонятися і призивати ім'я Твоє святе. Ми умоляємо Твоє милосердя, яке Ти завжди виявляв у нашому житті. Пошли поміч свою людям, що стоять перед лицем святої слави Твоєї і дожидають від Тебе багатої милости; і дай нам, що зо страхом і любов'ю завжди Тобі служимо, хвалити несказанну Твою доброту. Бо Тобі належить усяка слава, честь і поклоніння: Отцю, і Сину, і Святому Духові, нині і повсякчас, і на віки віків. Амінь.</w:t>
       </w:r>
@@ -7899,12 +8396,18 @@
       <w:pPr>
         <w:spacing w:after="120"/>
         <w:jc w:val="both"/>
-      </w:pPr>
-      <w:r>
-        <w:rPr>
-          <w:rFonts w:ascii="Times New Roman" w:hAnsi="Times New Roman"/>
-          <w:color w:val="FF0000"/>
-          <w:sz w:val="24"/>
+        <w:rPr>
+          <w:rFonts w:ascii="Times New Roman" w:hAnsi="Times New Roman"/>
+          <w:sz w:val="24"/>
+          <w:szCs w:val="24"/>
+        </w:rPr>
+      </w:pPr>
+      <w:r>
+        <w:rPr>
+          <w:rFonts w:ascii="Times New Roman" w:hAnsi="Times New Roman"/>
+          <w:color w:val="FF0000"/>
+          <w:sz w:val="24"/>
+          <w:szCs w:val="24"/>
         </w:rPr>
         <w:t xml:space="preserve">2. </w:t>
       </w:r>
@@ -7913,6 +8416,7 @@
           <w:rFonts w:ascii="Times New Roman" w:hAnsi="Times New Roman"/>
           <w:color w:val="000000"/>
           <w:sz w:val="24"/>
+          <w:szCs w:val="24"/>
         </w:rPr>
         <w:t>Від ночі лине дух наш до Тебе, Боже, бо світлом є повеління Твої на землі. Навчи нас у страсі Твоєму виконувати правду й добро, бо Тебе славимо як правдивого Бога нашого. Прихили вухо своє і вислухай нас, і пом'яни, Господи, тих, що є та що моляться з нами, всіх по імені, і спаси їх силою Твоєю. Благослови людей Твоїх і освяти спадкоємство Твоє: мир світові Твоєму даруй, церквам Твоїм, Священникам, владі, і всім людям. Хай благословиться і прославляється всечесне і величне ім'я Твоє, Отця, і Сина, і Святого Духа, нині і повсякчас, і на віки віків. Амінь.</w:t>
       </w:r>
@@ -7921,12 +8425,18 @@
       <w:pPr>
         <w:spacing w:after="120"/>
         <w:jc w:val="both"/>
-      </w:pPr>
-      <w:r>
-        <w:rPr>
-          <w:rFonts w:ascii="Times New Roman" w:hAnsi="Times New Roman"/>
-          <w:color w:val="FF0000"/>
-          <w:sz w:val="24"/>
+        <w:rPr>
+          <w:rFonts w:ascii="Times New Roman" w:hAnsi="Times New Roman"/>
+          <w:sz w:val="24"/>
+          <w:szCs w:val="24"/>
+        </w:rPr>
+      </w:pPr>
+      <w:r>
+        <w:rPr>
+          <w:rFonts w:ascii="Times New Roman" w:hAnsi="Times New Roman"/>
+          <w:color w:val="FF0000"/>
+          <w:sz w:val="24"/>
+          <w:szCs w:val="24"/>
         </w:rPr>
         <w:t>3.</w:t>
       </w:r>
@@ -7935,6 +8445,7 @@
           <w:rFonts w:ascii="Times New Roman" w:hAnsi="Times New Roman"/>
           <w:color w:val="000000"/>
           <w:sz w:val="24"/>
+          <w:szCs w:val="24"/>
         </w:rPr>
         <w:t xml:space="preserve"> Від ночі лине дух наш до Тебе, Боже, бо світлом є повеління Твої. Навчи нас, Боже, правди Твоєї, заповідей Твоїх і виправдань Твоїх. Просвіти наші духовні очі, щоб ми не заснули в гріхах на смерть. Віджени всяку мряку від сердець наших, даруй нам сонце правди і охорони життя наше знаменням і печаттю Святого Твого Духа. Направ стопи наші на шлях мирний, дай нам бачити ранішній день у радості, щоб ми Тобі засилали ранішні молитви, бо Твоє є володіння і Твоє є царство і сила, і слава Отця, і Сина, і Святого Духа, нині і повсякчас, і на віки віків. Амінь.</w:t>
       </w:r>
@@ -7943,12 +8454,18 @@
       <w:pPr>
         <w:spacing w:after="120"/>
         <w:jc w:val="both"/>
-      </w:pPr>
-      <w:r>
-        <w:rPr>
-          <w:rFonts w:ascii="Times New Roman" w:hAnsi="Times New Roman"/>
-          <w:color w:val="FF0000"/>
-          <w:sz w:val="24"/>
+        <w:rPr>
+          <w:rFonts w:ascii="Times New Roman" w:hAnsi="Times New Roman"/>
+          <w:sz w:val="24"/>
+          <w:szCs w:val="24"/>
+        </w:rPr>
+      </w:pPr>
+      <w:r>
+        <w:rPr>
+          <w:rFonts w:ascii="Times New Roman" w:hAnsi="Times New Roman"/>
+          <w:color w:val="FF0000"/>
+          <w:sz w:val="24"/>
+          <w:szCs w:val="24"/>
         </w:rPr>
         <w:t>4.</w:t>
       </w:r>
@@ -7957,6 +8474,7 @@
           <w:rFonts w:ascii="Times New Roman" w:hAnsi="Times New Roman"/>
           <w:color w:val="000000"/>
           <w:sz w:val="24"/>
+          <w:szCs w:val="24"/>
         </w:rPr>
         <w:t xml:space="preserve"> Владико, Боже святий і неосяжний, що казав із темряви світлові засіяти, що заспокоїв нас у нічному сні й підвів до величання і моління Твоєї доброти! Ти, що даєш себе умолити задля свого милосердя, прийми і нині нас, що поклоняємося Тобі й по силі </w:t>
       </w:r>
@@ -7964,6 +8482,7 @@
         <w:rPr>
           <w:rFonts w:ascii="Times New Roman" w:hAnsi="Times New Roman"/>
           <w:sz w:val="24"/>
+          <w:szCs w:val="24"/>
         </w:rPr>
         <w:t xml:space="preserve">благодаримо </w:t>
       </w:r>
@@ -7972,6 +8491,7 @@
           <w:rFonts w:ascii="Times New Roman" w:hAnsi="Times New Roman"/>
           <w:color w:val="000000"/>
           <w:sz w:val="24"/>
+          <w:szCs w:val="24"/>
         </w:rPr>
         <w:t>Т</w:t>
       </w:r>
@@ -7979,6 +8499,7 @@
         <w:rPr>
           <w:rFonts w:ascii="Times New Roman" w:hAnsi="Times New Roman"/>
           <w:sz w:val="24"/>
+          <w:szCs w:val="24"/>
         </w:rPr>
         <w:t>ебе</w:t>
       </w:r>
@@ -7987,6 +8508,7 @@
           <w:rFonts w:ascii="Times New Roman" w:hAnsi="Times New Roman"/>
           <w:color w:val="000000"/>
           <w:sz w:val="24"/>
+          <w:szCs w:val="24"/>
         </w:rPr>
         <w:t xml:space="preserve">; і даруй нам те, чого просимо задля спасіння. Вчини нас синами світла і дня та спадкоємцями вічних Твоїх </w:t>
       </w:r>
@@ -7994,6 +8516,7 @@
         <w:rPr>
           <w:rFonts w:ascii="Times New Roman" w:hAnsi="Times New Roman"/>
           <w:sz w:val="24"/>
+          <w:szCs w:val="24"/>
         </w:rPr>
         <w:t>благ</w:t>
       </w:r>
@@ -8002,6 +8525,7 @@
           <w:rFonts w:ascii="Times New Roman" w:hAnsi="Times New Roman"/>
           <w:color w:val="000000"/>
           <w:sz w:val="24"/>
+          <w:szCs w:val="24"/>
         </w:rPr>
         <w:t>. Пом'яни, Господи, за багатством ласк Твоїх усіх людей, що є і моляться з нами, і всю братію нашу на землі й на морі, і на всякому місці володіння Твого, що потребують Твоєї любови й помочі. Усім вияви велику Твою милість, щоб спасенні, як душею так і тілом, завжди перебували й відважно славили чудне й благословенне ім'я Твоє, бо Ти Бог милости і ласк, і любови, і Тобі славу возсилаємо: Отцю, і Сину, і Святому Духові, нині і повсякчас, і на віки віків. Амінь.</w:t>
       </w:r>
@@ -8010,12 +8534,18 @@
       <w:pPr>
         <w:spacing w:after="120"/>
         <w:jc w:val="both"/>
-      </w:pPr>
-      <w:r>
-        <w:rPr>
-          <w:rFonts w:ascii="Times New Roman" w:hAnsi="Times New Roman"/>
-          <w:color w:val="FF0000"/>
-          <w:sz w:val="24"/>
+        <w:rPr>
+          <w:rFonts w:ascii="Times New Roman" w:hAnsi="Times New Roman"/>
+          <w:sz w:val="24"/>
+          <w:szCs w:val="24"/>
+        </w:rPr>
+      </w:pPr>
+      <w:r>
+        <w:rPr>
+          <w:rFonts w:ascii="Times New Roman" w:hAnsi="Times New Roman"/>
+          <w:color w:val="FF0000"/>
+          <w:sz w:val="24"/>
+          <w:szCs w:val="24"/>
         </w:rPr>
         <w:t>5.</w:t>
       </w:r>
@@ -8024,6 +8554,7 @@
           <w:rFonts w:ascii="Times New Roman" w:hAnsi="Times New Roman"/>
           <w:color w:val="000000"/>
           <w:sz w:val="24"/>
+          <w:szCs w:val="24"/>
         </w:rPr>
         <w:t xml:space="preserve"> Скарб</w:t>
       </w:r>
@@ -8031,6 +8562,7 @@
         <w:rPr>
           <w:rFonts w:ascii="Times New Roman" w:hAnsi="Times New Roman"/>
           <w:sz w:val="24"/>
+          <w:szCs w:val="24"/>
         </w:rPr>
         <w:t>нице</w:t>
       </w:r>
@@ -8039,6 +8571,7 @@
           <w:rFonts w:ascii="Times New Roman" w:hAnsi="Times New Roman"/>
           <w:color w:val="000000"/>
           <w:sz w:val="24"/>
+          <w:szCs w:val="24"/>
         </w:rPr>
         <w:t xml:space="preserve"> </w:t>
       </w:r>
@@ -8046,6 +8579,7 @@
         <w:rPr>
           <w:rFonts w:ascii="Times New Roman" w:hAnsi="Times New Roman"/>
           <w:sz w:val="24"/>
+          <w:szCs w:val="24"/>
         </w:rPr>
         <w:t>благ</w:t>
       </w:r>
@@ -8054,6 +8588,7 @@
           <w:rFonts w:ascii="Times New Roman" w:hAnsi="Times New Roman"/>
           <w:color w:val="000000"/>
           <w:sz w:val="24"/>
+          <w:szCs w:val="24"/>
         </w:rPr>
         <w:t>, джерело невисихаюче, Отче святий, чудотворче всесильний і вседержителю! Усі Тобі поклоняємося і Тобі молимося та Твої милості і Твої ласки призиваємо на поміч і на заступництво нашій смиренності. Пом'яни, Господи, слуг Твоїх, прийми від усіх нас ранішні моління, як кадило перед Тобою; ні одного з нас не вчини нездатним, але всіх нас зберігай ласками Твоїми. Пом'яни, Господи, тих, що чувають і співають на славу Твою і єдинородного Твого Сина і Бога нашого, і Святого Твого Духа. Будь їм помічником і заступником; прийми їх молитви на наднебесний і духовний Твій жертовник, бо Ти Бог наш, і Тобі славу возсилаємо: Отцю, і Сину, і Святому Духові, нині і повсякчас, і на віки віків. Амінь.</w:t>
       </w:r>
@@ -8062,12 +8597,18 @@
       <w:pPr>
         <w:spacing w:after="120"/>
         <w:jc w:val="both"/>
-      </w:pPr>
-      <w:r>
-        <w:rPr>
-          <w:rFonts w:ascii="Times New Roman" w:hAnsi="Times New Roman"/>
-          <w:color w:val="FF0000"/>
-          <w:sz w:val="24"/>
+        <w:rPr>
+          <w:rFonts w:ascii="Times New Roman" w:hAnsi="Times New Roman"/>
+          <w:sz w:val="24"/>
+          <w:szCs w:val="24"/>
+        </w:rPr>
+      </w:pPr>
+      <w:r>
+        <w:rPr>
+          <w:rFonts w:ascii="Times New Roman" w:hAnsi="Times New Roman"/>
+          <w:color w:val="FF0000"/>
+          <w:sz w:val="24"/>
+          <w:szCs w:val="24"/>
         </w:rPr>
         <w:t xml:space="preserve">6. </w:t>
       </w:r>
@@ -8075,6 +8616,7 @@
         <w:rPr>
           <w:rFonts w:ascii="Times New Roman" w:hAnsi="Times New Roman"/>
           <w:sz w:val="24"/>
+          <w:szCs w:val="24"/>
         </w:rPr>
         <w:t>Благодаримо</w:t>
       </w:r>
@@ -8083,6 +8625,7 @@
           <w:rFonts w:ascii="Times New Roman" w:hAnsi="Times New Roman"/>
           <w:color w:val="000000"/>
           <w:sz w:val="24"/>
+          <w:szCs w:val="24"/>
         </w:rPr>
         <w:t xml:space="preserve"> Т</w:t>
       </w:r>
@@ -8090,6 +8633,7 @@
         <w:rPr>
           <w:rFonts w:ascii="Times New Roman" w:hAnsi="Times New Roman"/>
           <w:sz w:val="24"/>
+          <w:szCs w:val="24"/>
         </w:rPr>
         <w:t>е</w:t>
       </w:r>
@@ -8098,6 +8642,7 @@
           <w:rFonts w:ascii="Times New Roman" w:hAnsi="Times New Roman"/>
           <w:color w:val="000000"/>
           <w:sz w:val="24"/>
+          <w:szCs w:val="24"/>
         </w:rPr>
         <w:t>б</w:t>
       </w:r>
@@ -8105,6 +8650,7 @@
         <w:rPr>
           <w:rFonts w:ascii="Times New Roman" w:hAnsi="Times New Roman"/>
           <w:sz w:val="24"/>
+          <w:szCs w:val="24"/>
         </w:rPr>
         <w:t>е</w:t>
       </w:r>
@@ -8113,6 +8659,7 @@
           <w:rFonts w:ascii="Times New Roman" w:hAnsi="Times New Roman"/>
           <w:color w:val="000000"/>
           <w:sz w:val="24"/>
+          <w:szCs w:val="24"/>
         </w:rPr>
         <w:t>, Господи, Боже спасіння нашого, бо Ти все робиш для добра життя нашого, щоб ми завжди на Тебе споглядали, Спасителю й Доброчинцю душ наших. Бо Ти дав спокій нам у час минулої ночі й підвів нас, щоб ми поклонялися величному імені Твоєму. Тому молимо Тебе, Господи: Дай нам ласку й силу, щоб ми стали гідними співати Тобі розумно й молитися безупинно та в страсі і тремтінні над нашим спасінням працювали, при заступництві Христа Твого. Пом'яни, Господи, і тих, що вночі до Тебе кличуть. Вислухай їх і помилуй, і круши під ноги їх невидимих і войовничих ворогів. Бо Ти Цар миру і Спас душ наших, і Тобі славу возсилаємо: Отцю і Сину, і Святому Духові, нині і повсякчас, і на віки віків. Амінь.</w:t>
       </w:r>
@@ -8121,12 +8668,18 @@
       <w:pPr>
         <w:spacing w:after="120"/>
         <w:jc w:val="both"/>
-      </w:pPr>
-      <w:r>
-        <w:rPr>
-          <w:rFonts w:ascii="Times New Roman" w:hAnsi="Times New Roman"/>
-          <w:color w:val="FF0000"/>
-          <w:sz w:val="24"/>
+        <w:rPr>
+          <w:rFonts w:ascii="Times New Roman" w:hAnsi="Times New Roman"/>
+          <w:sz w:val="24"/>
+          <w:szCs w:val="24"/>
+        </w:rPr>
+      </w:pPr>
+      <w:r>
+        <w:rPr>
+          <w:rFonts w:ascii="Times New Roman" w:hAnsi="Times New Roman"/>
+          <w:color w:val="FF0000"/>
+          <w:sz w:val="24"/>
+          <w:szCs w:val="24"/>
         </w:rPr>
         <w:t>7.</w:t>
       </w:r>
@@ -8135,6 +8688,7 @@
           <w:rFonts w:ascii="Times New Roman" w:hAnsi="Times New Roman"/>
           <w:color w:val="000000"/>
           <w:sz w:val="24"/>
+          <w:szCs w:val="24"/>
         </w:rPr>
         <w:t xml:space="preserve"> Боже й Отче Господа нашого Ісуса Христа! Ти підніс нас з постелі нашої і зібрав на годину молитви. Дай нам ласку відкрити уста наші і прийми наші подяки, що в наших силах, і навчи нас установ Твоїх. Бо молитися як слід не вміємо, якщо Ти, Господи, святим Твоїм Духом не навчиш нас. Тому молимося Тобі: Даруй і прости, якщо ми згрішили аж до теперішньої години словом або ділом, або думкою, добровільно або недобровільно. Бо коли на провини будеш дивитися, Господи, Господи, то хто встоїться, бо в Тебе є прощення. Ти один святий, допоміжник сильний, захисник життя нашого, і Тебе ми завжди оспівуватимемо. Нехай буде сила Царства Твого завжди благословенна і вельми прославлювана: Отця, і Сина, і Святого Духа, нині і повсякчас, і на віки віків. Амінь.</w:t>
       </w:r>
@@ -8143,12 +8697,18 @@
       <w:pPr>
         <w:spacing w:after="120"/>
         <w:jc w:val="both"/>
-      </w:pPr>
-      <w:r>
-        <w:rPr>
-          <w:rFonts w:ascii="Times New Roman" w:hAnsi="Times New Roman"/>
-          <w:color w:val="FF0000"/>
-          <w:sz w:val="24"/>
+        <w:rPr>
+          <w:rFonts w:ascii="Times New Roman" w:hAnsi="Times New Roman"/>
+          <w:sz w:val="24"/>
+          <w:szCs w:val="24"/>
+        </w:rPr>
+      </w:pPr>
+      <w:r>
+        <w:rPr>
+          <w:rFonts w:ascii="Times New Roman" w:hAnsi="Times New Roman"/>
+          <w:color w:val="FF0000"/>
+          <w:sz w:val="24"/>
+          <w:szCs w:val="24"/>
         </w:rPr>
         <w:t xml:space="preserve">8. </w:t>
       </w:r>
@@ -8157,6 +8717,7 @@
           <w:rFonts w:ascii="Times New Roman" w:hAnsi="Times New Roman"/>
           <w:color w:val="000000"/>
           <w:sz w:val="24"/>
+          <w:szCs w:val="24"/>
         </w:rPr>
         <w:t>Господи, Боже наш, що сонну неміч забрав від нас і покликав нас візванням святим, щоб і вночі підносити руки наші і прославляти Тебе за справедливі Твої присуди. Прийми благання наші, моління, визнавання, нічні служби і даруй нам, Боже, віру бездоганну, надію впевнену, любов нелицемірну. Благослови наші входи й виходи, вчинки, слова, діла й думки; і дай нам дочекатися початку дня, нам, що хвалять й оспівують, і благословлять добрість Твоєї несказанної сили, щоб було благословенне Твоє пресвяте ім'я і прославлене Твоє царство: Отця, і Сина, і Святого Духа, нині і повсякчас, і на віки віків. Амінь.</w:t>
       </w:r>
@@ -8165,12 +8726,18 @@
       <w:pPr>
         <w:spacing w:after="120"/>
         <w:jc w:val="both"/>
-      </w:pPr>
-      <w:r>
-        <w:rPr>
-          <w:rFonts w:ascii="Times New Roman" w:hAnsi="Times New Roman"/>
-          <w:color w:val="FF0000"/>
-          <w:sz w:val="24"/>
+        <w:rPr>
+          <w:rFonts w:ascii="Times New Roman" w:hAnsi="Times New Roman"/>
+          <w:sz w:val="24"/>
+          <w:szCs w:val="24"/>
+        </w:rPr>
+      </w:pPr>
+      <w:r>
+        <w:rPr>
+          <w:rFonts w:ascii="Times New Roman" w:hAnsi="Times New Roman"/>
+          <w:color w:val="FF0000"/>
+          <w:sz w:val="24"/>
+          <w:szCs w:val="24"/>
         </w:rPr>
         <w:t>9.</w:t>
       </w:r>
@@ -8179,6 +8746,7 @@
           <w:rFonts w:ascii="Times New Roman" w:hAnsi="Times New Roman"/>
           <w:color w:val="000000"/>
           <w:sz w:val="24"/>
+          <w:szCs w:val="24"/>
         </w:rPr>
         <w:t xml:space="preserve"> Господи, Боже наш! Ти за покаяння дарував людям відпущення, нам же, як образ пізнання і визнання гріхів, показав покаяння і прощення пророка Давида. Тож, Владико, помилуй з великої милости Твоєї нас, що в чимало великих гріхів впали, і по багатстві ласк Твоїх очисти беззаконня наші, бо перед Тобою згрішили ми, Господи, що невідомі й таємні речі серця людського знаєш, і єдиний Ти маєш владу прощати гріхи. Серце ж чисте вчини в нас і Духом владичним утверди нас, і радість спасіння Твого яви нам. Не відкинь нас від лиця Твого, але дозволь, як благий і людинолюбний, аж до останнього нашого віддиху появляти Тобі жертву справедливости й приноси на святих Твоїх жертовниках, милістю і ласками і людинолюб'ям єдинородного Сина Твого, з яким Ти є благословенний з пресвятим, добрим і животворчим Твоїм Духом, нині й повсякчас, і на віки віків. Амінь.</w:t>
       </w:r>
@@ -8187,50 +8755,47 @@
       <w:pPr>
         <w:spacing w:after="120"/>
         <w:jc w:val="both"/>
-      </w:pPr>
-      <w:r>
-        <w:rPr>
-          <w:rFonts w:ascii="Times New Roman" w:hAnsi="Times New Roman"/>
-          <w:color w:val="FF0000"/>
-          <w:sz w:val="24"/>
-        </w:rPr>
-        <w:t>10</w:t>
-      </w:r>
-      <w:r>
-        <w:rPr>
-          <w:rFonts w:ascii="Times New Roman" w:hAnsi="Times New Roman"/>
-          <w:color w:val="FF0000"/>
-          <w:sz w:val="24"/>
-        </w:rPr>
-        <w:t>.</w:t>
-      </w:r>
-      <w:r>
-        <w:rPr>
-          <w:rFonts w:ascii="Times New Roman" w:hAnsi="Times New Roman"/>
-          <w:color w:val="000000"/>
-          <w:sz w:val="24"/>
-        </w:rPr>
-        <w:t xml:space="preserve"> Боже, Боже наш! Ти сотворив розумні й духовні сили Своєю волею. Тебе просимо й Тобі молимося: Прийми наші посильні величання з усіма Твоїми творіннями і збагати щедрими даруваннями Твоєї ласки. Бо перед Тобою згинається всяке коліно: на небі, на землі й </w:t>
-      </w:r>
-      <w:r>
-        <w:rPr>
-          <w:rFonts w:ascii="Times New Roman" w:hAnsi="Times New Roman"/>
-          <w:color w:val="000000"/>
-          <w:sz w:val="24"/>
-        </w:rPr>
-        <w:t>під землею, і все, що живе, і все створіння оспівує неосяжну Твою славу, бо Ти Бог правдивий і вельми милостивий. Тебе бо хвалять усі небесні сили, і Тобі славу возсилаємо: Отцю, і Сину, і Святому Духові, нині і повсякчас, і на віки віків. Амінь.</w:t>
-      </w:r>
-    </w:p>
-    <w:p>
-      <w:pPr>
-        <w:spacing w:after="120"/>
-        <w:jc w:val="both"/>
-      </w:pPr>
-      <w:r>
-        <w:rPr>
-          <w:rFonts w:ascii="Times New Roman" w:hAnsi="Times New Roman"/>
-          <w:color w:val="FF0000"/>
-          <w:sz w:val="24"/>
+        <w:rPr>
+          <w:rFonts w:ascii="Times New Roman" w:hAnsi="Times New Roman"/>
+          <w:sz w:val="24"/>
+          <w:szCs w:val="24"/>
+        </w:rPr>
+      </w:pPr>
+      <w:r>
+        <w:rPr>
+          <w:rFonts w:ascii="Times New Roman" w:hAnsi="Times New Roman"/>
+          <w:color w:val="FF0000"/>
+          <w:sz w:val="24"/>
+          <w:szCs w:val="24"/>
+        </w:rPr>
+        <w:t>10.</w:t>
+      </w:r>
+      <w:r>
+        <w:rPr>
+          <w:rFonts w:ascii="Times New Roman" w:hAnsi="Times New Roman"/>
+          <w:color w:val="000000"/>
+          <w:sz w:val="24"/>
+          <w:szCs w:val="24"/>
+        </w:rPr>
+        <w:t xml:space="preserve"> Боже, Боже наш! Ти сотворив розумні й духовні сили Своєю волею. Тебе просимо й Тобі молимося: Прийми наші посильні величання з усіма Твоїми творіннями і збагати щедрими даруваннями Твоєї ласки. Бо перед Тобою згинається всяке коліно: на небі, на землі й під землею, і все, що живе, і все створіння оспівує неосяжну Твою славу, бо Ти Бог правдивий і вельми милостивий. Тебе бо хвалять усі небесні сили, і Тобі славу возсилаємо: Отцю, і Сину, і Святому Духові, нині і повсякчас, і на віки віків. Амінь.</w:t>
+      </w:r>
+    </w:p>
+    <w:p>
+      <w:pPr>
+        <w:spacing w:after="120"/>
+        <w:jc w:val="both"/>
+        <w:rPr>
+          <w:rFonts w:ascii="Times New Roman" w:hAnsi="Times New Roman"/>
+          <w:sz w:val="24"/>
+          <w:szCs w:val="24"/>
+        </w:rPr>
+      </w:pPr>
+      <w:r>
+        <w:rPr>
+          <w:rFonts w:ascii="Times New Roman" w:hAnsi="Times New Roman"/>
+          <w:color w:val="FF0000"/>
+          <w:sz w:val="24"/>
+          <w:szCs w:val="24"/>
         </w:rPr>
         <w:t xml:space="preserve">11. </w:t>
       </w:r>
@@ -8239,6 +8804,7 @@
           <w:rFonts w:ascii="Times New Roman" w:hAnsi="Times New Roman"/>
           <w:color w:val="000000"/>
           <w:sz w:val="24"/>
+          <w:szCs w:val="24"/>
         </w:rPr>
         <w:t xml:space="preserve">Хвалимо, співаємо, благословимо і </w:t>
       </w:r>
@@ -8246,6 +8812,7 @@
         <w:rPr>
           <w:rFonts w:ascii="Times New Roman" w:hAnsi="Times New Roman"/>
           <w:sz w:val="24"/>
+          <w:szCs w:val="24"/>
         </w:rPr>
         <w:t>благодаримо</w:t>
       </w:r>
@@ -8254,6 +8821,7 @@
           <w:rFonts w:ascii="Times New Roman" w:hAnsi="Times New Roman"/>
           <w:color w:val="000000"/>
           <w:sz w:val="24"/>
+          <w:szCs w:val="24"/>
         </w:rPr>
         <w:t xml:space="preserve"> Т</w:t>
       </w:r>
@@ -8261,6 +8829,7 @@
         <w:rPr>
           <w:rFonts w:ascii="Times New Roman" w:hAnsi="Times New Roman"/>
           <w:sz w:val="24"/>
+          <w:szCs w:val="24"/>
         </w:rPr>
         <w:t>ебе</w:t>
       </w:r>
@@ -8269,6 +8838,7 @@
           <w:rFonts w:ascii="Times New Roman" w:hAnsi="Times New Roman"/>
           <w:color w:val="000000"/>
           <w:sz w:val="24"/>
+          <w:szCs w:val="24"/>
         </w:rPr>
         <w:t>, Боже батьків наших, бо Ти забрав тінь нічну і явив нам знову світло денне. Молимо Твою добрість: Милостивий будь для нас грішних і прийми молитву нашу задля великої Твоєї ласкавости, бо ми прибігаємо до Тебе, милостивого і всемогутнього Бога. Ти, що засвітив у серцях наших правдиве сонце справедливости Твоєї! Просвіти розум наш і почування всі зберігай, щоб, як у день, ходили ми пристойно шляхом заповідей Твоїх і дійшли до життя вічного, і стали гідними насолоджуватися недоступним Твоїм світлом. Бо в Тебе є джерело життя, Ти Бог наш і Тобі славу возсилаємо: Отцю, і Сину, і Святому Духові, нині і повсякчас, і на віки віків. Амінь.</w:t>
       </w:r>
@@ -8471,7 +9041,7 @@
           <w:sz w:val="24"/>
           <w:szCs w:val="24"/>
         </w:rPr>
-        <w:t xml:space="preserve">За святішого вселенського Архиєрея Франциска, Папу Римського, за блаженнішого Патріарха нашого Святослава, і за преосвященнішого Митрополита нашого Кир </w:t>
+        <w:t xml:space="preserve">За святішого вселенського архиєрея Лева, папу Римського, і за блаженнішого  Патріарха нашого Святослава, і за преосвященнішого Митрополита нашого Кир </w:t>
       </w:r>
       <w:r>
         <w:rPr>
@@ -8665,11 +9235,17 @@
     <w:p>
       <w:pPr>
         <w:spacing w:after="120"/>
-      </w:pPr>
-      <w:r>
-        <w:rPr>
-          <w:rFonts w:ascii="Times New Roman" w:hAnsi="Times New Roman"/>
-          <w:sz w:val="24"/>
+        <w:rPr>
+          <w:rFonts w:ascii="Times New Roman" w:hAnsi="Times New Roman"/>
+          <w:sz w:val="24"/>
+          <w:szCs w:val="24"/>
+        </w:rPr>
+      </w:pPr>
+      <w:r>
+        <w:rPr>
+          <w:rFonts w:ascii="Times New Roman" w:hAnsi="Times New Roman"/>
+          <w:sz w:val="24"/>
+          <w:szCs w:val="24"/>
         </w:rPr>
         <w:t>Заступи, спаси, помилуй і охорони нас, Боже, Твоєю благодаттю</w:t>
       </w:r>
@@ -8739,11 +9315,17 @@
       <w:pPr>
         <w:spacing w:after="120"/>
         <w:jc w:val="both"/>
-      </w:pPr>
-      <w:r>
-        <w:rPr>
-          <w:rFonts w:ascii="Times New Roman" w:hAnsi="Times New Roman"/>
-          <w:sz w:val="24"/>
+        <w:rPr>
+          <w:rFonts w:ascii="Times New Roman" w:hAnsi="Times New Roman"/>
+          <w:sz w:val="24"/>
+          <w:szCs w:val="24"/>
+        </w:rPr>
+      </w:pPr>
+      <w:r>
+        <w:rPr>
+          <w:rFonts w:ascii="Times New Roman" w:hAnsi="Times New Roman"/>
+          <w:sz w:val="24"/>
+          <w:szCs w:val="24"/>
           <w:u w:val="single"/>
         </w:rPr>
         <w:t>[Благодаримо Тебе, Господи, Боже наш, що підняв нас із постелі нашої і вклав в уста наші слово хвали, щоб поклонятися і призивати ім'я Твоє святе. Ми умоляємо Твоє милосердя, яке Ти завжди виявляв у нашому житті. Пошли поміч свою людям, що стоять перед лицем святої слави Твоєї і дожидають від Тебе багатої милости; і дай нам, що зо страхом і любов'ю завжди Тобі служимо, хвалити несказанну Твою доброту.]</w:t>
@@ -8752,13 +9334,19 @@
     <w:p>
       <w:pPr>
         <w:spacing w:after="120"/>
-      </w:pPr>
-      <w:r>
-        <w:rPr>
-          <w:rFonts w:ascii="Times New Roman" w:hAnsi="Times New Roman"/>
-          <w:i/>
-          <w:color w:val="FF4400"/>
-          <w:sz w:val="24"/>
+        <w:rPr>
+          <w:rFonts w:ascii="Times New Roman" w:hAnsi="Times New Roman"/>
+          <w:sz w:val="24"/>
+          <w:szCs w:val="24"/>
+        </w:rPr>
+      </w:pPr>
+      <w:r>
+        <w:rPr>
+          <w:rFonts w:ascii="Times New Roman" w:hAnsi="Times New Roman"/>
+          <w:i/>
+          <w:color w:val="FF0000"/>
+          <w:sz w:val="24"/>
+          <w:szCs w:val="24"/>
         </w:rPr>
         <w:t>Священник:</w:t>
       </w:r>
@@ -8766,6 +9354,7 @@
         <w:rPr>
           <w:rFonts w:ascii="Times New Roman" w:hAnsi="Times New Roman"/>
           <w:sz w:val="24"/>
+          <w:szCs w:val="24"/>
         </w:rPr>
         <w:t xml:space="preserve"> Бо Тобі належить усяка слава, честь і поклоніння, Отцю, і Сину, і Святому Духові, нині, і повсякчас, і на віки віків.</w:t>
       </w:r>
@@ -9052,30 +9641,38 @@
     <w:p>
       <w:pPr>
         <w:spacing w:after="120"/>
-        <w:jc w:val="both"/>
-        <w:rPr>
-          <w:rFonts w:ascii="Times New Roman" w:hAnsi="Times New Roman"/>
-          <w:sz w:val="24"/>
-          <w:szCs w:val="24"/>
-        </w:rPr>
-      </w:pPr>
-      <w:r>
-        <w:rPr>
-          <w:rFonts w:ascii="Times New Roman" w:hAnsi="Times New Roman"/>
-          <w:i/>
-          <w:color w:val="FF0000"/>
-          <w:sz w:val="24"/>
-          <w:szCs w:val="24"/>
-        </w:rPr>
-        <w:t>(г. 8):</w:t>
-      </w:r>
-      <w:r>
-        <w:rPr>
-          <w:rFonts w:ascii="Times New Roman" w:hAnsi="Times New Roman"/>
-          <w:sz w:val="24"/>
-          <w:szCs w:val="24"/>
-        </w:rPr>
-        <w:t xml:space="preserve"> В переполовення празника спраглу душу мою благочестя напій водами,* до всіх бо, Спасе, закликав Ти:* Спраглий нехай гряде до мене і нехай п’є.* Джерело життя нашого, Христе Боже, слава Тобі. </w:t>
+        <w:rPr>
+          <w:rFonts w:ascii="Times New Roman" w:hAnsi="Times New Roman"/>
+          <w:sz w:val="24"/>
+          <w:szCs w:val="24"/>
+        </w:rPr>
+      </w:pPr>
+      <w:r>
+        <w:rPr>
+          <w:rFonts w:ascii="Times New Roman" w:hAnsi="Times New Roman"/>
+          <w:i/>
+          <w:color w:val="FF4400"/>
+          <w:sz w:val="24"/>
+          <w:szCs w:val="24"/>
+        </w:rPr>
+        <w:t xml:space="preserve">(г. 8): </w:t>
+      </w:r>
+      <w:r>
+        <w:rPr>
+          <w:rFonts w:ascii="Times New Roman" w:hAnsi="Times New Roman"/>
+          <w:sz w:val="24"/>
+          <w:szCs w:val="24"/>
+        </w:rPr>
+        <w:t>В переполове́ння пра́зника спра́глу ду́шу мою́ благоче́стя напі́й во́дами,* до всіх бо, Спа́се, закли́кав Ти:* Спра́глий неха́й гряде́ до Ме́не і неха́й п’є.* Джерело́ життя́ на́шого, Хри́сте Бо́же, сла́ва Тобі́</w:t>
+      </w:r>
+      <w:r>
+        <w:rPr>
+          <w:rFonts w:ascii="Times New Roman" w:hAnsi="Times New Roman"/>
+          <w:color w:val="000000"/>
+          <w:sz w:val="24"/>
+          <w:szCs w:val="24"/>
+        </w:rPr>
+        <w:t xml:space="preserve">. </w:t>
       </w:r>
       <w:r>
         <w:rPr>
@@ -9090,18 +9687,9 @@
     </w:p>
     <w:p>
       <w:pPr>
-        <w:pBdr>
-          <w:top w:val="nil"/>
-          <w:left w:val="nil"/>
-          <w:bottom w:val="nil"/>
-          <w:right w:val="nil"/>
-          <w:between w:val="nil"/>
-        </w:pBdr>
-        <w:spacing w:after="120"/>
-        <w:jc w:val="both"/>
-        <w:rPr>
-          <w:rFonts w:ascii="Times New Roman" w:hAnsi="Times New Roman"/>
-          <w:color w:val="FF0000"/>
+        <w:spacing w:after="120"/>
+        <w:rPr>
+          <w:rFonts w:ascii="Times New Roman" w:hAnsi="Times New Roman"/>
           <w:sz w:val="24"/>
           <w:szCs w:val="24"/>
         </w:rPr>
@@ -9120,133 +9708,35 @@
         <w:rPr>
           <w:rFonts w:ascii="Times New Roman" w:hAnsi="Times New Roman"/>
           <w:i/>
-          <w:color w:val="FF0000"/>
-          <w:sz w:val="24"/>
-          <w:szCs w:val="24"/>
-          <w:highlight w:val="white"/>
-        </w:rPr>
-        <w:t>(г. 3):</w:t>
-      </w:r>
-      <w:r>
-        <w:rPr>
-          <w:rFonts w:ascii="Times New Roman" w:hAnsi="Times New Roman"/>
-          <w:color w:val="FF0000"/>
-          <w:sz w:val="24"/>
-          <w:szCs w:val="24"/>
-          <w:highlight w:val="white"/>
+          <w:color w:val="FF4400"/>
+          <w:sz w:val="24"/>
+          <w:szCs w:val="24"/>
+        </w:rPr>
+        <w:t xml:space="preserve">(г. 4): </w:t>
+      </w:r>
+      <w:r>
+        <w:rPr>
+          <w:rFonts w:ascii="Times New Roman" w:hAnsi="Times New Roman"/>
+          <w:color w:val="000000"/>
+          <w:sz w:val="24"/>
+          <w:szCs w:val="24"/>
+        </w:rPr>
+        <w:t>I звичаїв апостолів причасником, і їх намісником стався ти,* знайшов ти шлях, богонатхненний, як дійти до видіння.* Задля того слово істини справляючи,* і задля віри постраждав ти аж до крови, священномученику Патрикію, моли Христа Бога, щоб спаслися душі наші.</w:t>
+      </w:r>
+      <w:r>
+        <w:rPr>
+          <w:rFonts w:ascii="Times New Roman" w:hAnsi="Times New Roman"/>
+          <w:i/>
+          <w:color w:val="FF0000"/>
+          <w:sz w:val="24"/>
+          <w:szCs w:val="24"/>
         </w:rPr>
         <w:t xml:space="preserve"> </w:t>
       </w:r>
-      <w:r>
-        <w:rPr>
-          <w:rFonts w:ascii="Times New Roman" w:hAnsi="Times New Roman"/>
-          <w:color w:val="000000"/>
-          <w:sz w:val="24"/>
-          <w:szCs w:val="24"/>
-          <w:highlight w:val="white"/>
-        </w:rPr>
-        <w:t>Стовпом православ'я був єси,</w:t>
-      </w:r>
-      <w:r>
-        <w:rPr>
-          <w:rFonts w:ascii="Times New Roman" w:hAnsi="Times New Roman"/>
-          <w:color w:val="000000"/>
-          <w:sz w:val="24"/>
-          <w:szCs w:val="24"/>
-        </w:rPr>
-        <w:t>*</w:t>
-      </w:r>
-      <w:r>
-        <w:rPr>
-          <w:rFonts w:ascii="Times New Roman" w:hAnsi="Times New Roman"/>
-          <w:color w:val="000000"/>
-          <w:sz w:val="24"/>
-          <w:szCs w:val="24"/>
-          <w:highlight w:val="white"/>
-        </w:rPr>
-        <w:t xml:space="preserve"> божественними догматами Церкву підпираючи,</w:t>
-      </w:r>
-      <w:r>
-        <w:rPr>
-          <w:rFonts w:ascii="Times New Roman" w:hAnsi="Times New Roman"/>
-          <w:color w:val="000000"/>
-          <w:sz w:val="24"/>
-          <w:szCs w:val="24"/>
-        </w:rPr>
-        <w:t>*</w:t>
-      </w:r>
-      <w:r>
-        <w:rPr>
-          <w:rFonts w:ascii="Times New Roman" w:hAnsi="Times New Roman"/>
-          <w:color w:val="000000"/>
-          <w:sz w:val="24"/>
-          <w:szCs w:val="24"/>
-          <w:highlight w:val="white"/>
-        </w:rPr>
-        <w:t xml:space="preserve"> священноначальнику Атаназію,</w:t>
-      </w:r>
-      <w:r>
-        <w:rPr>
-          <w:rFonts w:ascii="Times New Roman" w:hAnsi="Times New Roman"/>
-          <w:color w:val="000000"/>
-          <w:sz w:val="24"/>
-          <w:szCs w:val="24"/>
-        </w:rPr>
-        <w:t>*</w:t>
-      </w:r>
-      <w:r>
-        <w:rPr>
-          <w:rFonts w:ascii="Times New Roman" w:hAnsi="Times New Roman"/>
-          <w:color w:val="000000"/>
-          <w:sz w:val="24"/>
-          <w:szCs w:val="24"/>
-          <w:highlight w:val="white"/>
-        </w:rPr>
-        <w:t xml:space="preserve"> Отцеві бо єдиносущного Сина проповідувавши,</w:t>
-      </w:r>
-      <w:r>
-        <w:rPr>
-          <w:rFonts w:ascii="Times New Roman" w:hAnsi="Times New Roman"/>
-          <w:color w:val="000000"/>
-          <w:sz w:val="24"/>
-          <w:szCs w:val="24"/>
-        </w:rPr>
-        <w:t>*</w:t>
-      </w:r>
-      <w:r>
-        <w:rPr>
-          <w:rFonts w:ascii="Times New Roman" w:hAnsi="Times New Roman"/>
-          <w:color w:val="000000"/>
-          <w:sz w:val="24"/>
-          <w:szCs w:val="24"/>
-          <w:highlight w:val="white"/>
-        </w:rPr>
-        <w:t xml:space="preserve"> осоромив ти Арія, отче преподобний,</w:t>
-      </w:r>
-      <w:r>
-        <w:rPr>
-          <w:rFonts w:ascii="Times New Roman" w:hAnsi="Times New Roman"/>
-          <w:color w:val="000000"/>
-          <w:sz w:val="24"/>
-          <w:szCs w:val="24"/>
-        </w:rPr>
-        <w:t>*</w:t>
-      </w:r>
-      <w:r>
-        <w:rPr>
-          <w:rFonts w:ascii="Times New Roman" w:hAnsi="Times New Roman"/>
-          <w:color w:val="000000"/>
-          <w:sz w:val="24"/>
-          <w:szCs w:val="24"/>
-          <w:highlight w:val="white"/>
-        </w:rPr>
-        <w:t xml:space="preserve"> Христа Бога моли, щоб дарував нас велику милість.</w:t>
-      </w:r>
-    </w:p>
-    <w:p>
-      <w:pPr>
-        <w:spacing w:after="120"/>
-        <w:jc w:val="both"/>
+    </w:p>
+    <w:p>
+      <w:pPr>
+        <w:spacing w:after="120"/>
         <w:rPr>
           <w:rFonts w:ascii="Times New Roman" w:hAnsi="Times New Roman"/>
           <w:sz w:val="24"/>
@@ -9257,37 +9747,49 @@
         <w:rPr>
           <w:rFonts w:ascii="Times New Roman" w:hAnsi="Times New Roman"/>
           <w:b/>
-          <w:sz w:val="24"/>
-          <w:szCs w:val="24"/>
-        </w:rPr>
-        <w:t>І нині:</w:t>
-      </w:r>
-      <w:r>
-        <w:rPr>
-          <w:rFonts w:ascii="Times New Roman" w:hAnsi="Times New Roman"/>
-          <w:sz w:val="24"/>
-          <w:szCs w:val="24"/>
-        </w:rPr>
-        <w:t xml:space="preserve"> </w:t>
-      </w:r>
-      <w:r>
-        <w:rPr>
-          <w:rFonts w:ascii="Times New Roman" w:hAnsi="Times New Roman"/>
-          <w:i/>
-          <w:color w:val="FF0000"/>
-          <w:sz w:val="24"/>
-          <w:szCs w:val="24"/>
-        </w:rPr>
-        <w:t>(г. 8):</w:t>
-      </w:r>
-      <w:r>
-        <w:rPr>
-          <w:rFonts w:ascii="Times New Roman" w:hAnsi="Times New Roman"/>
-          <w:sz w:val="24"/>
-          <w:szCs w:val="24"/>
-        </w:rPr>
-        <w:t xml:space="preserve"> В переполовення празника спраглу душу мою благочестя напій водами,* до всіх бо, Спасе, закликав Ти:* Спраглий нехай гряде до мене і нехай п’є.* Джерело життя нашого, Христе Боже, слава Тобі.</w:t>
-      </w:r>
+          <w:color w:val="000000"/>
+          <w:sz w:val="24"/>
+          <w:szCs w:val="24"/>
+        </w:rPr>
+        <w:t xml:space="preserve">І нині: </w:t>
+      </w:r>
+      <w:r>
+        <w:rPr>
+          <w:rFonts w:ascii="Times New Roman" w:hAnsi="Times New Roman"/>
+          <w:i/>
+          <w:color w:val="FF4400"/>
+          <w:sz w:val="24"/>
+          <w:szCs w:val="24"/>
+        </w:rPr>
+        <w:t xml:space="preserve">(г. 8): </w:t>
+      </w:r>
+      <w:r>
+        <w:rPr>
+          <w:rFonts w:ascii="Times New Roman" w:hAnsi="Times New Roman"/>
+          <w:sz w:val="24"/>
+          <w:szCs w:val="24"/>
+        </w:rPr>
+        <w:t>В переполове́ння пра́зника спра́глу ду́шу мою́ благоче́стя напі́й во́дами,* до всіх бо, Спа́се, закли́кав Ти:* Спра́глий неха́й гряде́ до Ме́не і неха́й п’є.* Джерело́ життя́ на́шого, Хри́сте Бо́же, сла́ва Тобі́</w:t>
+      </w:r>
+      <w:r>
+        <w:rPr>
+          <w:rFonts w:ascii="Times New Roman" w:hAnsi="Times New Roman"/>
+          <w:color w:val="000000"/>
+          <w:sz w:val="24"/>
+          <w:szCs w:val="24"/>
+        </w:rPr>
+        <w:t>.</w:t>
+      </w:r>
+    </w:p>
+    <w:p>
+      <w:pPr>
+        <w:spacing w:after="120"/>
+        <w:rPr>
+          <w:rFonts w:ascii="Times New Roman" w:hAnsi="Times New Roman"/>
+          <w:sz w:val="24"/>
+          <w:szCs w:val="24"/>
+        </w:rPr>
+      </w:pPr>
     </w:p>
     <w:p>
       <w:pPr>
@@ -9315,12 +9817,18 @@
     <w:p>
       <w:pPr>
         <w:spacing w:after="120"/>
-      </w:pPr>
-      <w:r>
-        <w:rPr>
-          <w:rFonts w:ascii="Times New Roman" w:hAnsi="Times New Roman"/>
-          <w:color w:val="000000"/>
-          <w:sz w:val="24"/>
+        <w:rPr>
+          <w:rFonts w:ascii="Times New Roman" w:hAnsi="Times New Roman"/>
+          <w:sz w:val="24"/>
+          <w:szCs w:val="24"/>
+        </w:rPr>
+      </w:pPr>
+      <w:r>
+        <w:rPr>
+          <w:rFonts w:ascii="Times New Roman" w:hAnsi="Times New Roman"/>
+          <w:color w:val="000000"/>
+          <w:sz w:val="24"/>
+          <w:szCs w:val="24"/>
         </w:rPr>
         <w:t>Ще і ще в мирі Господеві помолімся.</w:t>
       </w:r>
@@ -9328,6 +9836,11 @@
     <w:p>
       <w:pPr>
         <w:spacing w:after="120"/>
+        <w:rPr>
+          <w:rFonts w:ascii="Times New Roman" w:hAnsi="Times New Roman"/>
+          <w:sz w:val="24"/>
+          <w:szCs w:val="24"/>
+        </w:rPr>
       </w:pPr>
       <w:r>
         <w:rPr>
@@ -9335,6 +9848,7 @@
           <w:i/>
           <w:color w:val="FF4400"/>
           <w:sz w:val="24"/>
+          <w:szCs w:val="24"/>
         </w:rPr>
         <w:t>Вірні:</w:t>
       </w:r>
@@ -9343,6 +9857,7 @@
           <w:rFonts w:ascii="Times New Roman" w:hAnsi="Times New Roman"/>
           <w:color w:val="000000"/>
           <w:sz w:val="24"/>
+          <w:szCs w:val="24"/>
         </w:rPr>
         <w:t xml:space="preserve"> Го́споди, поми́луй.</w:t>
       </w:r>
@@ -9350,11 +9865,17 @@
     <w:p>
       <w:pPr>
         <w:spacing w:after="120"/>
-      </w:pPr>
-      <w:r>
-        <w:rPr>
-          <w:rFonts w:ascii="Times New Roman" w:hAnsi="Times New Roman"/>
-          <w:sz w:val="24"/>
+        <w:rPr>
+          <w:rFonts w:ascii="Times New Roman" w:hAnsi="Times New Roman"/>
+          <w:sz w:val="24"/>
+          <w:szCs w:val="24"/>
+        </w:rPr>
+      </w:pPr>
+      <w:r>
+        <w:rPr>
+          <w:rFonts w:ascii="Times New Roman" w:hAnsi="Times New Roman"/>
+          <w:sz w:val="24"/>
+          <w:szCs w:val="24"/>
         </w:rPr>
         <w:t>Заступи, спаси, помилуй і охорони нас, Боже, Твоєю благодаттю</w:t>
       </w:r>
@@ -9362,6 +9883,11 @@
     <w:p>
       <w:pPr>
         <w:spacing w:after="120"/>
+        <w:rPr>
+          <w:rFonts w:ascii="Times New Roman" w:hAnsi="Times New Roman"/>
+          <w:sz w:val="24"/>
+          <w:szCs w:val="24"/>
+        </w:rPr>
       </w:pPr>
       <w:r>
         <w:rPr>
@@ -9369,6 +9895,7 @@
           <w:i/>
           <w:color w:val="FF4400"/>
           <w:sz w:val="24"/>
+          <w:szCs w:val="24"/>
         </w:rPr>
         <w:t>Вірні:</w:t>
       </w:r>
@@ -9377,6 +9904,7 @@
           <w:rFonts w:ascii="Times New Roman" w:hAnsi="Times New Roman"/>
           <w:color w:val="000000"/>
           <w:sz w:val="24"/>
+          <w:szCs w:val="24"/>
         </w:rPr>
         <w:t xml:space="preserve"> Го́споди, поми́луй.</w:t>
       </w:r>
@@ -9384,12 +9912,18 @@
     <w:p>
       <w:pPr>
         <w:spacing w:after="120"/>
-      </w:pPr>
-      <w:r>
-        <w:rPr>
-          <w:rFonts w:ascii="Times New Roman" w:hAnsi="Times New Roman"/>
-          <w:color w:val="000000"/>
-          <w:sz w:val="24"/>
+        <w:rPr>
+          <w:rFonts w:ascii="Times New Roman" w:hAnsi="Times New Roman"/>
+          <w:sz w:val="24"/>
+          <w:szCs w:val="24"/>
+        </w:rPr>
+      </w:pPr>
+      <w:r>
+        <w:rPr>
+          <w:rFonts w:ascii="Times New Roman" w:hAnsi="Times New Roman"/>
+          <w:color w:val="000000"/>
+          <w:sz w:val="24"/>
+          <w:szCs w:val="24"/>
         </w:rPr>
         <w:t>Пресвяту, пречисту, преблагословенну, славну Владичицю нашу Богородицю і приснодіву Марію, з усіма святими пом’янувши, самих себе, і один одного, і все життя наше Христу Богові віддаймо.</w:t>
       </w:r>
@@ -9397,6 +9931,11 @@
     <w:p>
       <w:pPr>
         <w:spacing w:after="120"/>
+        <w:rPr>
+          <w:rFonts w:ascii="Times New Roman" w:hAnsi="Times New Roman"/>
+          <w:sz w:val="24"/>
+          <w:szCs w:val="24"/>
+        </w:rPr>
       </w:pPr>
       <w:r>
         <w:rPr>
@@ -9404,6 +9943,7 @@
           <w:i/>
           <w:color w:val="FF4400"/>
           <w:sz w:val="24"/>
+          <w:szCs w:val="24"/>
         </w:rPr>
         <w:t>Вірні:</w:t>
       </w:r>
@@ -9412,6 +9952,7 @@
           <w:rFonts w:ascii="Times New Roman" w:hAnsi="Times New Roman"/>
           <w:color w:val="000000"/>
           <w:sz w:val="24"/>
+          <w:szCs w:val="24"/>
         </w:rPr>
         <w:t xml:space="preserve"> Тобі́, Го́споди.</w:t>
       </w:r>
@@ -9420,11 +9961,17 @@
       <w:pPr>
         <w:spacing w:after="120"/>
         <w:jc w:val="both"/>
-      </w:pPr>
-      <w:r>
-        <w:rPr>
-          <w:rFonts w:ascii="Times New Roman" w:hAnsi="Times New Roman"/>
-          <w:sz w:val="24"/>
+        <w:rPr>
+          <w:rFonts w:ascii="Times New Roman" w:hAnsi="Times New Roman"/>
+          <w:sz w:val="24"/>
+          <w:szCs w:val="24"/>
+        </w:rPr>
+      </w:pPr>
+      <w:r>
+        <w:rPr>
+          <w:rFonts w:ascii="Times New Roman" w:hAnsi="Times New Roman"/>
+          <w:sz w:val="24"/>
+          <w:szCs w:val="24"/>
           <w:u w:val="single"/>
         </w:rPr>
         <w:t>[Від ночі лине дух наш до Тебе, Боже, бо світлом є повеління Твої. Навчи нас, Боже, правди Твоєї, заповідей Твоїх і виправдань Твоїх. Просвіти наші духовні очі, щоб ми не заснули в гріхах на смерть. Віджени всяку мряку від сердець наших, даруй нам сонце правди і охорони життя наше знаменням і печаттю Святого Твого Духа. Направ стопи наші на шлях мирний, дай нам бачити ранішній день у радості, щоб ми Тобі засилали ранішні молитви.]</w:t>
@@ -9433,21 +9980,27 @@
     <w:p>
       <w:pPr>
         <w:spacing w:after="120"/>
-      </w:pPr>
-      <w:r>
-        <w:rPr>
-          <w:rFonts w:ascii="Times New Roman" w:hAnsi="Times New Roman"/>
-          <w:i/>
-          <w:color w:val="FF4400"/>
-          <w:sz w:val="24"/>
+        <w:rPr>
+          <w:rFonts w:ascii="Times New Roman" w:hAnsi="Times New Roman"/>
+          <w:sz w:val="24"/>
+          <w:szCs w:val="24"/>
+        </w:rPr>
+      </w:pPr>
+      <w:r>
+        <w:rPr>
+          <w:rFonts w:ascii="Times New Roman" w:hAnsi="Times New Roman"/>
+          <w:i/>
+          <w:color w:val="FF0000"/>
+          <w:sz w:val="24"/>
+          <w:szCs w:val="24"/>
         </w:rPr>
         <w:t>Священник:</w:t>
       </w:r>
       <w:r>
         <w:rPr>
           <w:rFonts w:ascii="Times New Roman" w:hAnsi="Times New Roman"/>
-          <w:color w:val="000000"/>
-          <w:sz w:val="24"/>
+          <w:sz w:val="24"/>
+          <w:szCs w:val="24"/>
         </w:rPr>
         <w:t xml:space="preserve"> Бо Твоя є влада і Твоє є царство, і сила, і слава, Отця, і Сина, і Святого Духа, нині, і повсякчас, і на віки віків.</w:t>
       </w:r>
@@ -9608,12 +10161,18 @@
     <w:p>
       <w:pPr>
         <w:spacing w:after="120"/>
-      </w:pPr>
-      <w:r>
-        <w:rPr>
-          <w:rFonts w:ascii="Times New Roman" w:hAnsi="Times New Roman"/>
-          <w:color w:val="000000"/>
-          <w:sz w:val="24"/>
+        <w:rPr>
+          <w:rFonts w:ascii="Times New Roman" w:hAnsi="Times New Roman"/>
+          <w:sz w:val="24"/>
+          <w:szCs w:val="24"/>
+        </w:rPr>
+      </w:pPr>
+      <w:r>
+        <w:rPr>
+          <w:rFonts w:ascii="Times New Roman" w:hAnsi="Times New Roman"/>
+          <w:color w:val="000000"/>
+          <w:sz w:val="24"/>
+          <w:szCs w:val="24"/>
         </w:rPr>
         <w:t>Ще і ще в мирі Господеві помолімся.</w:t>
       </w:r>
@@ -9621,6 +10180,11 @@
     <w:p>
       <w:pPr>
         <w:spacing w:after="120"/>
+        <w:rPr>
+          <w:rFonts w:ascii="Times New Roman" w:hAnsi="Times New Roman"/>
+          <w:sz w:val="24"/>
+          <w:szCs w:val="24"/>
+        </w:rPr>
       </w:pPr>
       <w:r>
         <w:rPr>
@@ -9628,6 +10192,7 @@
           <w:i/>
           <w:color w:val="FF4400"/>
           <w:sz w:val="24"/>
+          <w:szCs w:val="24"/>
         </w:rPr>
         <w:t>Вірні:</w:t>
       </w:r>
@@ -9636,6 +10201,7 @@
           <w:rFonts w:ascii="Times New Roman" w:hAnsi="Times New Roman"/>
           <w:color w:val="000000"/>
           <w:sz w:val="24"/>
+          <w:szCs w:val="24"/>
         </w:rPr>
         <w:t xml:space="preserve"> Го́споди, поми́луй.</w:t>
       </w:r>
@@ -9643,11 +10209,17 @@
     <w:p>
       <w:pPr>
         <w:spacing w:after="120"/>
-      </w:pPr>
-      <w:r>
-        <w:rPr>
-          <w:rFonts w:ascii="Times New Roman" w:hAnsi="Times New Roman"/>
-          <w:sz w:val="24"/>
+        <w:rPr>
+          <w:rFonts w:ascii="Times New Roman" w:hAnsi="Times New Roman"/>
+          <w:sz w:val="24"/>
+          <w:szCs w:val="24"/>
+        </w:rPr>
+      </w:pPr>
+      <w:r>
+        <w:rPr>
+          <w:rFonts w:ascii="Times New Roman" w:hAnsi="Times New Roman"/>
+          <w:sz w:val="24"/>
+          <w:szCs w:val="24"/>
         </w:rPr>
         <w:t>Заступи, спаси, помилуй і охорони нас, Боже, Твоєю благодаттю</w:t>
       </w:r>
@@ -9655,6 +10227,11 @@
     <w:p>
       <w:pPr>
         <w:spacing w:after="120"/>
+        <w:rPr>
+          <w:rFonts w:ascii="Times New Roman" w:hAnsi="Times New Roman"/>
+          <w:sz w:val="24"/>
+          <w:szCs w:val="24"/>
+        </w:rPr>
       </w:pPr>
       <w:r>
         <w:rPr>
@@ -9662,6 +10239,7 @@
           <w:i/>
           <w:color w:val="FF4400"/>
           <w:sz w:val="24"/>
+          <w:szCs w:val="24"/>
         </w:rPr>
         <w:t>Вірні:</w:t>
       </w:r>
@@ -9670,6 +10248,7 @@
           <w:rFonts w:ascii="Times New Roman" w:hAnsi="Times New Roman"/>
           <w:color w:val="000000"/>
           <w:sz w:val="24"/>
+          <w:szCs w:val="24"/>
         </w:rPr>
         <w:t xml:space="preserve"> Го́споди, поми́луй.</w:t>
       </w:r>
@@ -9677,12 +10256,18 @@
     <w:p>
       <w:pPr>
         <w:spacing w:after="120"/>
-      </w:pPr>
-      <w:r>
-        <w:rPr>
-          <w:rFonts w:ascii="Times New Roman" w:hAnsi="Times New Roman"/>
-          <w:color w:val="000000"/>
-          <w:sz w:val="24"/>
+        <w:rPr>
+          <w:rFonts w:ascii="Times New Roman" w:hAnsi="Times New Roman"/>
+          <w:sz w:val="24"/>
+          <w:szCs w:val="24"/>
+        </w:rPr>
+      </w:pPr>
+      <w:r>
+        <w:rPr>
+          <w:rFonts w:ascii="Times New Roman" w:hAnsi="Times New Roman"/>
+          <w:color w:val="000000"/>
+          <w:sz w:val="24"/>
+          <w:szCs w:val="24"/>
         </w:rPr>
         <w:t>Пресвяту, пречисту, преблагословенну, славну Владичицю нашу Богородицю і приснодіву Марію, з усіма святими пом’янувши, самих себе, і один одного, і все життя наше Христу Богові віддаймо.</w:t>
       </w:r>
@@ -9690,6 +10275,11 @@
     <w:p>
       <w:pPr>
         <w:spacing w:after="120"/>
+        <w:rPr>
+          <w:rFonts w:ascii="Times New Roman" w:hAnsi="Times New Roman"/>
+          <w:sz w:val="24"/>
+          <w:szCs w:val="24"/>
+        </w:rPr>
       </w:pPr>
       <w:r>
         <w:rPr>
@@ -9697,6 +10287,7 @@
           <w:i/>
           <w:color w:val="FF4400"/>
           <w:sz w:val="24"/>
+          <w:szCs w:val="24"/>
         </w:rPr>
         <w:t>Вірні:</w:t>
       </w:r>
@@ -9705,6 +10296,7 @@
           <w:rFonts w:ascii="Times New Roman" w:hAnsi="Times New Roman"/>
           <w:color w:val="000000"/>
           <w:sz w:val="24"/>
+          <w:szCs w:val="24"/>
         </w:rPr>
         <w:t xml:space="preserve"> Тобі́, Го́споди.</w:t>
       </w:r>
@@ -9733,21 +10325,27 @@
     <w:p>
       <w:pPr>
         <w:spacing w:after="120"/>
-      </w:pPr>
-      <w:r>
-        <w:rPr>
-          <w:rFonts w:ascii="Times New Roman" w:hAnsi="Times New Roman"/>
-          <w:i/>
-          <w:color w:val="FF4400"/>
-          <w:sz w:val="24"/>
+        <w:rPr>
+          <w:rFonts w:ascii="Times New Roman" w:hAnsi="Times New Roman"/>
+          <w:sz w:val="24"/>
+          <w:szCs w:val="24"/>
+        </w:rPr>
+      </w:pPr>
+      <w:r>
+        <w:rPr>
+          <w:rFonts w:ascii="Times New Roman" w:hAnsi="Times New Roman"/>
+          <w:i/>
+          <w:color w:val="FF0000"/>
+          <w:sz w:val="24"/>
+          <w:szCs w:val="24"/>
         </w:rPr>
         <w:t>Священник:</w:t>
       </w:r>
       <w:r>
         <w:rPr>
           <w:rFonts w:ascii="Times New Roman" w:hAnsi="Times New Roman"/>
-          <w:color w:val="000000"/>
-          <w:sz w:val="24"/>
+          <w:sz w:val="24"/>
+          <w:szCs w:val="24"/>
         </w:rPr>
         <w:t xml:space="preserve"> Бо Ти благий і людинолюбний Бог – і Тобі славу возсилаємо, Отцю, і Сину, і Святому Духові, нині, і повсякчас, і на віки віків.</w:t>
       </w:r>
@@ -10374,11 +10972,17 @@
       <w:pPr>
         <w:spacing w:after="120"/>
         <w:jc w:val="both"/>
-      </w:pPr>
-      <w:r>
-        <w:rPr>
-          <w:rFonts w:ascii="Times New Roman" w:hAnsi="Times New Roman"/>
-          <w:sz w:val="24"/>
+        <w:rPr>
+          <w:rFonts w:ascii="Times New Roman" w:hAnsi="Times New Roman"/>
+          <w:sz w:val="24"/>
+          <w:szCs w:val="24"/>
+        </w:rPr>
+      </w:pPr>
+      <w:r>
+        <w:rPr>
+          <w:rFonts w:ascii="Times New Roman" w:hAnsi="Times New Roman"/>
+          <w:sz w:val="24"/>
+          <w:szCs w:val="24"/>
           <w:u w:val="single"/>
         </w:rPr>
         <w:t>[Господи, Боже наш! Ти за покаяння дарував людям відпущення, нам же, як образ пізнання і визнання гріхів, показав покаяння і прощення пророка Давида. Тож, Владико, помилуй з великої милости Твоєї нас, що в чимало великих гріхів впали, і по багатстві ласк Твоїх очисти беззаконня наші, бо перед Тобою згрішили ми, Господи, що невідомі й таємні речі серця людського знаєш, і єдиний Ти маєш владу прощати гріхи. Серце ж чисте вчини в нас і Духом владичним утверди нас, і радість спасіння Твого яви нам. Не відкинь нас від лиця Твого, але дозволь, як благий і людинолюбний, аж до останнього нашого віддиху появляти Тобі жертву справедливости й приноси на святих Твоїх жертовниках.]</w:t>
@@ -10800,7 +11404,7 @@
           <w:sz w:val="24"/>
           <w:szCs w:val="24"/>
         </w:rPr>
-        <w:t>Вод животворних джерела відкрив Ти Церкві: якщо хто має спрагу, нехай приходить і п’є, - взиває Благий.</w:t>
+        <w:t>Вод животворчих джерела відкрив Ти Церкві: якщо хто має спрагу, нехай приходить і п’є, - взиває Благий.</w:t>
       </w:r>
     </w:p>
     <w:p>
@@ -10943,12 +11547,18 @@
     <w:p>
       <w:pPr>
         <w:spacing w:after="120"/>
-      </w:pPr>
-      <w:r>
-        <w:rPr>
-          <w:rFonts w:ascii="Times New Roman" w:hAnsi="Times New Roman"/>
-          <w:color w:val="000000"/>
-          <w:sz w:val="24"/>
+        <w:rPr>
+          <w:rFonts w:ascii="Times New Roman" w:hAnsi="Times New Roman"/>
+          <w:sz w:val="24"/>
+          <w:szCs w:val="24"/>
+        </w:rPr>
+      </w:pPr>
+      <w:r>
+        <w:rPr>
+          <w:rFonts w:ascii="Times New Roman" w:hAnsi="Times New Roman"/>
+          <w:color w:val="000000"/>
+          <w:sz w:val="24"/>
+          <w:szCs w:val="24"/>
         </w:rPr>
         <w:t>Ще і ще в мирі Господеві помолімся.</w:t>
       </w:r>
@@ -10956,6 +11566,11 @@
     <w:p>
       <w:pPr>
         <w:spacing w:after="120"/>
+        <w:rPr>
+          <w:rFonts w:ascii="Times New Roman" w:hAnsi="Times New Roman"/>
+          <w:sz w:val="24"/>
+          <w:szCs w:val="24"/>
+        </w:rPr>
       </w:pPr>
       <w:r>
         <w:rPr>
@@ -10963,6 +11578,7 @@
           <w:i/>
           <w:color w:val="FF4400"/>
           <w:sz w:val="24"/>
+          <w:szCs w:val="24"/>
         </w:rPr>
         <w:t>Вірні:</w:t>
       </w:r>
@@ -10971,6 +11587,7 @@
           <w:rFonts w:ascii="Times New Roman" w:hAnsi="Times New Roman"/>
           <w:color w:val="000000"/>
           <w:sz w:val="24"/>
+          <w:szCs w:val="24"/>
         </w:rPr>
         <w:t xml:space="preserve"> Го́споди, поми́луй.</w:t>
       </w:r>
@@ -10978,11 +11595,17 @@
     <w:p>
       <w:pPr>
         <w:spacing w:after="120"/>
-      </w:pPr>
-      <w:r>
-        <w:rPr>
-          <w:rFonts w:ascii="Times New Roman" w:hAnsi="Times New Roman"/>
-          <w:sz w:val="24"/>
+        <w:rPr>
+          <w:rFonts w:ascii="Times New Roman" w:hAnsi="Times New Roman"/>
+          <w:sz w:val="24"/>
+          <w:szCs w:val="24"/>
+        </w:rPr>
+      </w:pPr>
+      <w:r>
+        <w:rPr>
+          <w:rFonts w:ascii="Times New Roman" w:hAnsi="Times New Roman"/>
+          <w:sz w:val="24"/>
+          <w:szCs w:val="24"/>
         </w:rPr>
         <w:t>Заступи, спаси, помилуй і охорони нас, Боже, Твоєю благодаттю</w:t>
       </w:r>
@@ -10990,6 +11613,11 @@
     <w:p>
       <w:pPr>
         <w:spacing w:after="120"/>
+        <w:rPr>
+          <w:rFonts w:ascii="Times New Roman" w:hAnsi="Times New Roman"/>
+          <w:sz w:val="24"/>
+          <w:szCs w:val="24"/>
+        </w:rPr>
       </w:pPr>
       <w:r>
         <w:rPr>
@@ -10997,6 +11625,7 @@
           <w:i/>
           <w:color w:val="FF4400"/>
           <w:sz w:val="24"/>
+          <w:szCs w:val="24"/>
         </w:rPr>
         <w:t>Вірні:</w:t>
       </w:r>
@@ -11005,6 +11634,7 @@
           <w:rFonts w:ascii="Times New Roman" w:hAnsi="Times New Roman"/>
           <w:color w:val="000000"/>
           <w:sz w:val="24"/>
+          <w:szCs w:val="24"/>
         </w:rPr>
         <w:t xml:space="preserve"> Го́споди, поми́луй.</w:t>
       </w:r>
@@ -11012,12 +11642,18 @@
     <w:p>
       <w:pPr>
         <w:spacing w:after="120"/>
-      </w:pPr>
-      <w:r>
-        <w:rPr>
-          <w:rFonts w:ascii="Times New Roman" w:hAnsi="Times New Roman"/>
-          <w:color w:val="000000"/>
-          <w:sz w:val="24"/>
+        <w:rPr>
+          <w:rFonts w:ascii="Times New Roman" w:hAnsi="Times New Roman"/>
+          <w:sz w:val="24"/>
+          <w:szCs w:val="24"/>
+        </w:rPr>
+      </w:pPr>
+      <w:r>
+        <w:rPr>
+          <w:rFonts w:ascii="Times New Roman" w:hAnsi="Times New Roman"/>
+          <w:color w:val="000000"/>
+          <w:sz w:val="24"/>
+          <w:szCs w:val="24"/>
         </w:rPr>
         <w:t>Пресвяту, пречисту, преблагословенну, славну Владичицю нашу Богородицю і приснодіву Марію, з усіма святими пом’янувши, самих себе, і один одного, і все життя наше Христу Богові віддаймо.</w:t>
       </w:r>
@@ -11025,6 +11661,11 @@
     <w:p>
       <w:pPr>
         <w:spacing w:after="120"/>
+        <w:rPr>
+          <w:rFonts w:ascii="Times New Roman" w:hAnsi="Times New Roman"/>
+          <w:sz w:val="24"/>
+          <w:szCs w:val="24"/>
+        </w:rPr>
       </w:pPr>
       <w:r>
         <w:rPr>
@@ -11032,6 +11673,7 @@
           <w:i/>
           <w:color w:val="FF4400"/>
           <w:sz w:val="24"/>
+          <w:szCs w:val="24"/>
         </w:rPr>
         <w:t>Вірні:</w:t>
       </w:r>
@@ -11040,6 +11682,7 @@
           <w:rFonts w:ascii="Times New Roman" w:hAnsi="Times New Roman"/>
           <w:color w:val="000000"/>
           <w:sz w:val="24"/>
+          <w:szCs w:val="24"/>
         </w:rPr>
         <w:t xml:space="preserve"> Тобі́, Го́споди.</w:t>
       </w:r>
@@ -11048,60 +11691,49 @@
       <w:pPr>
         <w:spacing w:after="120"/>
         <w:jc w:val="both"/>
-      </w:pPr>
-      <w:r>
-        <w:rPr>
-          <w:rFonts w:ascii="Times New Roman" w:hAnsi="Times New Roman"/>
-          <w:sz w:val="24"/>
+        <w:rPr>
+          <w:rFonts w:ascii="Times New Roman" w:hAnsi="Times New Roman"/>
+          <w:sz w:val="24"/>
+          <w:szCs w:val="24"/>
+        </w:rPr>
+      </w:pPr>
+      <w:r>
+        <w:rPr>
+          <w:rFonts w:ascii="Times New Roman" w:hAnsi="Times New Roman"/>
+          <w:sz w:val="24"/>
+          <w:szCs w:val="24"/>
           <w:u w:val="single"/>
         </w:rPr>
-        <w:t>[Господи, Боже наш, що сонну неміч забрав від нас і покликав нас візванням святим, щоб і вночі підносити руки наші і прославляти Тебе за спра</w:t>
-      </w:r>
-      <w:r>
-        <w:rPr>
-          <w:rFonts w:ascii="Times New Roman" w:hAnsi="Times New Roman"/>
-          <w:sz w:val="24"/>
-          <w:u w:val="single"/>
-        </w:rPr>
-        <w:t>ведливі Твої присуди. Прийми благання наші, моління, визнавання, нічні служби і даруй нам, Боже, віру бездоганну, надію впевнену, любов нелицемірну. Благослови наші входи й виходи, вчинки, слова, діла й думки; і дай нам дочекатися початку дня, нам, що хвал</w:t>
-      </w:r>
-      <w:r>
-        <w:rPr>
-          <w:rFonts w:ascii="Times New Roman" w:hAnsi="Times New Roman"/>
-          <w:sz w:val="24"/>
-          <w:u w:val="single"/>
-        </w:rPr>
-        <w:t>ять й оспівують, і благословлять добрість Твоєї несказанної сили]</w:t>
-      </w:r>
-    </w:p>
-    <w:p>
-      <w:pPr>
-        <w:spacing w:after="120"/>
-        <w:jc w:val="both"/>
-      </w:pPr>
-      <w:r>
-        <w:rPr>
-          <w:rFonts w:ascii="Times New Roman" w:hAnsi="Times New Roman"/>
-          <w:i/>
-          <w:color w:val="FF0000"/>
-          <w:sz w:val="24"/>
-        </w:rPr>
-        <w:t xml:space="preserve">Священник: </w:t>
-      </w:r>
-      <w:r>
-        <w:rPr>
-          <w:rFonts w:ascii="Times New Roman" w:hAnsi="Times New Roman"/>
-          <w:color w:val="000000"/>
-          <w:sz w:val="24"/>
-        </w:rPr>
-        <w:t>Бо Ти Бог наш і Тобі славу возсилаємо: Отцю, і Сину, і Святому Духові</w:t>
-      </w:r>
-      <w:r>
-        <w:rPr>
-          <w:rFonts w:ascii="Times New Roman" w:hAnsi="Times New Roman"/>
-          <w:sz w:val="24"/>
-        </w:rPr>
-        <w:t>, нині, і повсякчас, і на віки віків.</w:t>
+        <w:t>[Господи, Боже наш, що сонну неміч забрав від нас і покликав нас візванням святим, щоб і вночі підносити руки наші і прославляти Тебе за справедливі Твої присуди. Прийми благання наші, моління, визнавання, нічні служби і даруй нам, Боже, віру бездоганну, надію впевнену, любов нелицемірну. Благослови наші входи й виходи, вчинки, слова, діла й думки; і дай нам дочекатися початку дня, нам, що хвалять й оспівують, і благословлять добрість Твоєї несказанної сили]</w:t>
+      </w:r>
+    </w:p>
+    <w:p>
+      <w:pPr>
+        <w:spacing w:after="120"/>
+        <w:jc w:val="both"/>
+        <w:rPr>
+          <w:rFonts w:ascii="Times New Roman" w:hAnsi="Times New Roman"/>
+          <w:sz w:val="24"/>
+          <w:szCs w:val="24"/>
+        </w:rPr>
+      </w:pPr>
+      <w:r>
+        <w:rPr>
+          <w:rFonts w:ascii="Times New Roman" w:hAnsi="Times New Roman"/>
+          <w:i/>
+          <w:color w:val="FF0000"/>
+          <w:sz w:val="24"/>
+          <w:szCs w:val="24"/>
+        </w:rPr>
+        <w:t>Священник:</w:t>
+      </w:r>
+      <w:r>
+        <w:rPr>
+          <w:rFonts w:ascii="Times New Roman" w:hAnsi="Times New Roman"/>
+          <w:sz w:val="24"/>
+          <w:szCs w:val="24"/>
+        </w:rPr>
+        <w:t xml:space="preserve"> Бо Ти Бог наш і Тобі славу возсилаємо: Отцю, і Сину, і Святому Духові, нині, і повсякчас, і на віки віків.</w:t>
       </w:r>
     </w:p>
     <w:p>
@@ -11897,12 +12529,18 @@
     <w:p>
       <w:pPr>
         <w:spacing w:after="120"/>
-      </w:pPr>
-      <w:r>
-        <w:rPr>
-          <w:rFonts w:ascii="Times New Roman" w:hAnsi="Times New Roman"/>
-          <w:color w:val="000000"/>
-          <w:sz w:val="24"/>
+        <w:rPr>
+          <w:rFonts w:ascii="Times New Roman" w:hAnsi="Times New Roman"/>
+          <w:sz w:val="24"/>
+          <w:szCs w:val="24"/>
+        </w:rPr>
+      </w:pPr>
+      <w:r>
+        <w:rPr>
+          <w:rFonts w:ascii="Times New Roman" w:hAnsi="Times New Roman"/>
+          <w:color w:val="000000"/>
+          <w:sz w:val="24"/>
+          <w:szCs w:val="24"/>
         </w:rPr>
         <w:t>Ще і ще в мирі Господеві помолімся.</w:t>
       </w:r>
@@ -11910,6 +12548,11 @@
     <w:p>
       <w:pPr>
         <w:spacing w:after="120"/>
+        <w:rPr>
+          <w:rFonts w:ascii="Times New Roman" w:hAnsi="Times New Roman"/>
+          <w:sz w:val="24"/>
+          <w:szCs w:val="24"/>
+        </w:rPr>
       </w:pPr>
       <w:r>
         <w:rPr>
@@ -11917,6 +12560,7 @@
           <w:i/>
           <w:color w:val="FF4400"/>
           <w:sz w:val="24"/>
+          <w:szCs w:val="24"/>
         </w:rPr>
         <w:t>Вірні:</w:t>
       </w:r>
@@ -11925,6 +12569,7 @@
           <w:rFonts w:ascii="Times New Roman" w:hAnsi="Times New Roman"/>
           <w:color w:val="000000"/>
           <w:sz w:val="24"/>
+          <w:szCs w:val="24"/>
         </w:rPr>
         <w:t xml:space="preserve"> Го́споди, поми́луй.</w:t>
       </w:r>
@@ -11932,11 +12577,17 @@
     <w:p>
       <w:pPr>
         <w:spacing w:after="120"/>
-      </w:pPr>
-      <w:r>
-        <w:rPr>
-          <w:rFonts w:ascii="Times New Roman" w:hAnsi="Times New Roman"/>
-          <w:sz w:val="24"/>
+        <w:rPr>
+          <w:rFonts w:ascii="Times New Roman" w:hAnsi="Times New Roman"/>
+          <w:sz w:val="24"/>
+          <w:szCs w:val="24"/>
+        </w:rPr>
+      </w:pPr>
+      <w:r>
+        <w:rPr>
+          <w:rFonts w:ascii="Times New Roman" w:hAnsi="Times New Roman"/>
+          <w:sz w:val="24"/>
+          <w:szCs w:val="24"/>
         </w:rPr>
         <w:t>Заступи, спаси, помилуй і охорони нас, Боже, Твоєю благодаттю</w:t>
       </w:r>
@@ -11944,6 +12595,11 @@
     <w:p>
       <w:pPr>
         <w:spacing w:after="120"/>
+        <w:rPr>
+          <w:rFonts w:ascii="Times New Roman" w:hAnsi="Times New Roman"/>
+          <w:sz w:val="24"/>
+          <w:szCs w:val="24"/>
+        </w:rPr>
       </w:pPr>
       <w:r>
         <w:rPr>
@@ -11951,6 +12607,7 @@
           <w:i/>
           <w:color w:val="FF4400"/>
           <w:sz w:val="24"/>
+          <w:szCs w:val="24"/>
         </w:rPr>
         <w:t>Вірні:</w:t>
       </w:r>
@@ -11959,6 +12616,7 @@
           <w:rFonts w:ascii="Times New Roman" w:hAnsi="Times New Roman"/>
           <w:color w:val="000000"/>
           <w:sz w:val="24"/>
+          <w:szCs w:val="24"/>
         </w:rPr>
         <w:t xml:space="preserve"> Го́споди, поми́луй.</w:t>
       </w:r>
@@ -11966,12 +12624,18 @@
     <w:p>
       <w:pPr>
         <w:spacing w:after="120"/>
-      </w:pPr>
-      <w:r>
-        <w:rPr>
-          <w:rFonts w:ascii="Times New Roman" w:hAnsi="Times New Roman"/>
-          <w:color w:val="000000"/>
-          <w:sz w:val="24"/>
+        <w:rPr>
+          <w:rFonts w:ascii="Times New Roman" w:hAnsi="Times New Roman"/>
+          <w:sz w:val="24"/>
+          <w:szCs w:val="24"/>
+        </w:rPr>
+      </w:pPr>
+      <w:r>
+        <w:rPr>
+          <w:rFonts w:ascii="Times New Roman" w:hAnsi="Times New Roman"/>
+          <w:color w:val="000000"/>
+          <w:sz w:val="24"/>
+          <w:szCs w:val="24"/>
         </w:rPr>
         <w:t>Пресвяту, пречисту, преблагословенну, славну Владичицю нашу Богородицю і приснодіву Марію, з усіма святими пом’янувши, самих себе, і один одного, і все життя наше Христу Богові віддаймо.</w:t>
       </w:r>
@@ -11979,6 +12643,11 @@
     <w:p>
       <w:pPr>
         <w:spacing w:after="120"/>
+        <w:rPr>
+          <w:rFonts w:ascii="Times New Roman" w:hAnsi="Times New Roman"/>
+          <w:sz w:val="24"/>
+          <w:szCs w:val="24"/>
+        </w:rPr>
       </w:pPr>
       <w:r>
         <w:rPr>
@@ -11986,6 +12655,7 @@
           <w:i/>
           <w:color w:val="FF4400"/>
           <w:sz w:val="24"/>
+          <w:szCs w:val="24"/>
         </w:rPr>
         <w:t>Вірні:</w:t>
       </w:r>
@@ -11994,6 +12664,7 @@
           <w:rFonts w:ascii="Times New Roman" w:hAnsi="Times New Roman"/>
           <w:color w:val="000000"/>
           <w:sz w:val="24"/>
+          <w:szCs w:val="24"/>
         </w:rPr>
         <w:t xml:space="preserve"> Тобі́, Го́споди.</w:t>
       </w:r>
@@ -12002,11 +12673,17 @@
       <w:pPr>
         <w:spacing w:after="120"/>
         <w:jc w:val="both"/>
-      </w:pPr>
-      <w:r>
-        <w:rPr>
-          <w:rFonts w:ascii="Times New Roman" w:hAnsi="Times New Roman"/>
-          <w:sz w:val="24"/>
+        <w:rPr>
+          <w:rFonts w:ascii="Times New Roman" w:hAnsi="Times New Roman"/>
+          <w:sz w:val="24"/>
+          <w:szCs w:val="24"/>
+        </w:rPr>
+      </w:pPr>
+      <w:r>
+        <w:rPr>
+          <w:rFonts w:ascii="Times New Roman" w:hAnsi="Times New Roman"/>
+          <w:sz w:val="24"/>
+          <w:szCs w:val="24"/>
           <w:u w:val="single"/>
         </w:rPr>
         <w:t>[Благодаримо Тебе, Господи, Боже спасіння нашого, бо Ти все робиш для добра життя нашого, щоб ми завжди на Тебе споглядали, Спасителю й Доброчинцю душ наших. Бо Ти дав спокій нам у час минулої ночі й підвів нас, щоб ми поклонялися величному імені Твоєму. Тому молимо Тебе, Господи: Дай нам ласку й силу, щоб ми стали гідними співати Тобі розумно й молитися безупинно та в страсі і тремтінні над нашим спасінням працювали, при заступництві Христа Твого. Пом'яни, Господи, і тих, що вночі до Тебе кличуть. Вислухай їх і помилуй, і круши під ноги їх невидимих і войовничих ворогів.]</w:t>
@@ -12016,30 +12693,29 @@
       <w:pPr>
         <w:spacing w:after="120"/>
         <w:jc w:val="both"/>
-      </w:pPr>
-      <w:r>
-        <w:rPr>
-          <w:rFonts w:ascii="Times New Roman" w:hAnsi="Times New Roman"/>
-          <w:i/>
-          <w:color w:val="FF0000"/>
-          <w:sz w:val="24"/>
-        </w:rPr>
-        <w:t xml:space="preserve">Священник: </w:t>
-      </w:r>
-      <w:r>
-        <w:rPr>
-          <w:rFonts w:ascii="Times New Roman" w:hAnsi="Times New Roman"/>
-          <w:color w:val="000000"/>
-          <w:sz w:val="24"/>
-        </w:rPr>
-        <w:t>Бо Ти цар миру і Спас душ наших – і Тобі славу возсилаємо, Отцю, і Сину, і Святому Духові</w:t>
-      </w:r>
-      <w:r>
-        <w:rPr>
-          <w:rFonts w:ascii="Times New Roman" w:hAnsi="Times New Roman"/>
-          <w:sz w:val="24"/>
-        </w:rPr>
-        <w:t>, нині, і повсякчас, і на віки віків.</w:t>
+        <w:rPr>
+          <w:rFonts w:ascii="Times New Roman" w:hAnsi="Times New Roman"/>
+          <w:sz w:val="24"/>
+          <w:szCs w:val="24"/>
+        </w:rPr>
+      </w:pPr>
+      <w:r>
+        <w:rPr>
+          <w:rFonts w:ascii="Times New Roman" w:hAnsi="Times New Roman"/>
+          <w:i/>
+          <w:color w:val="FF0000"/>
+          <w:sz w:val="24"/>
+          <w:szCs w:val="24"/>
+        </w:rPr>
+        <w:t>Священник:</w:t>
+      </w:r>
+      <w:r>
+        <w:rPr>
+          <w:rFonts w:ascii="Times New Roman" w:hAnsi="Times New Roman"/>
+          <w:sz w:val="24"/>
+          <w:szCs w:val="24"/>
+        </w:rPr>
+        <w:t xml:space="preserve"> Бо Ти цар миру і Спас душ наших – і Тобі славу возсилаємо, Отцю, і Сину, і Святому Духові, нині, і повсякчас, і на віки віків.</w:t>
       </w:r>
     </w:p>
     <w:p>
@@ -12120,7 +12796,7 @@
           <w:sz w:val="24"/>
           <w:szCs w:val="24"/>
         </w:rPr>
-        <w:t xml:space="preserve"> В переполовення законного празника, всіх Творче і Владико,* до предстоящих глаголив Ти, Христе Боже:* Прийдіть і зачерпніть воду безсмертя.* Тому до Тебе припадаємо і вірно кличемо:* Щедроти Твої даруй нам,* бо Ти є джерело життя нашого.</w:t>
+        <w:t xml:space="preserve"> В переполове́ння зако́нного пра́зника, всіх Тво́рче і Влади́ко,* до предстоя́щих глаго́лав Ти, Хри́сте Бо́же:* Прийді́ть і зачерпні́ть во́ду безсме́ртя.* Тому́ до Те́бе припада́ємо і ві́рно кли́чемо:* Щедро́ти Твої́ дару́й нам,* бо Ти є джерело́ життя́ на́шого.</w:t>
       </w:r>
     </w:p>
     <w:p>
@@ -13165,12 +13841,18 @@
     <w:p>
       <w:pPr>
         <w:spacing w:after="120"/>
-      </w:pPr>
-      <w:r>
-        <w:rPr>
-          <w:rFonts w:ascii="Times New Roman" w:hAnsi="Times New Roman"/>
-          <w:color w:val="000000"/>
-          <w:sz w:val="24"/>
+        <w:rPr>
+          <w:rFonts w:ascii="Times New Roman" w:hAnsi="Times New Roman"/>
+          <w:sz w:val="24"/>
+          <w:szCs w:val="24"/>
+        </w:rPr>
+      </w:pPr>
+      <w:r>
+        <w:rPr>
+          <w:rFonts w:ascii="Times New Roman" w:hAnsi="Times New Roman"/>
+          <w:color w:val="000000"/>
+          <w:sz w:val="24"/>
+          <w:szCs w:val="24"/>
         </w:rPr>
         <w:t>Ще і ще в мирі Господеві помолімся.</w:t>
       </w:r>
@@ -13178,6 +13860,11 @@
     <w:p>
       <w:pPr>
         <w:spacing w:after="120"/>
+        <w:rPr>
+          <w:rFonts w:ascii="Times New Roman" w:hAnsi="Times New Roman"/>
+          <w:sz w:val="24"/>
+          <w:szCs w:val="24"/>
+        </w:rPr>
       </w:pPr>
       <w:r>
         <w:rPr>
@@ -13185,6 +13872,7 @@
           <w:i/>
           <w:color w:val="FF4400"/>
           <w:sz w:val="24"/>
+          <w:szCs w:val="24"/>
         </w:rPr>
         <w:t>Вірні:</w:t>
       </w:r>
@@ -13193,6 +13881,7 @@
           <w:rFonts w:ascii="Times New Roman" w:hAnsi="Times New Roman"/>
           <w:color w:val="000000"/>
           <w:sz w:val="24"/>
+          <w:szCs w:val="24"/>
         </w:rPr>
         <w:t xml:space="preserve"> Го́споди, поми́луй.</w:t>
       </w:r>
@@ -13200,11 +13889,17 @@
     <w:p>
       <w:pPr>
         <w:spacing w:after="120"/>
-      </w:pPr>
-      <w:r>
-        <w:rPr>
-          <w:rFonts w:ascii="Times New Roman" w:hAnsi="Times New Roman"/>
-          <w:sz w:val="24"/>
+        <w:rPr>
+          <w:rFonts w:ascii="Times New Roman" w:hAnsi="Times New Roman"/>
+          <w:sz w:val="24"/>
+          <w:szCs w:val="24"/>
+        </w:rPr>
+      </w:pPr>
+      <w:r>
+        <w:rPr>
+          <w:rFonts w:ascii="Times New Roman" w:hAnsi="Times New Roman"/>
+          <w:sz w:val="24"/>
+          <w:szCs w:val="24"/>
         </w:rPr>
         <w:t>Заступи, спаси, помилуй і охорони нас, Боже, Твоєю благодаттю</w:t>
       </w:r>
@@ -13212,6 +13907,11 @@
     <w:p>
       <w:pPr>
         <w:spacing w:after="120"/>
+        <w:rPr>
+          <w:rFonts w:ascii="Times New Roman" w:hAnsi="Times New Roman"/>
+          <w:sz w:val="24"/>
+          <w:szCs w:val="24"/>
+        </w:rPr>
       </w:pPr>
       <w:r>
         <w:rPr>
@@ -13219,6 +13919,7 @@
           <w:i/>
           <w:color w:val="FF4400"/>
           <w:sz w:val="24"/>
+          <w:szCs w:val="24"/>
         </w:rPr>
         <w:t>Вірні:</w:t>
       </w:r>
@@ -13227,6 +13928,7 @@
           <w:rFonts w:ascii="Times New Roman" w:hAnsi="Times New Roman"/>
           <w:color w:val="000000"/>
           <w:sz w:val="24"/>
+          <w:szCs w:val="24"/>
         </w:rPr>
         <w:t xml:space="preserve"> Го́споди, поми́луй.</w:t>
       </w:r>
@@ -13234,12 +13936,18 @@
     <w:p>
       <w:pPr>
         <w:spacing w:after="120"/>
-      </w:pPr>
-      <w:r>
-        <w:rPr>
-          <w:rFonts w:ascii="Times New Roman" w:hAnsi="Times New Roman"/>
-          <w:color w:val="000000"/>
-          <w:sz w:val="24"/>
+        <w:rPr>
+          <w:rFonts w:ascii="Times New Roman" w:hAnsi="Times New Roman"/>
+          <w:sz w:val="24"/>
+          <w:szCs w:val="24"/>
+        </w:rPr>
+      </w:pPr>
+      <w:r>
+        <w:rPr>
+          <w:rFonts w:ascii="Times New Roman" w:hAnsi="Times New Roman"/>
+          <w:color w:val="000000"/>
+          <w:sz w:val="24"/>
+          <w:szCs w:val="24"/>
         </w:rPr>
         <w:t>Пресвяту, пречисту, преблагословенну, славну Владичицю нашу Богородицю і приснодіву Марію, з усіма святими пом’янувши, самих себе, і один одного, і все життя наше Христу Богові віддаймо.</w:t>
       </w:r>
@@ -13247,6 +13955,11 @@
     <w:p>
       <w:pPr>
         <w:spacing w:after="120"/>
+        <w:rPr>
+          <w:rFonts w:ascii="Times New Roman" w:hAnsi="Times New Roman"/>
+          <w:sz w:val="24"/>
+          <w:szCs w:val="24"/>
+        </w:rPr>
       </w:pPr>
       <w:r>
         <w:rPr>
@@ -13254,6 +13967,7 @@
           <w:i/>
           <w:color w:val="FF4400"/>
           <w:sz w:val="24"/>
+          <w:szCs w:val="24"/>
         </w:rPr>
         <w:t>Вірні:</w:t>
       </w:r>
@@ -13262,6 +13976,7 @@
           <w:rFonts w:ascii="Times New Roman" w:hAnsi="Times New Roman"/>
           <w:color w:val="000000"/>
           <w:sz w:val="24"/>
+          <w:szCs w:val="24"/>
         </w:rPr>
         <w:t xml:space="preserve"> Тобі́, Го́споди.</w:t>
       </w:r>
@@ -13270,60 +13985,49 @@
       <w:pPr>
         <w:spacing w:after="120"/>
         <w:jc w:val="both"/>
-      </w:pPr>
-      <w:r>
-        <w:rPr>
-          <w:rFonts w:ascii="Times New Roman" w:hAnsi="Times New Roman"/>
-          <w:sz w:val="24"/>
+        <w:rPr>
+          <w:rFonts w:ascii="Times New Roman" w:hAnsi="Times New Roman"/>
+          <w:sz w:val="24"/>
+          <w:szCs w:val="24"/>
+        </w:rPr>
+      </w:pPr>
+      <w:r>
+        <w:rPr>
+          <w:rFonts w:ascii="Times New Roman" w:hAnsi="Times New Roman"/>
+          <w:sz w:val="24"/>
+          <w:szCs w:val="24"/>
           <w:u w:val="single"/>
         </w:rPr>
-        <w:t>[Боже, Боже наш! Ти сотворив розумні й духовні сили Своєю волею. Тебе просимо й Тобі молимося: Прийми наші посильні величання з усіма Твоїми творіннями і збагати щедрими даруваннями Твоєї ласки. Бо перед Тобою згинається всяке коліно: на небі, на землі й п</w:t>
-      </w:r>
-      <w:r>
-        <w:rPr>
-          <w:rFonts w:ascii="Times New Roman" w:hAnsi="Times New Roman"/>
-          <w:sz w:val="24"/>
-          <w:u w:val="single"/>
-        </w:rPr>
-        <w:t>ід землею, і все, що живе, і все створіння оспівує неосяжну Твою славу, бо Ти Бог правдивий і вельми милостивий.]</w:t>
-      </w:r>
-    </w:p>
-    <w:p>
-      <w:pPr>
-        <w:spacing w:after="120"/>
-        <w:jc w:val="both"/>
-        <w:rPr>
-          <w:rFonts w:ascii="Times New Roman" w:hAnsi="Times New Roman"/>
-          <w:sz w:val="24"/>
-          <w:szCs w:val="24"/>
-        </w:rPr>
-      </w:pPr>
-      <w:r>
-        <w:rPr>
-          <w:rFonts w:ascii="Times New Roman" w:hAnsi="Times New Roman"/>
-          <w:i/>
-          <w:color w:val="FF0000"/>
-          <w:sz w:val="24"/>
-          <w:szCs w:val="24"/>
-        </w:rPr>
-        <w:t xml:space="preserve">Священник: </w:t>
-      </w:r>
-      <w:r>
-        <w:rPr>
-          <w:rFonts w:ascii="Times New Roman" w:hAnsi="Times New Roman"/>
-          <w:color w:val="000000"/>
-          <w:sz w:val="24"/>
-          <w:szCs w:val="24"/>
-        </w:rPr>
-        <w:t>Бо Тебе хвалять усі сили небесні і Тобі славу возсилаємо: Отцю, і Сину, і Святому Духові</w:t>
-      </w:r>
-      <w:r>
-        <w:rPr>
-          <w:rFonts w:ascii="Times New Roman" w:hAnsi="Times New Roman"/>
-          <w:sz w:val="24"/>
-          <w:szCs w:val="24"/>
-        </w:rPr>
-        <w:t>, нині і повсякчас, і на віки віків.</w:t>
+        <w:t>[Боже, Боже наш! Ти сотворив розумні й духовні сили Своєю волею. Тебе просимо й Тобі молимося: Прийми наші посильні величання з усіма Твоїми творіннями і збагати щедрими даруваннями Твоєї ласки. Бо перед Тобою згинається всяке коліно: на небі, на землі й під землею, і все, що живе, і все створіння оспівує неосяжну Твою славу, бо Ти Бог правдивий і вельми милостивий.]</w:t>
+      </w:r>
+    </w:p>
+    <w:p>
+      <w:pPr>
+        <w:spacing w:after="120"/>
+        <w:jc w:val="both"/>
+        <w:rPr>
+          <w:rFonts w:ascii="Times New Roman" w:hAnsi="Times New Roman"/>
+          <w:sz w:val="24"/>
+          <w:szCs w:val="24"/>
+        </w:rPr>
+      </w:pPr>
+      <w:r>
+        <w:rPr>
+          <w:rFonts w:ascii="Times New Roman" w:hAnsi="Times New Roman"/>
+          <w:i/>
+          <w:color w:val="FF0000"/>
+          <w:sz w:val="24"/>
+          <w:szCs w:val="24"/>
+        </w:rPr>
+        <w:t>Священник:</w:t>
+      </w:r>
+      <w:r>
+        <w:rPr>
+          <w:rFonts w:ascii="Times New Roman" w:hAnsi="Times New Roman"/>
+          <w:sz w:val="24"/>
+          <w:szCs w:val="24"/>
+        </w:rPr>
+        <w:t xml:space="preserve"> Бо Тебе хвалять усі сили небесні і Тобі славу возсилаємо: Отцю, і Сину, і Святому Духові, нині і повсякчас, і на віки віків.</w:t>
       </w:r>
     </w:p>
     <w:p>
@@ -14080,11 +14784,17 @@
       <w:pPr>
         <w:spacing w:after="120"/>
         <w:jc w:val="both"/>
-      </w:pPr>
-      <w:r>
-        <w:rPr>
-          <w:rFonts w:ascii="Times New Roman" w:hAnsi="Times New Roman"/>
-          <w:sz w:val="24"/>
+        <w:rPr>
+          <w:rFonts w:ascii="Times New Roman" w:hAnsi="Times New Roman"/>
+          <w:sz w:val="24"/>
+          <w:szCs w:val="24"/>
+        </w:rPr>
+      </w:pPr>
+      <w:r>
+        <w:rPr>
+          <w:rFonts w:ascii="Times New Roman" w:hAnsi="Times New Roman"/>
+          <w:sz w:val="24"/>
+          <w:szCs w:val="24"/>
           <w:u w:val="single"/>
         </w:rPr>
         <w:t>[Хвалимо, співаємо, благословимо і благодаримо Тебе, Боже батьків наших, бо Ти забрав тінь нічну і явив нам знову світло денне. Молимо Твою добрість: Милостивий будь для нас грішних і прийми молитву нашу задля великої Твоєї ласкавости, бо ми прибігаємо до Тебе, милостивого і всемогутнього Бога. Ти, що засвітив у серцях наших правдиве сонце справедливости Твоєї! Просвіти розум наш і почування всі зберігай, щоб, як у день, ходили ми пристойно шляхом заповідей Твоїх і дійшли до життя вічного, і стали гідними насолоджуватися недоступним Твоїм світлом. Бо в Тебе є джерело життя, Ти Бог наш і Тобі славу возсилаємо: Отцю, і Сину, і Святому Духові, нині і повсякчас, і на віки віків. Амінь.]</w:t>
@@ -14630,11 +15340,17 @@
     <w:p>
       <w:pPr>
         <w:spacing w:after="120"/>
-      </w:pPr>
-      <w:r>
-        <w:rPr>
-          <w:rFonts w:ascii="Times New Roman" w:hAnsi="Times New Roman"/>
-          <w:sz w:val="24"/>
+        <w:rPr>
+          <w:rFonts w:ascii="Times New Roman" w:hAnsi="Times New Roman"/>
+          <w:sz w:val="24"/>
+          <w:szCs w:val="24"/>
+        </w:rPr>
+      </w:pPr>
+      <w:r>
+        <w:rPr>
+          <w:rFonts w:ascii="Times New Roman" w:hAnsi="Times New Roman"/>
+          <w:sz w:val="24"/>
+          <w:szCs w:val="24"/>
         </w:rPr>
         <w:t>Заступи, спаси, помилуй і охорони нас, Боже, Твоєю благодаттю</w:t>
       </w:r>
@@ -14933,37 +15649,102 @@
           <w:szCs w:val="24"/>
           <w:u w:val="single"/>
         </w:rPr>
-        <w:t>[Владико, Боже святий і неосяжний, що казав із темряви світлові засіяти, що заспокоїв нас у нічному сні й підвів до величання і моління твоєї доброти! Ти, що даєш себе умолити задля свого милосердя, прийми і нині нас, що поклоняємося тобі й по силі дякуємо тобі; і даруй нам те, чого просимо задля спасіння. Вчини нас синами світла і дня та спадкоємцями вічних твоїх дібр. Пом'яни, Господи, за багатством ласк твоїх усіх людей, що є і моляться з нами, і всю братію нашу на землі й на морі, і на всякому місці володіння твого, що потребують твоєї любови й помочі. Усім вияви велику твою милість, щоб спасенні, як душею так і тілом, завжди перебували й відважно славили чудне й благословенне ім'я твоє.]</w:t>
-      </w:r>
-    </w:p>
-    <w:p>
-      <w:pPr>
-        <w:spacing w:after="120"/>
-      </w:pPr>
-      <w:r>
-        <w:rPr>
-          <w:rFonts w:ascii="Times New Roman" w:hAnsi="Times New Roman"/>
-          <w:i/>
-          <w:color w:val="FF0000"/>
-          <w:sz w:val="24"/>
+        <w:t>[Владико, Боже святий і неосяжний, що казав із темряви світлові засіяти, що заспокоїв нас у нічному сні й підвів до величання і моління твоєї доброти! Ти, що даєш себе умолити задля свого милосердя, прийми і нині нас, що поклоняємося тобі й по силі благодаримо Тебе; і даруй нам те, чого просимо задля спасіння. Вчини нас синами світла і дня та спадкоємцями вічних твоїх дібр. Пом'яни, Господи, за багатством ласк твоїх усіх людей, що є і моляться з нами, і всю братію нашу на землі й на морі, і на всякому місці володіння твого, що потребують твоєї любови й помочі. Усім вияви велику твою милість, щоб спасенні, як душею так і тілом, завжди перебували й відважно славили чудне й благословенне ім'я твоє.]</w:t>
+      </w:r>
+    </w:p>
+    <w:p>
+      <w:pPr>
+        <w:spacing w:after="120"/>
+        <w:rPr>
+          <w:rFonts w:ascii="Times New Roman" w:hAnsi="Times New Roman"/>
+          <w:sz w:val="24"/>
+          <w:szCs w:val="24"/>
+        </w:rPr>
+      </w:pPr>
+      <w:r>
+        <w:rPr>
+          <w:rFonts w:ascii="Times New Roman" w:hAnsi="Times New Roman"/>
+          <w:i/>
+          <w:color w:val="FF0000"/>
+          <w:sz w:val="24"/>
+          <w:szCs w:val="24"/>
         </w:rPr>
         <w:t>Священник:</w:t>
       </w:r>
       <w:r>
         <w:rPr>
           <w:rFonts w:ascii="Times New Roman" w:hAnsi="Times New Roman"/>
-          <w:color w:val="FF0000"/>
-          <w:sz w:val="24"/>
+          <w:sz w:val="24"/>
+          <w:szCs w:val="24"/>
+        </w:rPr>
+        <w:t xml:space="preserve"> Бо Ти – Бог милости, ласк і людинолюбности, і Тобі славу возсилаємо, Отцю, і Сину, і Святому Духові, нині, і повсякчас, і на віки віків.</w:t>
+      </w:r>
+    </w:p>
+    <w:p>
+      <w:pPr>
+        <w:spacing w:after="120"/>
+        <w:jc w:val="both"/>
+        <w:rPr>
+          <w:rFonts w:ascii="Times New Roman" w:hAnsi="Times New Roman"/>
+          <w:sz w:val="24"/>
+          <w:szCs w:val="24"/>
+        </w:rPr>
+      </w:pPr>
+      <w:r>
+        <w:rPr>
+          <w:rFonts w:ascii="Times New Roman" w:hAnsi="Times New Roman"/>
+          <w:i/>
+          <w:color w:val="FF0000"/>
+          <w:sz w:val="24"/>
+          <w:szCs w:val="24"/>
+        </w:rPr>
+        <w:t>Вірні:</w:t>
+      </w:r>
+      <w:r>
+        <w:rPr>
+          <w:rFonts w:ascii="Times New Roman" w:hAnsi="Times New Roman"/>
+          <w:color w:val="FF0000"/>
+          <w:sz w:val="24"/>
+          <w:szCs w:val="24"/>
         </w:rPr>
         <w:t xml:space="preserve"> </w:t>
       </w:r>
       <w:r>
         <w:rPr>
           <w:rFonts w:ascii="Times New Roman" w:hAnsi="Times New Roman"/>
-          <w:color w:val="000000"/>
-          <w:sz w:val="24"/>
-        </w:rPr>
-        <w:t>Бо Ти – Бог милости, ласк і людинолюбности, і Тобі славу віддаємо, Отцю, і Сину, і Святому Духові, нині, і повсякчас, і на віки віків.</w:t>
+          <w:sz w:val="24"/>
+          <w:szCs w:val="24"/>
+        </w:rPr>
+        <w:t>Амінь.</w:t>
+      </w:r>
+    </w:p>
+    <w:p>
+      <w:pPr>
+        <w:spacing w:after="120"/>
+        <w:jc w:val="both"/>
+        <w:rPr>
+          <w:rFonts w:ascii="Times New Roman" w:hAnsi="Times New Roman"/>
+          <w:sz w:val="24"/>
+          <w:szCs w:val="24"/>
+        </w:rPr>
+      </w:pPr>
+      <w:r>
+        <w:rPr>
+          <w:rFonts w:ascii="Times New Roman" w:hAnsi="Times New Roman"/>
+          <w:i/>
+          <w:color w:val="FF0000"/>
+          <w:sz w:val="24"/>
+          <w:szCs w:val="24"/>
+        </w:rPr>
+        <w:t>Священник:</w:t>
+      </w:r>
+      <w:r>
+        <w:rPr>
+          <w:rFonts w:ascii="Times New Roman" w:hAnsi="Times New Roman"/>
+          <w:sz w:val="24"/>
+          <w:szCs w:val="24"/>
+        </w:rPr>
+        <w:t xml:space="preserve"> Мир всім.</w:t>
       </w:r>
     </w:p>
     <w:p>
@@ -15001,13 +15782,107 @@
           <w:sz w:val="24"/>
           <w:szCs w:val="24"/>
         </w:rPr>
-        <w:t>Амінь.</w:t>
-      </w:r>
-    </w:p>
-    <w:p>
-      <w:pPr>
-        <w:spacing w:after="120"/>
-        <w:jc w:val="both"/>
+        <w:t>І духові твоєму.</w:t>
+      </w:r>
+    </w:p>
+    <w:p>
+      <w:pPr>
+        <w:spacing w:after="120"/>
+        <w:jc w:val="both"/>
+        <w:rPr>
+          <w:rFonts w:ascii="Times New Roman" w:hAnsi="Times New Roman"/>
+          <w:sz w:val="24"/>
+          <w:szCs w:val="24"/>
+        </w:rPr>
+      </w:pPr>
+      <w:r>
+        <w:rPr>
+          <w:rFonts w:ascii="Times New Roman" w:hAnsi="Times New Roman"/>
+          <w:sz w:val="24"/>
+          <w:szCs w:val="24"/>
+        </w:rPr>
+        <w:t>Голови ваші перед Господом схиліть.</w:t>
+      </w:r>
+    </w:p>
+    <w:p>
+      <w:pPr>
+        <w:spacing w:after="120"/>
+        <w:jc w:val="both"/>
+        <w:rPr>
+          <w:rFonts w:ascii="Times New Roman" w:hAnsi="Times New Roman"/>
+          <w:sz w:val="24"/>
+          <w:szCs w:val="24"/>
+        </w:rPr>
+      </w:pPr>
+      <w:r>
+        <w:rPr>
+          <w:rFonts w:ascii="Times New Roman" w:hAnsi="Times New Roman"/>
+          <w:i/>
+          <w:color w:val="FF0000"/>
+          <w:sz w:val="24"/>
+          <w:szCs w:val="24"/>
+        </w:rPr>
+        <w:t>Вірні:</w:t>
+      </w:r>
+      <w:r>
+        <w:rPr>
+          <w:rFonts w:ascii="Times New Roman" w:hAnsi="Times New Roman"/>
+          <w:color w:val="FF0000"/>
+          <w:sz w:val="24"/>
+          <w:szCs w:val="24"/>
+        </w:rPr>
+        <w:t xml:space="preserve"> </w:t>
+      </w:r>
+      <w:r>
+        <w:rPr>
+          <w:rFonts w:ascii="Times New Roman" w:hAnsi="Times New Roman"/>
+          <w:sz w:val="24"/>
+          <w:szCs w:val="24"/>
+        </w:rPr>
+        <w:t>Тобі, Господи.</w:t>
+      </w:r>
+    </w:p>
+    <w:p>
+      <w:pPr>
+        <w:spacing w:after="120"/>
+        <w:jc w:val="both"/>
+        <w:rPr>
+          <w:rFonts w:ascii="Times New Roman" w:hAnsi="Times New Roman"/>
+          <w:sz w:val="24"/>
+          <w:szCs w:val="24"/>
+        </w:rPr>
+      </w:pPr>
+      <w:r>
+        <w:rPr>
+          <w:rFonts w:ascii="Times New Roman" w:hAnsi="Times New Roman"/>
+          <w:i/>
+          <w:color w:val="FF0000"/>
+          <w:sz w:val="24"/>
+          <w:szCs w:val="24"/>
+        </w:rPr>
+        <w:t>Священник читає</w:t>
+      </w:r>
+      <w:r>
+        <w:rPr>
+          <w:rFonts w:ascii="Times New Roman" w:hAnsi="Times New Roman"/>
+          <w:color w:val="FF0000"/>
+          <w:sz w:val="24"/>
+          <w:szCs w:val="24"/>
+        </w:rPr>
+        <w:t xml:space="preserve">: </w:t>
+      </w:r>
+      <w:r>
+        <w:rPr>
+          <w:rFonts w:ascii="Times New Roman" w:hAnsi="Times New Roman"/>
+          <w:sz w:val="24"/>
+          <w:szCs w:val="24"/>
+        </w:rPr>
+        <w:t>Господи святий, ти на висоті живеш і всевидючим оком твоїм споглядаєш на всяке створіння! Перед тобою схилили ми голови, душі й тіла, і молимося до тебе, Святий святих: Простягни руку твою невидиму від святого житла твого і благослови всіх нас; а якщо ми де в чому згрішили добровільно чи недобровільно, як добрий і людинолюбний Бог, прости і даруй нам земні й небесні добра твої:</w:t>
+      </w:r>
+    </w:p>
+    <w:p>
+      <w:pPr>
+        <w:spacing w:after="120"/>
         <w:rPr>
           <w:rFonts w:ascii="Times New Roman" w:hAnsi="Times New Roman"/>
           <w:sz w:val="24"/>
@@ -15030,162 +15905,7 @@
           <w:sz w:val="24"/>
           <w:szCs w:val="24"/>
         </w:rPr>
-        <w:t xml:space="preserve"> Мир всім.</w:t>
-      </w:r>
-    </w:p>
-    <w:p>
-      <w:pPr>
-        <w:spacing w:after="120"/>
-        <w:jc w:val="both"/>
-        <w:rPr>
-          <w:rFonts w:ascii="Times New Roman" w:hAnsi="Times New Roman"/>
-          <w:sz w:val="24"/>
-          <w:szCs w:val="24"/>
-        </w:rPr>
-      </w:pPr>
-      <w:r>
-        <w:rPr>
-          <w:rFonts w:ascii="Times New Roman" w:hAnsi="Times New Roman"/>
-          <w:i/>
-          <w:color w:val="FF0000"/>
-          <w:sz w:val="24"/>
-          <w:szCs w:val="24"/>
-        </w:rPr>
-        <w:t>Вірні:</w:t>
-      </w:r>
-      <w:r>
-        <w:rPr>
-          <w:rFonts w:ascii="Times New Roman" w:hAnsi="Times New Roman"/>
-          <w:color w:val="FF0000"/>
-          <w:sz w:val="24"/>
-          <w:szCs w:val="24"/>
-        </w:rPr>
-        <w:t xml:space="preserve"> </w:t>
-      </w:r>
-      <w:r>
-        <w:rPr>
-          <w:rFonts w:ascii="Times New Roman" w:hAnsi="Times New Roman"/>
-          <w:sz w:val="24"/>
-          <w:szCs w:val="24"/>
-        </w:rPr>
-        <w:t>І духові твоєму.</w:t>
-      </w:r>
-    </w:p>
-    <w:p>
-      <w:pPr>
-        <w:spacing w:after="120"/>
-        <w:jc w:val="both"/>
-        <w:rPr>
-          <w:rFonts w:ascii="Times New Roman" w:hAnsi="Times New Roman"/>
-          <w:sz w:val="24"/>
-          <w:szCs w:val="24"/>
-        </w:rPr>
-      </w:pPr>
-      <w:r>
-        <w:rPr>
-          <w:rFonts w:ascii="Times New Roman" w:hAnsi="Times New Roman"/>
-          <w:sz w:val="24"/>
-          <w:szCs w:val="24"/>
-        </w:rPr>
-        <w:t>Голови ваші перед Господом схиліть.</w:t>
-      </w:r>
-    </w:p>
-    <w:p>
-      <w:pPr>
-        <w:spacing w:after="120"/>
-        <w:jc w:val="both"/>
-        <w:rPr>
-          <w:rFonts w:ascii="Times New Roman" w:hAnsi="Times New Roman"/>
-          <w:sz w:val="24"/>
-          <w:szCs w:val="24"/>
-        </w:rPr>
-      </w:pPr>
-      <w:r>
-        <w:rPr>
-          <w:rFonts w:ascii="Times New Roman" w:hAnsi="Times New Roman"/>
-          <w:i/>
-          <w:color w:val="FF0000"/>
-          <w:sz w:val="24"/>
-          <w:szCs w:val="24"/>
-        </w:rPr>
-        <w:t>Вірні:</w:t>
-      </w:r>
-      <w:r>
-        <w:rPr>
-          <w:rFonts w:ascii="Times New Roman" w:hAnsi="Times New Roman"/>
-          <w:color w:val="FF0000"/>
-          <w:sz w:val="24"/>
-          <w:szCs w:val="24"/>
-        </w:rPr>
-        <w:t xml:space="preserve"> </w:t>
-      </w:r>
-      <w:r>
-        <w:rPr>
-          <w:rFonts w:ascii="Times New Roman" w:hAnsi="Times New Roman"/>
-          <w:sz w:val="24"/>
-          <w:szCs w:val="24"/>
-        </w:rPr>
-        <w:t>Тобі, Господи.</w:t>
-      </w:r>
-    </w:p>
-    <w:p>
-      <w:pPr>
-        <w:spacing w:after="120"/>
-        <w:jc w:val="both"/>
-        <w:rPr>
-          <w:rFonts w:ascii="Times New Roman" w:hAnsi="Times New Roman"/>
-          <w:sz w:val="24"/>
-          <w:szCs w:val="24"/>
-        </w:rPr>
-      </w:pPr>
-      <w:r>
-        <w:rPr>
-          <w:rFonts w:ascii="Times New Roman" w:hAnsi="Times New Roman"/>
-          <w:i/>
-          <w:color w:val="FF0000"/>
-          <w:sz w:val="24"/>
-          <w:szCs w:val="24"/>
-        </w:rPr>
-        <w:t>Священник читає</w:t>
-      </w:r>
-      <w:r>
-        <w:rPr>
-          <w:rFonts w:ascii="Times New Roman" w:hAnsi="Times New Roman"/>
-          <w:color w:val="FF0000"/>
-          <w:sz w:val="24"/>
-          <w:szCs w:val="24"/>
-        </w:rPr>
-        <w:t xml:space="preserve">: </w:t>
-      </w:r>
-      <w:r>
-        <w:rPr>
-          <w:rFonts w:ascii="Times New Roman" w:hAnsi="Times New Roman"/>
-          <w:sz w:val="24"/>
-          <w:szCs w:val="24"/>
-        </w:rPr>
-        <w:t>Господи святий, ти на висоті живеш і всевидючим оком твоїм споглядаєш на всяке створіння! Перед тобою схилили ми голови, душі й тіла, і молимося до тебе, Святий святих: Простягни руку твою невидиму від святого житла твого і благослови всіх нас; а якщо ми де в чому згрішили добровільно чи недобровільно, як добрий і людинолюбний Бог, прости і даруй нам земні й небесні добра твої:</w:t>
-      </w:r>
-    </w:p>
-    <w:p>
-      <w:pPr>
-        <w:spacing w:after="120"/>
-      </w:pPr>
-      <w:r>
-        <w:rPr>
-          <w:rFonts w:ascii="Times New Roman" w:hAnsi="Times New Roman"/>
-          <w:i/>
-          <w:color w:val="FF4400"/>
-          <w:sz w:val="24"/>
-        </w:rPr>
-        <w:t xml:space="preserve">Священник: </w:t>
-      </w:r>
-      <w:r>
-        <w:rPr>
-          <w:rFonts w:ascii="Times New Roman" w:hAnsi="Times New Roman"/>
-          <w:color w:val="000000"/>
-          <w:sz w:val="24"/>
-        </w:rPr>
-        <w:t>Бо до Тебе належить милувати і спасати нас, Боже наш, і Тобі славу віддаємо, Отцю, і Сину, і Святому Духові, нині, і повсякчас, і на віки віків.</w:t>
+        <w:t xml:space="preserve"> Бо до Тебе належить милувати і спасати нас, Боже наш, і Тобі славу возсилаємо, Отцю, і Сину, і Святому Духові, нині, і повсякчас, і на віки віків.</w:t>
       </w:r>
     </w:p>
     <w:p>
@@ -15280,7 +16000,24 @@
           <w:sz w:val="24"/>
           <w:szCs w:val="24"/>
         </w:rPr>
-        <w:t xml:space="preserve"> Прихиливши небеса,* зійшов ти. Спасе мій,* і від Діви незмінно* прийняв тіло,* виточуючи мені прощення гріхів.</w:t>
+        <w:t xml:space="preserve"> Прихиливши небеса,* зійшов ти</w:t>
+      </w:r>
+      <w:r>
+        <w:rPr>
+          <w:rFonts w:ascii="Times New Roman" w:hAnsi="Times New Roman"/>
+          <w:sz w:val="24"/>
+          <w:szCs w:val="24"/>
+        </w:rPr>
+        <w:t>,</w:t>
+      </w:r>
+      <w:r>
+        <w:rPr>
+          <w:rFonts w:ascii="Times New Roman" w:hAnsi="Times New Roman"/>
+          <w:color w:val="000000"/>
+          <w:sz w:val="24"/>
+          <w:szCs w:val="24"/>
+        </w:rPr>
+        <w:t xml:space="preserve"> Спасе мій,* і від Діви незмінно* прийняв тіло,* виточуючи мені прощення гріхів.</w:t>
       </w:r>
     </w:p>
     <w:p>
@@ -15317,12 +16054,21 @@
       <w:r>
         <w:rPr>
           <w:rFonts w:ascii="Times New Roman" w:hAnsi="Times New Roman"/>
-          <w:color w:val="000000"/>
           <w:sz w:val="24"/>
           <w:szCs w:val="24"/>
           <w:u w:val="single"/>
         </w:rPr>
-        <w:t>Бог же, Цар наш предвічний,* спасіння явив посеред землі.</w:t>
+        <w:t>Пом’яни́ грома́ду Твою́,* яку придба́в Ти від поча́тку</w:t>
+      </w:r>
+      <w:r>
+        <w:rPr>
+          <w:rFonts w:ascii="Times New Roman" w:hAnsi="Times New Roman"/>
+          <w:color w:val="000000"/>
+          <w:sz w:val="24"/>
+          <w:szCs w:val="24"/>
+          <w:u w:val="single"/>
+        </w:rPr>
+        <w:t>.</w:t>
       </w:r>
     </w:p>
     <w:p>
@@ -15380,12 +16126,21 @@
       <w:r>
         <w:rPr>
           <w:rFonts w:ascii="Times New Roman" w:hAnsi="Times New Roman"/>
-          <w:color w:val="000000"/>
           <w:sz w:val="24"/>
           <w:szCs w:val="24"/>
           <w:u w:val="single"/>
         </w:rPr>
-        <w:t>Пом'яни свою громаду,* яку ти придбав собі здавна.</w:t>
+        <w:t>Бог же – цар наш спе́редвіку,* учини́в спасі́ння посе́ред землі́</w:t>
+      </w:r>
+      <w:r>
+        <w:rPr>
+          <w:rFonts w:ascii="Times New Roman" w:hAnsi="Times New Roman"/>
+          <w:color w:val="000000"/>
+          <w:sz w:val="24"/>
+          <w:szCs w:val="24"/>
+          <w:u w:val="single"/>
+        </w:rPr>
+        <w:t>.</w:t>
       </w:r>
     </w:p>
     <w:p>
@@ -15532,11 +16287,17 @@
     <w:p>
       <w:pPr>
         <w:spacing w:after="120"/>
-      </w:pPr>
-      <w:r>
-        <w:rPr>
-          <w:rFonts w:ascii="Times New Roman" w:hAnsi="Times New Roman"/>
-          <w:sz w:val="24"/>
+        <w:rPr>
+          <w:rFonts w:ascii="Times New Roman" w:hAnsi="Times New Roman"/>
+          <w:sz w:val="24"/>
+          <w:szCs w:val="24"/>
+        </w:rPr>
+      </w:pPr>
+      <w:r>
+        <w:rPr>
+          <w:rFonts w:ascii="Times New Roman" w:hAnsi="Times New Roman"/>
+          <w:sz w:val="24"/>
+          <w:szCs w:val="24"/>
         </w:rPr>
         <w:t xml:space="preserve">Святи́й Бо́же, святи́й Крі́пкий, святи́й Безсме́ртний, поми́луй нас. </w:t>
       </w:r>
@@ -15546,6 +16307,7 @@
           <w:i/>
           <w:color w:val="FF0000"/>
           <w:sz w:val="24"/>
+          <w:szCs w:val="24"/>
         </w:rPr>
         <w:t>(3 р.)</w:t>
       </w:r>
@@ -15553,11 +16315,17 @@
     <w:p>
       <w:pPr>
         <w:spacing w:after="120"/>
-      </w:pPr>
-      <w:r>
-        <w:rPr>
-          <w:rFonts w:ascii="Times New Roman" w:hAnsi="Times New Roman"/>
-          <w:sz w:val="24"/>
+        <w:rPr>
+          <w:rFonts w:ascii="Times New Roman" w:hAnsi="Times New Roman"/>
+          <w:sz w:val="24"/>
+          <w:szCs w:val="24"/>
+        </w:rPr>
+      </w:pPr>
+      <w:r>
+        <w:rPr>
+          <w:rFonts w:ascii="Times New Roman" w:hAnsi="Times New Roman"/>
+          <w:sz w:val="24"/>
+          <w:szCs w:val="24"/>
         </w:rPr>
         <w:t>Сла́ва Отцю́, і Си́ну, і Свято́му Ду́хові,* і ни́ні, і повсякча́с, і на ві́ки вікі́в. Амі́нь.</w:t>
       </w:r>
@@ -15565,11 +16333,17 @@
     <w:p>
       <w:pPr>
         <w:spacing w:after="120"/>
-      </w:pPr>
-      <w:r>
-        <w:rPr>
-          <w:rFonts w:ascii="Times New Roman" w:hAnsi="Times New Roman"/>
-          <w:sz w:val="24"/>
+        <w:rPr>
+          <w:rFonts w:ascii="Times New Roman" w:hAnsi="Times New Roman"/>
+          <w:sz w:val="24"/>
+          <w:szCs w:val="24"/>
+        </w:rPr>
+      </w:pPr>
+      <w:r>
+        <w:rPr>
+          <w:rFonts w:ascii="Times New Roman" w:hAnsi="Times New Roman"/>
+          <w:sz w:val="24"/>
+          <w:szCs w:val="24"/>
         </w:rPr>
         <w:t>Пресвята́ Тро́йце, поми́луй нас; Го́споди, очи́сти гріхи́ на́ші; Влади́ко, прости́ беззако́ння на́ші; Святи́й, завіта́й і зціли́ не́мочі на́ші, І́мени Твого́ ра́ди.</w:t>
       </w:r>
@@ -15577,11 +16351,17 @@
     <w:p>
       <w:pPr>
         <w:spacing w:after="120"/>
-      </w:pPr>
-      <w:r>
-        <w:rPr>
-          <w:rFonts w:ascii="Times New Roman" w:hAnsi="Times New Roman"/>
-          <w:sz w:val="24"/>
+        <w:rPr>
+          <w:rFonts w:ascii="Times New Roman" w:hAnsi="Times New Roman"/>
+          <w:sz w:val="24"/>
+          <w:szCs w:val="24"/>
+        </w:rPr>
+      </w:pPr>
+      <w:r>
+        <w:rPr>
+          <w:rFonts w:ascii="Times New Roman" w:hAnsi="Times New Roman"/>
+          <w:sz w:val="24"/>
+          <w:szCs w:val="24"/>
         </w:rPr>
         <w:t xml:space="preserve">Го́споди, поми́луй. </w:t>
       </w:r>
@@ -15591,6 +16371,7 @@
           <w:i/>
           <w:color w:val="FF0000"/>
           <w:sz w:val="24"/>
+          <w:szCs w:val="24"/>
         </w:rPr>
         <w:t>(3 р.)</w:t>
       </w:r>
@@ -15598,11 +16379,17 @@
     <w:p>
       <w:pPr>
         <w:spacing w:after="120"/>
-      </w:pPr>
-      <w:r>
-        <w:rPr>
-          <w:rFonts w:ascii="Times New Roman" w:hAnsi="Times New Roman"/>
-          <w:sz w:val="24"/>
+        <w:rPr>
+          <w:rFonts w:ascii="Times New Roman" w:hAnsi="Times New Roman"/>
+          <w:sz w:val="24"/>
+          <w:szCs w:val="24"/>
+        </w:rPr>
+      </w:pPr>
+      <w:r>
+        <w:rPr>
+          <w:rFonts w:ascii="Times New Roman" w:hAnsi="Times New Roman"/>
+          <w:sz w:val="24"/>
+          <w:szCs w:val="24"/>
         </w:rPr>
         <w:t>Сла́ва Отцю́, і Си́ну, і Свято́му Ду́хові,* і ни́ні, і повсякча́с, і на ві́ки вікі́в. Амі́нь.</w:t>
       </w:r>
@@ -15611,11 +16398,17 @@
       <w:pPr>
         <w:spacing w:after="120"/>
         <w:jc w:val="both"/>
-      </w:pPr>
-      <w:r>
-        <w:rPr>
-          <w:rFonts w:ascii="Times New Roman" w:hAnsi="Times New Roman"/>
-          <w:sz w:val="24"/>
+        <w:rPr>
+          <w:rFonts w:ascii="Times New Roman" w:hAnsi="Times New Roman"/>
+          <w:sz w:val="24"/>
+          <w:szCs w:val="24"/>
+        </w:rPr>
+      </w:pPr>
+      <w:r>
+        <w:rPr>
+          <w:rFonts w:ascii="Times New Roman" w:hAnsi="Times New Roman"/>
+          <w:sz w:val="24"/>
+          <w:szCs w:val="24"/>
         </w:rPr>
         <w:t>О́тче наш, що єси́ на небеса́х,* неха́й святи́ться ім’я́ Твоє́,* неха́й при́йде ца́рство Твоє́,* неха́й бу́де во́ля Твоя́, як на не́бі, так і на землі́.* Хліб наш насу́щний дай нам сього́дні;* і прости́ нам прови́ни на́ші,* як і ми проща́ємо винува́тцям на́шим;* і не введи́ нас у споку́су,* але́ ви́зволи нас від лука́вого.</w:t>
       </w:r>
@@ -15624,13 +16417,19 @@
       <w:pPr>
         <w:spacing w:after="120"/>
         <w:jc w:val="both"/>
-      </w:pPr>
-      <w:r>
-        <w:rPr>
-          <w:rFonts w:ascii="Times New Roman" w:hAnsi="Times New Roman"/>
-          <w:i/>
-          <w:color w:val="FF0000"/>
-          <w:sz w:val="24"/>
+        <w:rPr>
+          <w:rFonts w:ascii="Times New Roman" w:hAnsi="Times New Roman"/>
+          <w:sz w:val="24"/>
+          <w:szCs w:val="24"/>
+        </w:rPr>
+      </w:pPr>
+      <w:r>
+        <w:rPr>
+          <w:rFonts w:ascii="Times New Roman" w:hAnsi="Times New Roman"/>
+          <w:i/>
+          <w:color w:val="FF0000"/>
+          <w:sz w:val="24"/>
+          <w:szCs w:val="24"/>
         </w:rPr>
         <w:t>Священник:</w:t>
       </w:r>
@@ -15638,6 +16437,7 @@
         <w:rPr>
           <w:rFonts w:ascii="Times New Roman" w:hAnsi="Times New Roman"/>
           <w:sz w:val="24"/>
+          <w:szCs w:val="24"/>
         </w:rPr>
         <w:t xml:space="preserve"> Бо Твоє є царство, і сила, і слава, Отця, і Сина, і Святого Духа, нині, і повсякчас, і на віки віків.</w:t>
       </w:r>
@@ -15727,153 +16527,36 @@
     </w:p>
     <w:p>
       <w:pPr>
-        <w:pBdr>
-          <w:top w:val="nil"/>
-          <w:left w:val="nil"/>
-          <w:bottom w:val="nil"/>
-          <w:right w:val="nil"/>
-          <w:between w:val="nil"/>
-        </w:pBdr>
-        <w:spacing w:after="120"/>
-        <w:jc w:val="both"/>
-        <w:rPr>
-          <w:rFonts w:ascii="Times New Roman" w:hAnsi="Times New Roman"/>
-          <w:color w:val="FF0000"/>
-          <w:sz w:val="24"/>
-          <w:szCs w:val="24"/>
-        </w:rPr>
-      </w:pPr>
-      <w:r>
-        <w:rPr>
-          <w:rFonts w:ascii="Times New Roman" w:hAnsi="Times New Roman"/>
-          <w:i/>
-          <w:color w:val="FF0000"/>
-          <w:sz w:val="24"/>
-          <w:szCs w:val="24"/>
-          <w:highlight w:val="white"/>
-        </w:rPr>
-        <w:t>(г. 3):</w:t>
-      </w:r>
-      <w:r>
-        <w:rPr>
-          <w:rFonts w:ascii="Times New Roman" w:hAnsi="Times New Roman"/>
-          <w:color w:val="FF0000"/>
-          <w:sz w:val="24"/>
-          <w:szCs w:val="24"/>
-          <w:highlight w:val="white"/>
-        </w:rPr>
-        <w:t xml:space="preserve"> </w:t>
-      </w:r>
-      <w:r>
-        <w:rPr>
-          <w:rFonts w:ascii="Times New Roman" w:hAnsi="Times New Roman"/>
-          <w:color w:val="000000"/>
-          <w:sz w:val="24"/>
-          <w:szCs w:val="24"/>
-          <w:highlight w:val="white"/>
-        </w:rPr>
-        <w:t>Стовпом православ'я був єси,</w:t>
-      </w:r>
-      <w:r>
-        <w:rPr>
-          <w:rFonts w:ascii="Times New Roman" w:hAnsi="Times New Roman"/>
-          <w:color w:val="000000"/>
-          <w:sz w:val="24"/>
-          <w:szCs w:val="24"/>
-        </w:rPr>
-        <w:t>*</w:t>
-      </w:r>
-      <w:r>
-        <w:rPr>
-          <w:rFonts w:ascii="Times New Roman" w:hAnsi="Times New Roman"/>
-          <w:color w:val="000000"/>
-          <w:sz w:val="24"/>
-          <w:szCs w:val="24"/>
-          <w:highlight w:val="white"/>
-        </w:rPr>
-        <w:t xml:space="preserve"> божественними догматами Церкву підпираючи,</w:t>
-      </w:r>
-      <w:r>
-        <w:rPr>
-          <w:rFonts w:ascii="Times New Roman" w:hAnsi="Times New Roman"/>
-          <w:color w:val="000000"/>
-          <w:sz w:val="24"/>
-          <w:szCs w:val="24"/>
-        </w:rPr>
-        <w:t>*</w:t>
-      </w:r>
-      <w:r>
-        <w:rPr>
-          <w:rFonts w:ascii="Times New Roman" w:hAnsi="Times New Roman"/>
-          <w:color w:val="000000"/>
-          <w:sz w:val="24"/>
-          <w:szCs w:val="24"/>
-          <w:highlight w:val="white"/>
-        </w:rPr>
-        <w:t xml:space="preserve"> священноначальнику Атаназію,</w:t>
-      </w:r>
-      <w:r>
-        <w:rPr>
-          <w:rFonts w:ascii="Times New Roman" w:hAnsi="Times New Roman"/>
-          <w:color w:val="000000"/>
-          <w:sz w:val="24"/>
-          <w:szCs w:val="24"/>
-        </w:rPr>
-        <w:t>*</w:t>
-      </w:r>
-      <w:r>
-        <w:rPr>
-          <w:rFonts w:ascii="Times New Roman" w:hAnsi="Times New Roman"/>
-          <w:color w:val="000000"/>
-          <w:sz w:val="24"/>
-          <w:szCs w:val="24"/>
-          <w:highlight w:val="white"/>
-        </w:rPr>
-        <w:t xml:space="preserve"> Отцеві бо єдиносущного Сина проповідувавши,</w:t>
-      </w:r>
-      <w:r>
-        <w:rPr>
-          <w:rFonts w:ascii="Times New Roman" w:hAnsi="Times New Roman"/>
-          <w:color w:val="000000"/>
-          <w:sz w:val="24"/>
-          <w:szCs w:val="24"/>
-        </w:rPr>
-        <w:t>*</w:t>
-      </w:r>
-      <w:r>
-        <w:rPr>
-          <w:rFonts w:ascii="Times New Roman" w:hAnsi="Times New Roman"/>
-          <w:color w:val="000000"/>
-          <w:sz w:val="24"/>
-          <w:szCs w:val="24"/>
-          <w:highlight w:val="white"/>
-        </w:rPr>
-        <w:t xml:space="preserve"> осоромив ти Арія, отче преподобний,</w:t>
-      </w:r>
-      <w:r>
-        <w:rPr>
-          <w:rFonts w:ascii="Times New Roman" w:hAnsi="Times New Roman"/>
-          <w:color w:val="000000"/>
-          <w:sz w:val="24"/>
-          <w:szCs w:val="24"/>
-        </w:rPr>
-        <w:t>*</w:t>
-      </w:r>
-      <w:r>
-        <w:rPr>
-          <w:rFonts w:ascii="Times New Roman" w:hAnsi="Times New Roman"/>
-          <w:color w:val="000000"/>
-          <w:sz w:val="24"/>
-          <w:szCs w:val="24"/>
-          <w:highlight w:val="white"/>
-        </w:rPr>
-        <w:t xml:space="preserve"> Христа Бога моли, щоб дарував нас велику милість.</w:t>
-      </w:r>
-    </w:p>
-    <w:p>
-      <w:pPr>
-        <w:spacing w:after="120"/>
-        <w:jc w:val="both"/>
+        <w:spacing w:after="120"/>
+        <w:rPr>
+          <w:rFonts w:ascii="Times New Roman" w:hAnsi="Times New Roman"/>
+          <w:sz w:val="24"/>
+          <w:szCs w:val="24"/>
+        </w:rPr>
+      </w:pPr>
+      <w:r>
+        <w:rPr>
+          <w:rFonts w:ascii="Times New Roman" w:hAnsi="Times New Roman"/>
+          <w:i/>
+          <w:color w:val="FF4400"/>
+          <w:sz w:val="24"/>
+          <w:szCs w:val="24"/>
+        </w:rPr>
+        <w:t xml:space="preserve">(г. 4): </w:t>
+      </w:r>
+      <w:r>
+        <w:rPr>
+          <w:rFonts w:ascii="Times New Roman" w:hAnsi="Times New Roman"/>
+          <w:color w:val="000000"/>
+          <w:sz w:val="24"/>
+          <w:szCs w:val="24"/>
+        </w:rPr>
+        <w:t>I звичаїв апостолів причасником, і їх намісником стався ти,* знайшов ти шлях, богонатхненний, як дійти до видіння.* Задля того слово істини справляючи,* і задля віри постраждав ти аж до крови, священномученику Патрикію, моли Христа Бога, щоб спаслися душі наші.</w:t>
+      </w:r>
+    </w:p>
+    <w:p>
+      <w:pPr>
+        <w:spacing w:after="120"/>
         <w:rPr>
           <w:rFonts w:ascii="Times New Roman" w:hAnsi="Times New Roman"/>
           <w:sz w:val="24"/>
@@ -15884,42 +16567,43 @@
         <w:rPr>
           <w:rFonts w:ascii="Times New Roman" w:hAnsi="Times New Roman"/>
           <w:b/>
-          <w:sz w:val="24"/>
-          <w:szCs w:val="24"/>
-        </w:rPr>
-        <w:t>Слава: і нині:</w:t>
-      </w:r>
-      <w:r>
-        <w:rPr>
-          <w:rFonts w:ascii="Times New Roman" w:hAnsi="Times New Roman"/>
-          <w:sz w:val="24"/>
-          <w:szCs w:val="24"/>
-        </w:rPr>
-        <w:t xml:space="preserve"> </w:t>
-      </w:r>
-      <w:r>
-        <w:rPr>
-          <w:rFonts w:ascii="Times New Roman" w:hAnsi="Times New Roman"/>
-          <w:i/>
-          <w:color w:val="FF0000"/>
-          <w:sz w:val="24"/>
-          <w:szCs w:val="24"/>
-        </w:rPr>
-        <w:t>(г. 8):</w:t>
-      </w:r>
-      <w:r>
-        <w:rPr>
-          <w:rFonts w:ascii="Times New Roman" w:hAnsi="Times New Roman"/>
-          <w:sz w:val="24"/>
-          <w:szCs w:val="24"/>
-        </w:rPr>
-        <w:t xml:space="preserve"> В переполовення празника спраглу душу мою благочестя напій водами,* до всіх бо, Спасе, закликав Ти:* Спраглий нехай гряде до мене і нехай п’є.* Джерело життя нашого, Христе Боже, слава Тобі.</w:t>
-      </w:r>
-    </w:p>
-    <w:p>
-      <w:pPr>
-        <w:spacing w:after="120"/>
-        <w:jc w:val="both"/>
+          <w:color w:val="000000"/>
+          <w:sz w:val="24"/>
+          <w:szCs w:val="24"/>
+        </w:rPr>
+        <w:t xml:space="preserve">Слава І нині: </w:t>
+      </w:r>
+      <w:r>
+        <w:rPr>
+          <w:rFonts w:ascii="Times New Roman" w:hAnsi="Times New Roman"/>
+          <w:i/>
+          <w:color w:val="FF4400"/>
+          <w:sz w:val="24"/>
+          <w:szCs w:val="24"/>
+        </w:rPr>
+        <w:t xml:space="preserve">(г. 8): </w:t>
+      </w:r>
+      <w:r>
+        <w:rPr>
+          <w:rFonts w:ascii="Times New Roman" w:hAnsi="Times New Roman"/>
+          <w:sz w:val="24"/>
+          <w:szCs w:val="24"/>
+        </w:rPr>
+        <w:t>В переполове́ння пра́зника спра́глу ду́шу мою́ благоче́стя напі́й во́дами,* до всіх бо, Спа́се, закли́кав Ти:* Спра́глий неха́й гряде́ до Ме́не і неха́й п’є.* Джерело́ життя́ на́шого, Хри́сте Бо́же, сла́ва Тобі́</w:t>
+      </w:r>
+      <w:r>
+        <w:rPr>
+          <w:rFonts w:ascii="Times New Roman" w:hAnsi="Times New Roman"/>
+          <w:color w:val="000000"/>
+          <w:sz w:val="24"/>
+          <w:szCs w:val="24"/>
+        </w:rPr>
+        <w:t>.</w:t>
+      </w:r>
+    </w:p>
+    <w:p>
+      <w:pPr>
+        <w:spacing w:after="120"/>
         <w:rPr>
           <w:rFonts w:ascii="Times New Roman" w:hAnsi="Times New Roman"/>
           <w:sz w:val="24"/>
@@ -15947,7 +16631,7 @@
           <w:color w:val="FF0000"/>
           <w:sz w:val="24"/>
         </w:rPr>
-        <w:t>Єктенія усильного благання:</w:t>
+        <w:t>Єктенія усильного благання</w:t>
       </w:r>
     </w:p>
     <w:p>
@@ -16034,20 +16718,27 @@
       <w:pPr>
         <w:spacing w:after="120"/>
         <w:jc w:val="both"/>
-      </w:pPr>
-      <w:r>
-        <w:rPr>
-          <w:rFonts w:ascii="Times New Roman" w:hAnsi="Times New Roman"/>
-          <w:sz w:val="24"/>
-        </w:rPr>
-        <w:t xml:space="preserve">Ще молимось за святішого вселенського Архиєрея Франциска, Папу Римського, за блаженнішого Патріарха нашого Святослава, і за преосвященнішого Митрополита нашого Кир </w:t>
-      </w:r>
-      <w:r>
-        <w:rPr>
-          <w:rFonts w:ascii="Times New Roman" w:hAnsi="Times New Roman"/>
-          <w:i/>
-          <w:color w:val="FF0000"/>
-          <w:sz w:val="24"/>
+        <w:rPr>
+          <w:rFonts w:ascii="Times New Roman" w:hAnsi="Times New Roman"/>
+          <w:sz w:val="24"/>
+          <w:szCs w:val="24"/>
+        </w:rPr>
+      </w:pPr>
+      <w:r>
+        <w:rPr>
+          <w:rFonts w:ascii="Times New Roman" w:hAnsi="Times New Roman"/>
+          <w:sz w:val="24"/>
+          <w:szCs w:val="24"/>
+        </w:rPr>
+        <w:t xml:space="preserve">Ще молимось за святішого вселенського архиєрея Лева, папу Римського, і за блаженнішого  Патріарха нашого Святослава, і за преосвященнішого Митрополита нашого Кир </w:t>
+      </w:r>
+      <w:r>
+        <w:rPr>
+          <w:rFonts w:ascii="Times New Roman" w:hAnsi="Times New Roman"/>
+          <w:i/>
+          <w:color w:val="FF0000"/>
+          <w:sz w:val="24"/>
+          <w:szCs w:val="24"/>
         </w:rPr>
         <w:t>(ім'я)</w:t>
       </w:r>
@@ -16055,6 +16746,7 @@
         <w:rPr>
           <w:rFonts w:ascii="Times New Roman" w:hAnsi="Times New Roman"/>
           <w:sz w:val="24"/>
+          <w:szCs w:val="24"/>
         </w:rPr>
         <w:t xml:space="preserve">, і за боголюбивого Єпископа нашого Кир </w:t>
       </w:r>
@@ -16064,6 +16756,7 @@
           <w:i/>
           <w:color w:val="FF0000"/>
           <w:sz w:val="24"/>
+          <w:szCs w:val="24"/>
         </w:rPr>
         <w:t>(ім'я)</w:t>
       </w:r>
@@ -16071,6 +16764,7 @@
         <w:rPr>
           <w:rFonts w:ascii="Times New Roman" w:hAnsi="Times New Roman"/>
           <w:sz w:val="24"/>
+          <w:szCs w:val="24"/>
         </w:rPr>
         <w:t xml:space="preserve">, [і за всечесніших отців наших Протоархимандрита </w:t>
       </w:r>
@@ -16080,6 +16774,7 @@
           <w:i/>
           <w:color w:val="FF0000"/>
           <w:sz w:val="24"/>
+          <w:szCs w:val="24"/>
         </w:rPr>
         <w:t>(ім'я)</w:t>
       </w:r>
@@ -16087,6 +16782,7 @@
         <w:rPr>
           <w:rFonts w:ascii="Times New Roman" w:hAnsi="Times New Roman"/>
           <w:sz w:val="24"/>
+          <w:szCs w:val="24"/>
         </w:rPr>
         <w:t xml:space="preserve">, Архимандрита </w:t>
       </w:r>
@@ -16096,6 +16792,7 @@
           <w:i/>
           <w:color w:val="FF0000"/>
           <w:sz w:val="24"/>
+          <w:szCs w:val="24"/>
         </w:rPr>
         <w:t>(ім'я)</w:t>
       </w:r>
@@ -16103,6 +16800,7 @@
         <w:rPr>
           <w:rFonts w:ascii="Times New Roman" w:hAnsi="Times New Roman"/>
           <w:sz w:val="24"/>
+          <w:szCs w:val="24"/>
         </w:rPr>
         <w:t xml:space="preserve">, Протоігумена </w:t>
       </w:r>
@@ -16112,6 +16810,7 @@
           <w:i/>
           <w:color w:val="FF0000"/>
           <w:sz w:val="24"/>
+          <w:szCs w:val="24"/>
         </w:rPr>
         <w:t>(ім'я)</w:t>
       </w:r>
@@ -16119,6 +16818,7 @@
         <w:rPr>
           <w:rFonts w:ascii="Times New Roman" w:hAnsi="Times New Roman"/>
           <w:sz w:val="24"/>
+          <w:szCs w:val="24"/>
         </w:rPr>
         <w:t xml:space="preserve"> й Ігумена </w:t>
       </w:r>
@@ -16128,6 +16828,7 @@
           <w:i/>
           <w:color w:val="FF0000"/>
           <w:sz w:val="24"/>
+          <w:szCs w:val="24"/>
         </w:rPr>
         <w:t>(ім'я)</w:t>
       </w:r>
@@ -16135,6 +16836,7 @@
         <w:rPr>
           <w:rFonts w:ascii="Times New Roman" w:hAnsi="Times New Roman"/>
           <w:sz w:val="24"/>
+          <w:szCs w:val="24"/>
         </w:rPr>
         <w:t>], за тих, що служать і послужили у святому храмі цьому (і в святій обителі цій), і за отців наших духовних, і всіх у Христі братів наших.</w:t>
       </w:r>
@@ -16184,22 +16886,29 @@
     <w:p>
       <w:pPr>
         <w:spacing w:after="120"/>
-      </w:pPr>
-      <w:r>
-        <w:rPr>
-          <w:rFonts w:ascii="Times New Roman" w:hAnsi="Times New Roman"/>
-          <w:i/>
-          <w:color w:val="FF4400"/>
-          <w:sz w:val="24"/>
-        </w:rPr>
-        <w:t xml:space="preserve">Священник: </w:t>
-      </w:r>
-      <w:r>
-        <w:rPr>
-          <w:rFonts w:ascii="Times New Roman" w:hAnsi="Times New Roman"/>
-          <w:sz w:val="24"/>
-        </w:rPr>
-        <w:t>Бо милостивий і людинолюбний Бог єси, і Тобі славу возсилаємо, Отцю, і Сину, і Святому Духові, нині, і повсякчас, і на віки віків.</w:t>
+        <w:rPr>
+          <w:rFonts w:ascii="Times New Roman" w:hAnsi="Times New Roman"/>
+          <w:sz w:val="24"/>
+          <w:szCs w:val="24"/>
+        </w:rPr>
+      </w:pPr>
+      <w:r>
+        <w:rPr>
+          <w:rFonts w:ascii="Times New Roman" w:hAnsi="Times New Roman"/>
+          <w:i/>
+          <w:color w:val="FF0000"/>
+          <w:sz w:val="24"/>
+          <w:szCs w:val="24"/>
+        </w:rPr>
+        <w:t>Священник:</w:t>
+      </w:r>
+      <w:r>
+        <w:rPr>
+          <w:rFonts w:ascii="Times New Roman" w:hAnsi="Times New Roman"/>
+          <w:sz w:val="24"/>
+          <w:szCs w:val="24"/>
+        </w:rPr>
+        <w:t xml:space="preserve"> Бо милостивий і людинолюбний Бог єси, і Тобі славу возсилаємо, Отцю, і Сину, і Святому Духові, нині, і повсякчас, і на віки віків.</w:t>
       </w:r>
     </w:p>
     <w:p>
@@ -16281,13 +16990,19 @@
     <w:p>
       <w:pPr>
         <w:spacing w:after="120"/>
-      </w:pPr>
-      <w:r>
-        <w:rPr>
-          <w:rFonts w:ascii="Times New Roman" w:hAnsi="Times New Roman"/>
-          <w:i/>
-          <w:color w:val="FF0000"/>
-          <w:sz w:val="24"/>
+        <w:rPr>
+          <w:rFonts w:ascii="Times New Roman" w:hAnsi="Times New Roman"/>
+          <w:sz w:val="24"/>
+          <w:szCs w:val="24"/>
+        </w:rPr>
+      </w:pPr>
+      <w:r>
+        <w:rPr>
+          <w:rFonts w:ascii="Times New Roman" w:hAnsi="Times New Roman"/>
+          <w:i/>
+          <w:color w:val="FF0000"/>
+          <w:sz w:val="24"/>
+          <w:szCs w:val="24"/>
         </w:rPr>
         <w:t>Вірні:</w:t>
       </w:r>
@@ -16295,6 +17010,7 @@
         <w:rPr>
           <w:rFonts w:ascii="Times New Roman" w:hAnsi="Times New Roman"/>
           <w:sz w:val="24"/>
+          <w:szCs w:val="24"/>
         </w:rPr>
         <w:t xml:space="preserve"> </w:t>
       </w:r>
@@ -16303,6 +17019,7 @@
           <w:rFonts w:ascii="Times New Roman" w:hAnsi="Times New Roman"/>
           <w:color w:val="333333"/>
           <w:sz w:val="24"/>
+          <w:szCs w:val="24"/>
         </w:rPr>
         <w:t>Світи́ся, світи́ся, нови́й Єрусали́ме,* сла́ва бо Госпо́дня на то</w:t>
       </w:r>
@@ -16311,6 +17028,7 @@
           <w:rFonts w:ascii="Times New Roman" w:hAnsi="Times New Roman"/>
           <w:color w:val="000000"/>
           <w:sz w:val="24"/>
+          <w:szCs w:val="24"/>
         </w:rPr>
         <w:t>́</w:t>
       </w:r>
@@ -16319,6 +17037,7 @@
           <w:rFonts w:ascii="Times New Roman" w:hAnsi="Times New Roman"/>
           <w:color w:val="333333"/>
           <w:sz w:val="24"/>
+          <w:szCs w:val="24"/>
         </w:rPr>
         <w:t>бі возсія́ла!* Раді́й ни</w:t>
       </w:r>
@@ -16327,6 +17046,7 @@
           <w:rFonts w:ascii="Times New Roman" w:hAnsi="Times New Roman"/>
           <w:color w:val="000000"/>
           <w:sz w:val="24"/>
+          <w:szCs w:val="24"/>
         </w:rPr>
         <w:t>́</w:t>
       </w:r>
@@ -16335,6 +17055,7 @@
           <w:rFonts w:ascii="Times New Roman" w:hAnsi="Times New Roman"/>
           <w:color w:val="333333"/>
           <w:sz w:val="24"/>
+          <w:szCs w:val="24"/>
         </w:rPr>
         <w:t>ні й весели́ся, Сіо́не.* А ти, чи́ста Богоро́дице, втіша́йся воскресі́нням Си́на свого́.</w:t>
       </w:r>
@@ -16343,30 +17064,29 @@
       <w:pPr>
         <w:spacing w:after="120"/>
         <w:jc w:val="both"/>
-      </w:pPr>
-      <w:r>
-        <w:rPr>
-          <w:rFonts w:ascii="Times New Roman" w:hAnsi="Times New Roman"/>
-          <w:i/>
-          <w:color w:val="FF0000"/>
-          <w:sz w:val="24"/>
+        <w:rPr>
+          <w:rFonts w:ascii="Times New Roman" w:hAnsi="Times New Roman"/>
+          <w:sz w:val="24"/>
+          <w:szCs w:val="24"/>
+        </w:rPr>
+      </w:pPr>
+      <w:r>
+        <w:rPr>
+          <w:rFonts w:ascii="Times New Roman" w:hAnsi="Times New Roman"/>
+          <w:i/>
+          <w:color w:val="FF0000"/>
+          <w:sz w:val="24"/>
+          <w:szCs w:val="24"/>
         </w:rPr>
         <w:t>Священник:</w:t>
       </w:r>
       <w:r>
         <w:rPr>
           <w:rFonts w:ascii="Times New Roman" w:hAnsi="Times New Roman"/>
-          <w:color w:val="FF0000"/>
-          <w:sz w:val="24"/>
-        </w:rPr>
-        <w:t xml:space="preserve"> </w:t>
-      </w:r>
-      <w:r>
-        <w:rPr>
-          <w:rFonts w:ascii="Times New Roman" w:hAnsi="Times New Roman"/>
-          <w:sz w:val="24"/>
-        </w:rPr>
-        <w:t>Слава тобі, Христе Боже, уповання наше, слава тобі!</w:t>
+          <w:sz w:val="24"/>
+          <w:szCs w:val="24"/>
+        </w:rPr>
+        <w:t xml:space="preserve"> Слава тобі, Христе Боже, уповання наше, слава тобі!</w:t>
       </w:r>
     </w:p>
     <w:p>
@@ -16422,7 +17142,6 @@
     <w:p>
       <w:pPr>
         <w:spacing w:after="120"/>
-        <w:jc w:val="both"/>
         <w:rPr>
           <w:rFonts w:ascii="Times New Roman" w:hAnsi="Times New Roman"/>
           <w:sz w:val="24"/>
@@ -16442,54 +17161,28 @@
       <w:r>
         <w:rPr>
           <w:rFonts w:ascii="Times New Roman" w:hAnsi="Times New Roman"/>
-          <w:color w:val="FF0000"/>
-          <w:sz w:val="24"/>
-          <w:szCs w:val="24"/>
-        </w:rPr>
-        <w:t xml:space="preserve"> </w:t>
-      </w:r>
-      <w:r>
-        <w:rPr>
-          <w:rFonts w:ascii="Times New Roman" w:hAnsi="Times New Roman"/>
-          <w:sz w:val="24"/>
-          <w:szCs w:val="24"/>
-        </w:rPr>
-        <w:t xml:space="preserve">Христос, що воскрес із мертвих, істинний Бог наш, молитвами пречистої своєї Матері, святих, славних і всехвальних апостолів. і святого </w:t>
-      </w:r>
-      <w:r>
-        <w:rPr>
-          <w:rFonts w:ascii="Times New Roman" w:hAnsi="Times New Roman"/>
-          <w:i/>
-          <w:color w:val="FF0000"/>
-          <w:sz w:val="24"/>
-          <w:szCs w:val="24"/>
-        </w:rPr>
-        <w:t>(ім'я, якого є храм)</w:t>
-      </w:r>
-      <w:r>
-        <w:rPr>
-          <w:rFonts w:ascii="Times New Roman" w:hAnsi="Times New Roman"/>
-          <w:sz w:val="24"/>
-          <w:szCs w:val="24"/>
-        </w:rPr>
-        <w:t xml:space="preserve">, і </w:t>
-      </w:r>
-      <w:r>
-        <w:rPr>
-          <w:rFonts w:ascii="Times New Roman" w:hAnsi="Times New Roman"/>
-          <w:color w:val="000000"/>
-          <w:sz w:val="24"/>
-          <w:szCs w:val="24"/>
-        </w:rPr>
-        <w:t>свя</w:t>
-      </w:r>
-      <w:r>
-        <w:rPr>
-          <w:rFonts w:ascii="Times New Roman" w:hAnsi="Times New Roman"/>
-          <w:sz w:val="24"/>
-          <w:szCs w:val="24"/>
-        </w:rPr>
-        <w:t>того отця нашого Атанасія Великого, архиєпископа Олександрійського, і всіх святих, помилує і спасе нас, як благий і людинолюбний.</w:t>
+          <w:sz w:val="24"/>
+          <w:szCs w:val="24"/>
+        </w:rPr>
+        <w:t xml:space="preserve"> Христос, що воскрес із мертвих, істинний Бог наш - молитвами пречистої Своєї Матері, святих, славних і всехвальних апостолів, і святого, </w:t>
+      </w:r>
+      <w:r>
+        <w:rPr>
+          <w:rFonts w:ascii="Times New Roman" w:hAnsi="Times New Roman"/>
+          <w:i/>
+          <w:color w:val="FF0000"/>
+          <w:sz w:val="24"/>
+          <w:szCs w:val="24"/>
+        </w:rPr>
+        <w:t>якого є храм</w:t>
+      </w:r>
+      <w:r>
+        <w:rPr>
+          <w:rFonts w:ascii="Times New Roman" w:hAnsi="Times New Roman"/>
+          <w:sz w:val="24"/>
+          <w:szCs w:val="24"/>
+        </w:rPr>
+        <w:t>, і святого священномученика Патрикія, єпископа Пруського, і тих, що з ним, і всіх святих - помилує і спасе нас як благий і людинолюбний.</w:t>
       </w:r>
     </w:p>
     <w:p>
@@ -17061,6 +17754,7 @@
     <w:rPr>
       <w:rFonts w:eastAsia="Times New Roman" w:cs="Times New Roman"/>
       <w:sz w:val="36"/>
+      <w:szCs w:val="36"/>
     </w:rPr>
   </w:style>
   <w:style w:type="paragraph" w:styleId="Heading1">
@@ -17213,21 +17907,6 @@
     <w:semiHidden/>
     <w:unhideWhenUsed/>
   </w:style>
-  <w:style w:type="table" w:customStyle="1" w:styleId="TableNormal1">
-    <w:name w:val="Table Normal1"/>
-    <w:rPr>
-      <w:sz w:val="36"/>
-      <w:szCs w:val="36"/>
-    </w:rPr>
-    <w:tblPr>
-      <w:tblCellMar>
-        <w:top w:w="0" w:type="dxa"/>
-        <w:left w:w="0" w:type="dxa"/>
-        <w:bottom w:w="0" w:type="dxa"/>
-        <w:right w:w="0" w:type="dxa"/>
-      </w:tblCellMar>
-    </w:tblPr>
-  </w:style>
   <w:style w:type="paragraph" w:styleId="Title">
     <w:name w:val="Title"/>
     <w:basedOn w:val="Normal"/>
@@ -17244,6 +17923,21 @@
       <w:sz w:val="72"/>
       <w:szCs w:val="72"/>
     </w:rPr>
+  </w:style>
+  <w:style w:type="table" w:customStyle="1" w:styleId="TableNormal1">
+    <w:name w:val="Table Normal1"/>
+    <w:rPr>
+      <w:sz w:val="36"/>
+      <w:szCs w:val="36"/>
+    </w:rPr>
+    <w:tblPr>
+      <w:tblCellMar>
+        <w:top w:w="0" w:type="dxa"/>
+        <w:left w:w="0" w:type="dxa"/>
+        <w:bottom w:w="0" w:type="dxa"/>
+        <w:right w:w="0" w:type="dxa"/>
+      </w:tblCellMar>
+    </w:tblPr>
   </w:style>
   <w:style w:type="character" w:customStyle="1" w:styleId="Heading1Char">
     <w:name w:val="Heading 1 Char"/>
@@ -17648,8 +18342,8 @@
 </file>
 
 <file path=customXml/item1.xml><?xml version="1.0" encoding="utf-8"?>
-<go:gDocsCustomXmlDataStorage xmlns:go="http://customooxmlschemas.google.com/" xmlns:r="http://schemas.openxmlformats.org/officeDocument/2006/relationships" uri="GoogleDocsCustomDataVersion1">
-  <go:docsCustomData xmlns:go="http://customooxmlschemas.google.com/" roundtripDataSignature="AMtx7mi7VG4O5udSYhnTK9tYzdp92eQRdg==">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</go:docsCustomData>
+<go:gDocsCustomXmlDataStorage xmlns:go="http://customooxmlschemas.google.com/" xmlns:r="http://schemas.openxmlformats.org/officeDocument/2006/relationships" uri="GoogleDocsCustomDataVersion2">
+  <go:docsCustomData xmlns:go="http://customooxmlschemas.google.com/" roundtripDataSignature="AMtx7mhEIDlpL0my9kHboLRIYa0ZeTh/BA==">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</go:docsCustomData>
 </go:gDocsCustomXmlDataStorage>
 </file>
 
